--- a/7-技术管理/运行记录类文件/HXDL-ITSS-0703-运维服务研发成果.docx
+++ b/7-技术管理/运行记录类文件/HXDL-ITSS-0703-运维服务研发成果.docx
@@ -26,6 +26,7 @@
           <w:lang w:val="en-US" w:eastAsia="zh-CN"/>
         </w:rPr>
       </w:pPr>
+      <w:bookmarkStart w:id="0" w:name="_Toc10763"/>
       <w:r>
         <w:drawing>
           <wp:anchor distT="0" distB="0" distL="114300" distR="114300" simplePos="0" relativeHeight="251659264" behindDoc="1" locked="0" layoutInCell="1" allowOverlap="1">
@@ -84,6 +85,7 @@
         </w:rPr>
         <w:t>天津市华夏电缆有限公司</w:t>
       </w:r>
+      <w:bookmarkEnd w:id="0"/>
     </w:p>
     <w:p>
       <w:pPr>
@@ -110,6 +112,7 @@
           <w:lang w:val="en-US" w:eastAsia="zh-CN"/>
         </w:rPr>
       </w:pPr>
+      <w:bookmarkStart w:id="1" w:name="_Toc19943"/>
       <w:r>
         <w:rPr>
           <w:rFonts w:hint="eastAsia"/>
@@ -117,6 +120,7 @@
         </w:rPr>
         <w:t>运维服务研发成果</w:t>
       </w:r>
+      <w:bookmarkEnd w:id="1"/>
     </w:p>
     <w:p>
       <w:pPr>
@@ -143,6 +147,7 @@
           <w:lang w:val="en-US" w:eastAsia="zh-CN"/>
         </w:rPr>
       </w:pPr>
+      <w:bookmarkStart w:id="2" w:name="_Toc12184"/>
       <w:r>
         <w:rPr>
           <w:rFonts w:hint="eastAsia"/>
@@ -150,6 +155,7 @@
         </w:rPr>
         <w:t>（HXDL-ITSS-0703）</w:t>
       </w:r>
+      <w:bookmarkEnd w:id="2"/>
     </w:p>
     <w:p>
       <w:pPr>
@@ -674,6 +680,7 @@
           <w:szCs w:val="30"/>
         </w:rPr>
       </w:pPr>
+      <w:bookmarkStart w:id="3" w:name="_Toc4968"/>
       <w:r>
         <w:rPr>
           <w:rFonts w:ascii="宋体" w:hAnsi="宋体" w:eastAsia="宋体" w:cs="宋体"/>
@@ -685,6 +692,7 @@
         </w:rPr>
         <w:t>文件编制和变更履历</w:t>
       </w:r>
+      <w:bookmarkEnd w:id="3"/>
     </w:p>
     <w:tbl>
       <w:tblPr>
@@ -2194,6 +2202,1165 @@
         </w:tc>
       </w:tr>
     </w:tbl>
+    <w:p/>
+    <w:p>
+      <w:pPr>
+        <w:rPr>
+          <w:rFonts w:hint="default"/>
+          <w:lang w:val="en-US" w:eastAsia="zh-CN"/>
+        </w:rPr>
+      </w:pPr>
+      <w:r>
+        <w:rPr>
+          <w:rFonts w:hint="default"/>
+          <w:lang w:val="en-US" w:eastAsia="zh-CN"/>
+        </w:rPr>
+        <w:br w:type="page"/>
+      </w:r>
+    </w:p>
+    <w:sdt>
+      <w:sdtPr>
+        <w:rPr>
+          <w:rFonts w:ascii="宋体" w:hAnsi="宋体" w:eastAsia="宋体" w:cs="Arial"/>
+          <w:snapToGrid w:val="0"/>
+          <w:color w:val="000000"/>
+          <w:kern w:val="0"/>
+          <w:sz w:val="21"/>
+          <w:szCs w:val="21"/>
+          <w:lang w:val="en-US" w:eastAsia="en-US" w:bidi="ar-SA"/>
+        </w:rPr>
+        <w:id w:val="147481287"/>
+        <w15:color w:val="DBDBDB"/>
+        <w:docPartObj>
+          <w:docPartGallery w:val="Table of Contents"/>
+          <w:docPartUnique/>
+        </w:docPartObj>
+      </w:sdtPr>
+      <w:sdtEndPr>
+        <w:rPr>
+          <w:rFonts w:ascii="宋体" w:hAnsi="宋体" w:eastAsia="宋体" w:cs="Arial"/>
+          <w:snapToGrid w:val="0"/>
+          <w:color w:val="000000"/>
+          <w:kern w:val="0"/>
+          <w:sz w:val="21"/>
+          <w:szCs w:val="21"/>
+          <w:lang w:val="en-US" w:eastAsia="en-US" w:bidi="ar-SA"/>
+        </w:rPr>
+      </w:sdtEndPr>
+      <w:sdtContent>
+        <w:p>
+          <w:pPr>
+            <w:spacing w:before="0" w:beforeLines="0" w:after="0" w:afterLines="0" w:line="240" w:lineRule="auto"/>
+            <w:ind w:left="0" w:leftChars="0" w:right="0" w:rightChars="0" w:firstLine="0" w:firstLineChars="0"/>
+            <w:jc w:val="center"/>
+          </w:pPr>
+          <w:r>
+            <w:rPr>
+              <w:rFonts w:ascii="宋体" w:hAnsi="宋体" w:eastAsia="宋体"/>
+              <w:sz w:val="21"/>
+            </w:rPr>
+            <w:t>目录</w:t>
+          </w:r>
+        </w:p>
+        <w:p>
+          <w:pPr>
+            <w:pStyle w:val="16"/>
+            <w:tabs>
+              <w:tab w:val="right" w:leader="dot" w:pos="8306"/>
+            </w:tabs>
+          </w:pPr>
+          <w:r>
+            <w:fldChar w:fldCharType="begin"/>
+          </w:r>
+          <w:r>
+            <w:instrText xml:space="preserve">TOC \o "1-3" \h \u </w:instrText>
+          </w:r>
+          <w:r>
+            <w:fldChar w:fldCharType="separate"/>
+          </w:r>
+          <w:r>
+            <w:fldChar w:fldCharType="begin"/>
+          </w:r>
+          <w:r>
+            <w:instrText xml:space="preserve"> HYPERLINK \l _Toc10763 </w:instrText>
+          </w:r>
+          <w:r>
+            <w:fldChar w:fldCharType="separate"/>
+          </w:r>
+          <w:r>
+            <w:rPr>
+              <w:rFonts w:hint="eastAsia"/>
+              <w:lang w:val="en-US" w:eastAsia="zh-CN"/>
+            </w:rPr>
+            <w:t>天津市华夏电缆有限公司</w:t>
+          </w:r>
+          <w:r>
+            <w:tab/>
+          </w:r>
+          <w:r>
+            <w:fldChar w:fldCharType="begin"/>
+          </w:r>
+          <w:r>
+            <w:instrText xml:space="preserve"> PAGEREF _Toc10763 \h </w:instrText>
+          </w:r>
+          <w:r>
+            <w:fldChar w:fldCharType="separate"/>
+          </w:r>
+          <w:r>
+            <w:t>1</w:t>
+          </w:r>
+          <w:r>
+            <w:fldChar w:fldCharType="end"/>
+          </w:r>
+          <w:r>
+            <w:fldChar w:fldCharType="end"/>
+          </w:r>
+        </w:p>
+        <w:p>
+          <w:pPr>
+            <w:pStyle w:val="16"/>
+            <w:tabs>
+              <w:tab w:val="right" w:leader="dot" w:pos="8306"/>
+            </w:tabs>
+          </w:pPr>
+          <w:r>
+            <w:fldChar w:fldCharType="begin"/>
+          </w:r>
+          <w:r>
+            <w:instrText xml:space="preserve"> HYPERLINK \l _Toc19943 </w:instrText>
+          </w:r>
+          <w:r>
+            <w:fldChar w:fldCharType="separate"/>
+          </w:r>
+          <w:r>
+            <w:rPr>
+              <w:rFonts w:hint="eastAsia"/>
+              <w:lang w:val="en-US" w:eastAsia="zh-CN"/>
+            </w:rPr>
+            <w:t>运维服务研发成果</w:t>
+          </w:r>
+          <w:r>
+            <w:tab/>
+          </w:r>
+          <w:r>
+            <w:fldChar w:fldCharType="begin"/>
+          </w:r>
+          <w:r>
+            <w:instrText xml:space="preserve"> PAGEREF _Toc19943 \h </w:instrText>
+          </w:r>
+          <w:r>
+            <w:fldChar w:fldCharType="separate"/>
+          </w:r>
+          <w:r>
+            <w:t>1</w:t>
+          </w:r>
+          <w:r>
+            <w:fldChar w:fldCharType="end"/>
+          </w:r>
+          <w:r>
+            <w:fldChar w:fldCharType="end"/>
+          </w:r>
+        </w:p>
+        <w:p>
+          <w:pPr>
+            <w:pStyle w:val="16"/>
+            <w:tabs>
+              <w:tab w:val="right" w:leader="dot" w:pos="8306"/>
+            </w:tabs>
+          </w:pPr>
+          <w:r>
+            <w:fldChar w:fldCharType="begin"/>
+          </w:r>
+          <w:r>
+            <w:instrText xml:space="preserve"> HYPERLINK \l _Toc12184 </w:instrText>
+          </w:r>
+          <w:r>
+            <w:fldChar w:fldCharType="separate"/>
+          </w:r>
+          <w:r>
+            <w:rPr>
+              <w:rFonts w:hint="eastAsia"/>
+              <w:lang w:val="en-US" w:eastAsia="zh-CN"/>
+            </w:rPr>
+            <w:t>（HXDL-ITSS-0703）</w:t>
+          </w:r>
+          <w:r>
+            <w:tab/>
+          </w:r>
+          <w:r>
+            <w:fldChar w:fldCharType="begin"/>
+          </w:r>
+          <w:r>
+            <w:instrText xml:space="preserve"> PAGEREF _Toc12184 \h </w:instrText>
+          </w:r>
+          <w:r>
+            <w:fldChar w:fldCharType="separate"/>
+          </w:r>
+          <w:r>
+            <w:t>1</w:t>
+          </w:r>
+          <w:r>
+            <w:fldChar w:fldCharType="end"/>
+          </w:r>
+          <w:r>
+            <w:fldChar w:fldCharType="end"/>
+          </w:r>
+        </w:p>
+        <w:p>
+          <w:pPr>
+            <w:pStyle w:val="16"/>
+            <w:tabs>
+              <w:tab w:val="right" w:leader="dot" w:pos="8306"/>
+            </w:tabs>
+          </w:pPr>
+          <w:r>
+            <w:fldChar w:fldCharType="begin"/>
+          </w:r>
+          <w:r>
+            <w:instrText xml:space="preserve"> HYPERLINK \l _Toc4968 </w:instrText>
+          </w:r>
+          <w:r>
+            <w:fldChar w:fldCharType="separate"/>
+          </w:r>
+          <w:r>
+            <w:rPr>
+              <w:rFonts w:ascii="宋体" w:hAnsi="宋体" w:eastAsia="宋体" w:cs="宋体"/>
+              <w:bCs/>
+              <w:spacing w:val="-4"/>
+              <w:szCs w:val="30"/>
+            </w:rPr>
+            <w:t>文件编制和变更履历</w:t>
+          </w:r>
+          <w:r>
+            <w:tab/>
+          </w:r>
+          <w:r>
+            <w:fldChar w:fldCharType="begin"/>
+          </w:r>
+          <w:r>
+            <w:instrText xml:space="preserve"> PAGEREF _Toc4968 \h </w:instrText>
+          </w:r>
+          <w:r>
+            <w:fldChar w:fldCharType="separate"/>
+          </w:r>
+          <w:r>
+            <w:t>2</w:t>
+          </w:r>
+          <w:r>
+            <w:fldChar w:fldCharType="end"/>
+          </w:r>
+          <w:r>
+            <w:fldChar w:fldCharType="end"/>
+          </w:r>
+        </w:p>
+        <w:p>
+          <w:pPr>
+            <w:pStyle w:val="16"/>
+            <w:tabs>
+              <w:tab w:val="right" w:leader="dot" w:pos="8306"/>
+            </w:tabs>
+          </w:pPr>
+          <w:r>
+            <w:fldChar w:fldCharType="begin"/>
+          </w:r>
+          <w:r>
+            <w:instrText xml:space="preserve"> HYPERLINK \l _Toc15168 </w:instrText>
+          </w:r>
+          <w:r>
+            <w:fldChar w:fldCharType="separate"/>
+          </w:r>
+          <w:r>
+            <w:rPr>
+              <w:rFonts w:hint="default"/>
+            </w:rPr>
+            <w:t xml:space="preserve">1. </w:t>
+          </w:r>
+          <w:r>
+            <w:t>综述</w:t>
+          </w:r>
+          <w:r>
+            <w:tab/>
+          </w:r>
+          <w:r>
+            <w:fldChar w:fldCharType="begin"/>
+          </w:r>
+          <w:r>
+            <w:instrText xml:space="preserve"> PAGEREF _Toc15168 \h </w:instrText>
+          </w:r>
+          <w:r>
+            <w:fldChar w:fldCharType="separate"/>
+          </w:r>
+          <w:r>
+            <w:t>4</w:t>
+          </w:r>
+          <w:r>
+            <w:fldChar w:fldCharType="end"/>
+          </w:r>
+          <w:r>
+            <w:fldChar w:fldCharType="end"/>
+          </w:r>
+        </w:p>
+        <w:p>
+          <w:pPr>
+            <w:pStyle w:val="16"/>
+            <w:tabs>
+              <w:tab w:val="right" w:leader="dot" w:pos="8306"/>
+            </w:tabs>
+          </w:pPr>
+          <w:r>
+            <w:fldChar w:fldCharType="begin"/>
+          </w:r>
+          <w:r>
+            <w:instrText xml:space="preserve"> HYPERLINK \l _Toc16399 </w:instrText>
+          </w:r>
+          <w:r>
+            <w:fldChar w:fldCharType="separate"/>
+          </w:r>
+          <w:r>
+            <w:rPr>
+              <w:rFonts w:hint="default"/>
+            </w:rPr>
+            <w:t xml:space="preserve">2. </w:t>
+          </w:r>
+          <w:r>
+            <w:t>运维工具研发成果说明</w:t>
+          </w:r>
+          <w:r>
+            <w:tab/>
+          </w:r>
+          <w:r>
+            <w:fldChar w:fldCharType="begin"/>
+          </w:r>
+          <w:r>
+            <w:instrText xml:space="preserve"> PAGEREF _Toc16399 \h </w:instrText>
+          </w:r>
+          <w:r>
+            <w:fldChar w:fldCharType="separate"/>
+          </w:r>
+          <w:r>
+            <w:t>4</w:t>
+          </w:r>
+          <w:r>
+            <w:fldChar w:fldCharType="end"/>
+          </w:r>
+          <w:r>
+            <w:fldChar w:fldCharType="end"/>
+          </w:r>
+        </w:p>
+        <w:p>
+          <w:pPr>
+            <w:pStyle w:val="17"/>
+            <w:tabs>
+              <w:tab w:val="right" w:leader="dot" w:pos="8306"/>
+            </w:tabs>
+          </w:pPr>
+          <w:r>
+            <w:fldChar w:fldCharType="begin"/>
+          </w:r>
+          <w:r>
+            <w:instrText xml:space="preserve"> HYPERLINK \l _Toc6665 </w:instrText>
+          </w:r>
+          <w:r>
+            <w:fldChar w:fldCharType="separate"/>
+          </w:r>
+          <w:r>
+            <w:rPr>
+              <w:rFonts w:hint="default"/>
+            </w:rPr>
+            <w:t xml:space="preserve">2.1. </w:t>
+          </w:r>
+          <w:r>
+            <w:t>物管平台-物联标识系统</w:t>
+          </w:r>
+          <w:r>
+            <w:tab/>
+          </w:r>
+          <w:r>
+            <w:fldChar w:fldCharType="begin"/>
+          </w:r>
+          <w:r>
+            <w:instrText xml:space="preserve"> PAGEREF _Toc6665 \h </w:instrText>
+          </w:r>
+          <w:r>
+            <w:fldChar w:fldCharType="separate"/>
+          </w:r>
+          <w:r>
+            <w:t>4</w:t>
+          </w:r>
+          <w:r>
+            <w:fldChar w:fldCharType="end"/>
+          </w:r>
+          <w:r>
+            <w:fldChar w:fldCharType="end"/>
+          </w:r>
+        </w:p>
+        <w:p>
+          <w:pPr>
+            <w:pStyle w:val="13"/>
+            <w:tabs>
+              <w:tab w:val="right" w:leader="dot" w:pos="8306"/>
+            </w:tabs>
+          </w:pPr>
+          <w:r>
+            <w:fldChar w:fldCharType="begin"/>
+          </w:r>
+          <w:r>
+            <w:instrText xml:space="preserve"> HYPERLINK \l _Toc31384 </w:instrText>
+          </w:r>
+          <w:r>
+            <w:fldChar w:fldCharType="separate"/>
+          </w:r>
+          <w:r>
+            <w:rPr>
+              <w:rFonts w:hint="default"/>
+            </w:rPr>
+            <w:t xml:space="preserve">2.1.1. </w:t>
+          </w:r>
+          <w:r>
+            <w:t>项目总体</w:t>
+          </w:r>
+          <w:r>
+            <w:rPr>
+              <w:rFonts w:hint="eastAsia"/>
+              <w:lang w:val="en-US" w:eastAsia="zh-CN"/>
+            </w:rPr>
+            <w:t>概况</w:t>
+          </w:r>
+          <w:r>
+            <w:tab/>
+          </w:r>
+          <w:r>
+            <w:fldChar w:fldCharType="begin"/>
+          </w:r>
+          <w:r>
+            <w:instrText xml:space="preserve"> PAGEREF _Toc31384 \h </w:instrText>
+          </w:r>
+          <w:r>
+            <w:fldChar w:fldCharType="separate"/>
+          </w:r>
+          <w:r>
+            <w:t>4</w:t>
+          </w:r>
+          <w:r>
+            <w:fldChar w:fldCharType="end"/>
+          </w:r>
+          <w:r>
+            <w:fldChar w:fldCharType="end"/>
+          </w:r>
+        </w:p>
+        <w:p>
+          <w:pPr>
+            <w:pStyle w:val="13"/>
+            <w:tabs>
+              <w:tab w:val="right" w:leader="dot" w:pos="8306"/>
+            </w:tabs>
+          </w:pPr>
+          <w:r>
+            <w:fldChar w:fldCharType="begin"/>
+          </w:r>
+          <w:r>
+            <w:instrText xml:space="preserve"> HYPERLINK \l _Toc22115 </w:instrText>
+          </w:r>
+          <w:r>
+            <w:fldChar w:fldCharType="separate"/>
+          </w:r>
+          <w:r>
+            <w:rPr>
+              <w:rFonts w:hint="default"/>
+            </w:rPr>
+            <w:t xml:space="preserve">2.1.2. </w:t>
+          </w:r>
+          <w:r>
+            <w:t>整体计划推进表</w:t>
+          </w:r>
+          <w:r>
+            <w:tab/>
+          </w:r>
+          <w:r>
+            <w:fldChar w:fldCharType="begin"/>
+          </w:r>
+          <w:r>
+            <w:instrText xml:space="preserve"> PAGEREF _Toc22115 \h </w:instrText>
+          </w:r>
+          <w:r>
+            <w:fldChar w:fldCharType="separate"/>
+          </w:r>
+          <w:r>
+            <w:t>5</w:t>
+          </w:r>
+          <w:r>
+            <w:fldChar w:fldCharType="end"/>
+          </w:r>
+          <w:r>
+            <w:fldChar w:fldCharType="end"/>
+          </w:r>
+        </w:p>
+        <w:p>
+          <w:pPr>
+            <w:pStyle w:val="13"/>
+            <w:tabs>
+              <w:tab w:val="right" w:leader="dot" w:pos="8306"/>
+            </w:tabs>
+          </w:pPr>
+          <w:r>
+            <w:fldChar w:fldCharType="begin"/>
+          </w:r>
+          <w:r>
+            <w:instrText xml:space="preserve"> HYPERLINK \l _Toc12237 </w:instrText>
+          </w:r>
+          <w:r>
+            <w:fldChar w:fldCharType="separate"/>
+          </w:r>
+          <w:r>
+            <w:rPr>
+              <w:rFonts w:hint="default"/>
+            </w:rPr>
+            <w:t xml:space="preserve">2.1.3. </w:t>
+          </w:r>
+          <w:r>
+            <w:t>整体功能介绍</w:t>
+          </w:r>
+          <w:r>
+            <w:tab/>
+          </w:r>
+          <w:r>
+            <w:fldChar w:fldCharType="begin"/>
+          </w:r>
+          <w:r>
+            <w:instrText xml:space="preserve"> PAGEREF _Toc12237 \h </w:instrText>
+          </w:r>
+          <w:r>
+            <w:fldChar w:fldCharType="separate"/>
+          </w:r>
+          <w:r>
+            <w:t>5</w:t>
+          </w:r>
+          <w:r>
+            <w:fldChar w:fldCharType="end"/>
+          </w:r>
+          <w:r>
+            <w:fldChar w:fldCharType="end"/>
+          </w:r>
+        </w:p>
+        <w:p>
+          <w:pPr>
+            <w:pStyle w:val="13"/>
+            <w:tabs>
+              <w:tab w:val="right" w:leader="dot" w:pos="8306"/>
+            </w:tabs>
+          </w:pPr>
+          <w:r>
+            <w:fldChar w:fldCharType="begin"/>
+          </w:r>
+          <w:r>
+            <w:instrText xml:space="preserve"> HYPERLINK \l _Toc28067 </w:instrText>
+          </w:r>
+          <w:r>
+            <w:fldChar w:fldCharType="separate"/>
+          </w:r>
+          <w:r>
+            <w:rPr>
+              <w:rFonts w:hint="default"/>
+            </w:rPr>
+            <w:t xml:space="preserve">2.1.4. </w:t>
+          </w:r>
+          <w:r>
+            <w:t>主要模块详情</w:t>
+          </w:r>
+          <w:r>
+            <w:tab/>
+          </w:r>
+          <w:r>
+            <w:fldChar w:fldCharType="begin"/>
+          </w:r>
+          <w:r>
+            <w:instrText xml:space="preserve"> PAGEREF _Toc28067 \h </w:instrText>
+          </w:r>
+          <w:r>
+            <w:fldChar w:fldCharType="separate"/>
+          </w:r>
+          <w:r>
+            <w:t>6</w:t>
+          </w:r>
+          <w:r>
+            <w:fldChar w:fldCharType="end"/>
+          </w:r>
+          <w:r>
+            <w:fldChar w:fldCharType="end"/>
+          </w:r>
+        </w:p>
+        <w:p>
+          <w:pPr>
+            <w:pStyle w:val="13"/>
+            <w:tabs>
+              <w:tab w:val="right" w:leader="dot" w:pos="8306"/>
+            </w:tabs>
+          </w:pPr>
+          <w:r>
+            <w:fldChar w:fldCharType="begin"/>
+          </w:r>
+          <w:r>
+            <w:instrText xml:space="preserve"> HYPERLINK \l _Toc25747 </w:instrText>
+          </w:r>
+          <w:r>
+            <w:fldChar w:fldCharType="separate"/>
+          </w:r>
+          <w:r>
+            <w:rPr>
+              <w:rFonts w:hint="default"/>
+            </w:rPr>
+            <w:t xml:space="preserve">2.1.5. </w:t>
+          </w:r>
+          <w:r>
+            <w:t>产品功能与实现目标</w:t>
+          </w:r>
+          <w:r>
+            <w:tab/>
+          </w:r>
+          <w:r>
+            <w:fldChar w:fldCharType="begin"/>
+          </w:r>
+          <w:r>
+            <w:instrText xml:space="preserve"> PAGEREF _Toc25747 \h </w:instrText>
+          </w:r>
+          <w:r>
+            <w:fldChar w:fldCharType="separate"/>
+          </w:r>
+          <w:r>
+            <w:t>9</w:t>
+          </w:r>
+          <w:r>
+            <w:fldChar w:fldCharType="end"/>
+          </w:r>
+          <w:r>
+            <w:fldChar w:fldCharType="end"/>
+          </w:r>
+        </w:p>
+        <w:p>
+          <w:pPr>
+            <w:pStyle w:val="13"/>
+            <w:tabs>
+              <w:tab w:val="right" w:leader="dot" w:pos="8306"/>
+            </w:tabs>
+          </w:pPr>
+          <w:r>
+            <w:fldChar w:fldCharType="begin"/>
+          </w:r>
+          <w:r>
+            <w:instrText xml:space="preserve"> HYPERLINK \l _Toc598 </w:instrText>
+          </w:r>
+          <w:r>
+            <w:fldChar w:fldCharType="separate"/>
+          </w:r>
+          <w:r>
+            <w:rPr>
+              <w:rFonts w:hint="default"/>
+              <w:lang w:val="en-US" w:eastAsia="zh-CN"/>
+            </w:rPr>
+            <w:t xml:space="preserve">2.1.6. </w:t>
+          </w:r>
+          <w:r>
+            <w:rPr>
+              <w:rFonts w:hint="eastAsia"/>
+              <w:lang w:val="en-US" w:eastAsia="zh-CN"/>
+            </w:rPr>
+            <w:t>实际项目应用</w:t>
+          </w:r>
+          <w:r>
+            <w:tab/>
+          </w:r>
+          <w:r>
+            <w:fldChar w:fldCharType="begin"/>
+          </w:r>
+          <w:r>
+            <w:instrText xml:space="preserve"> PAGEREF _Toc598 \h </w:instrText>
+          </w:r>
+          <w:r>
+            <w:fldChar w:fldCharType="separate"/>
+          </w:r>
+          <w:r>
+            <w:t>9</w:t>
+          </w:r>
+          <w:r>
+            <w:fldChar w:fldCharType="end"/>
+          </w:r>
+          <w:r>
+            <w:fldChar w:fldCharType="end"/>
+          </w:r>
+        </w:p>
+        <w:p>
+          <w:pPr>
+            <w:pStyle w:val="17"/>
+            <w:tabs>
+              <w:tab w:val="right" w:leader="dot" w:pos="8306"/>
+            </w:tabs>
+          </w:pPr>
+          <w:r>
+            <w:fldChar w:fldCharType="begin"/>
+          </w:r>
+          <w:r>
+            <w:instrText xml:space="preserve"> HYPERLINK \l _Toc9603 </w:instrText>
+          </w:r>
+          <w:r>
+            <w:fldChar w:fldCharType="separate"/>
+          </w:r>
+          <w:r>
+            <w:rPr>
+              <w:rFonts w:hint="default"/>
+            </w:rPr>
+            <w:t xml:space="preserve">2.2. </w:t>
+          </w:r>
+          <w:r>
+            <w:t>隔离装置监控处置工具</w:t>
+          </w:r>
+          <w:r>
+            <w:tab/>
+          </w:r>
+          <w:r>
+            <w:fldChar w:fldCharType="begin"/>
+          </w:r>
+          <w:r>
+            <w:instrText xml:space="preserve"> PAGEREF _Toc9603 \h </w:instrText>
+          </w:r>
+          <w:r>
+            <w:fldChar w:fldCharType="separate"/>
+          </w:r>
+          <w:r>
+            <w:t>10</w:t>
+          </w:r>
+          <w:r>
+            <w:fldChar w:fldCharType="end"/>
+          </w:r>
+          <w:r>
+            <w:fldChar w:fldCharType="end"/>
+          </w:r>
+        </w:p>
+        <w:p>
+          <w:pPr>
+            <w:pStyle w:val="13"/>
+            <w:tabs>
+              <w:tab w:val="right" w:leader="dot" w:pos="8306"/>
+            </w:tabs>
+          </w:pPr>
+          <w:r>
+            <w:fldChar w:fldCharType="begin"/>
+          </w:r>
+          <w:r>
+            <w:instrText xml:space="preserve"> HYPERLINK \l _Toc31242 </w:instrText>
+          </w:r>
+          <w:r>
+            <w:fldChar w:fldCharType="separate"/>
+          </w:r>
+          <w:r>
+            <w:rPr>
+              <w:rFonts w:hint="default"/>
+            </w:rPr>
+            <w:t xml:space="preserve">2.2.1. </w:t>
+          </w:r>
+          <w:r>
+            <w:t>项目总体</w:t>
+          </w:r>
+          <w:r>
+            <w:rPr>
+              <w:rFonts w:hint="eastAsia"/>
+              <w:lang w:val="en-US" w:eastAsia="zh-CN"/>
+            </w:rPr>
+            <w:t>概况</w:t>
+          </w:r>
+          <w:r>
+            <w:tab/>
+          </w:r>
+          <w:r>
+            <w:fldChar w:fldCharType="begin"/>
+          </w:r>
+          <w:r>
+            <w:instrText xml:space="preserve"> PAGEREF _Toc31242 \h </w:instrText>
+          </w:r>
+          <w:r>
+            <w:fldChar w:fldCharType="separate"/>
+          </w:r>
+          <w:r>
+            <w:t>10</w:t>
+          </w:r>
+          <w:r>
+            <w:fldChar w:fldCharType="end"/>
+          </w:r>
+          <w:r>
+            <w:fldChar w:fldCharType="end"/>
+          </w:r>
+        </w:p>
+        <w:p>
+          <w:pPr>
+            <w:pStyle w:val="13"/>
+            <w:tabs>
+              <w:tab w:val="right" w:leader="dot" w:pos="8306"/>
+            </w:tabs>
+          </w:pPr>
+          <w:r>
+            <w:fldChar w:fldCharType="begin"/>
+          </w:r>
+          <w:r>
+            <w:instrText xml:space="preserve"> HYPERLINK \l _Toc26621 </w:instrText>
+          </w:r>
+          <w:r>
+            <w:fldChar w:fldCharType="separate"/>
+          </w:r>
+          <w:r>
+            <w:rPr>
+              <w:rFonts w:hint="default"/>
+            </w:rPr>
+            <w:t xml:space="preserve">2.2.2. </w:t>
+          </w:r>
+          <w:r>
+            <w:t>整体功能介绍</w:t>
+          </w:r>
+          <w:r>
+            <w:tab/>
+          </w:r>
+          <w:r>
+            <w:fldChar w:fldCharType="begin"/>
+          </w:r>
+          <w:r>
+            <w:instrText xml:space="preserve"> PAGEREF _Toc26621 \h </w:instrText>
+          </w:r>
+          <w:r>
+            <w:fldChar w:fldCharType="separate"/>
+          </w:r>
+          <w:r>
+            <w:t>10</w:t>
+          </w:r>
+          <w:r>
+            <w:fldChar w:fldCharType="end"/>
+          </w:r>
+          <w:r>
+            <w:fldChar w:fldCharType="end"/>
+          </w:r>
+        </w:p>
+        <w:p>
+          <w:pPr>
+            <w:pStyle w:val="13"/>
+            <w:tabs>
+              <w:tab w:val="right" w:leader="dot" w:pos="8306"/>
+            </w:tabs>
+          </w:pPr>
+          <w:r>
+            <w:fldChar w:fldCharType="begin"/>
+          </w:r>
+          <w:r>
+            <w:instrText xml:space="preserve"> HYPERLINK \l _Toc10880 </w:instrText>
+          </w:r>
+          <w:r>
+            <w:fldChar w:fldCharType="separate"/>
+          </w:r>
+          <w:r>
+            <w:rPr>
+              <w:rFonts w:hint="default"/>
+            </w:rPr>
+            <w:t xml:space="preserve">2.2.3. </w:t>
+          </w:r>
+          <w:r>
+            <w:t>主要模块详情</w:t>
+          </w:r>
+          <w:r>
+            <w:tab/>
+          </w:r>
+          <w:r>
+            <w:fldChar w:fldCharType="begin"/>
+          </w:r>
+          <w:r>
+            <w:instrText xml:space="preserve"> PAGEREF _Toc10880 \h </w:instrText>
+          </w:r>
+          <w:r>
+            <w:fldChar w:fldCharType="separate"/>
+          </w:r>
+          <w:r>
+            <w:t>10</w:t>
+          </w:r>
+          <w:r>
+            <w:fldChar w:fldCharType="end"/>
+          </w:r>
+          <w:r>
+            <w:fldChar w:fldCharType="end"/>
+          </w:r>
+        </w:p>
+        <w:p>
+          <w:pPr>
+            <w:pStyle w:val="13"/>
+            <w:tabs>
+              <w:tab w:val="right" w:leader="dot" w:pos="8306"/>
+            </w:tabs>
+          </w:pPr>
+          <w:r>
+            <w:fldChar w:fldCharType="begin"/>
+          </w:r>
+          <w:r>
+            <w:instrText xml:space="preserve"> HYPERLINK \l _Toc4372 </w:instrText>
+          </w:r>
+          <w:r>
+            <w:fldChar w:fldCharType="separate"/>
+          </w:r>
+          <w:r>
+            <w:rPr>
+              <w:rFonts w:hint="default"/>
+            </w:rPr>
+            <w:t xml:space="preserve">2.2.4. </w:t>
+          </w:r>
+          <w:r>
+            <w:t>产品功能与实现目标</w:t>
+          </w:r>
+          <w:r>
+            <w:tab/>
+          </w:r>
+          <w:r>
+            <w:fldChar w:fldCharType="begin"/>
+          </w:r>
+          <w:r>
+            <w:instrText xml:space="preserve"> PAGEREF _Toc4372 \h </w:instrText>
+          </w:r>
+          <w:r>
+            <w:fldChar w:fldCharType="separate"/>
+          </w:r>
+          <w:r>
+            <w:t>12</w:t>
+          </w:r>
+          <w:r>
+            <w:fldChar w:fldCharType="end"/>
+          </w:r>
+          <w:r>
+            <w:fldChar w:fldCharType="end"/>
+          </w:r>
+        </w:p>
+        <w:p>
+          <w:pPr>
+            <w:pStyle w:val="13"/>
+            <w:tabs>
+              <w:tab w:val="right" w:leader="dot" w:pos="8306"/>
+            </w:tabs>
+          </w:pPr>
+          <w:r>
+            <w:fldChar w:fldCharType="begin"/>
+          </w:r>
+          <w:r>
+            <w:instrText xml:space="preserve"> HYPERLINK \l _Toc6509 </w:instrText>
+          </w:r>
+          <w:r>
+            <w:fldChar w:fldCharType="separate"/>
+          </w:r>
+          <w:r>
+            <w:rPr>
+              <w:rFonts w:hint="default"/>
+              <w:lang w:val="en-US" w:eastAsia="zh-CN"/>
+            </w:rPr>
+            <w:t xml:space="preserve">2.2.5. </w:t>
+          </w:r>
+          <w:r>
+            <w:rPr>
+              <w:rFonts w:hint="eastAsia"/>
+              <w:lang w:val="en-US" w:eastAsia="zh-CN"/>
+            </w:rPr>
+            <w:t>实际项目应用</w:t>
+          </w:r>
+          <w:r>
+            <w:tab/>
+          </w:r>
+          <w:r>
+            <w:fldChar w:fldCharType="begin"/>
+          </w:r>
+          <w:r>
+            <w:instrText xml:space="preserve"> PAGEREF _Toc6509 \h </w:instrText>
+          </w:r>
+          <w:r>
+            <w:fldChar w:fldCharType="separate"/>
+          </w:r>
+          <w:r>
+            <w:t>12</w:t>
+          </w:r>
+          <w:r>
+            <w:fldChar w:fldCharType="end"/>
+          </w:r>
+          <w:r>
+            <w:fldChar w:fldCharType="end"/>
+          </w:r>
+        </w:p>
+        <w:p>
+          <w:pPr>
+            <w:pStyle w:val="16"/>
+            <w:tabs>
+              <w:tab w:val="right" w:leader="dot" w:pos="8306"/>
+            </w:tabs>
+          </w:pPr>
+          <w:r>
+            <w:fldChar w:fldCharType="begin"/>
+          </w:r>
+          <w:r>
+            <w:instrText xml:space="preserve"> HYPERLINK \l _Toc14550 </w:instrText>
+          </w:r>
+          <w:r>
+            <w:fldChar w:fldCharType="separate"/>
+          </w:r>
+          <w:r>
+            <w:rPr>
+              <w:rFonts w:hint="default"/>
+              <w:lang w:val="en-US" w:eastAsia="zh-CN"/>
+            </w:rPr>
+            <w:t xml:space="preserve">3. </w:t>
+          </w:r>
+          <w:r>
+            <w:rPr>
+              <w:rFonts w:hint="eastAsia"/>
+              <w:lang w:val="en-US" w:eastAsia="zh-CN"/>
+            </w:rPr>
+            <w:t>运维手册研发成果说明</w:t>
+          </w:r>
+          <w:r>
+            <w:tab/>
+          </w:r>
+          <w:r>
+            <w:fldChar w:fldCharType="begin"/>
+          </w:r>
+          <w:r>
+            <w:instrText xml:space="preserve"> PAGEREF _Toc14550 \h </w:instrText>
+          </w:r>
+          <w:r>
+            <w:fldChar w:fldCharType="separate"/>
+          </w:r>
+          <w:r>
+            <w:t>13</w:t>
+          </w:r>
+          <w:r>
+            <w:fldChar w:fldCharType="end"/>
+          </w:r>
+          <w:r>
+            <w:fldChar w:fldCharType="end"/>
+          </w:r>
+        </w:p>
+        <w:p>
+          <w:pPr>
+            <w:pStyle w:val="16"/>
+            <w:tabs>
+              <w:tab w:val="right" w:leader="dot" w:pos="8306"/>
+            </w:tabs>
+          </w:pPr>
+          <w:r>
+            <w:fldChar w:fldCharType="begin"/>
+          </w:r>
+          <w:r>
+            <w:instrText xml:space="preserve"> HYPERLINK \l _Toc11052 </w:instrText>
+          </w:r>
+          <w:r>
+            <w:fldChar w:fldCharType="separate"/>
+          </w:r>
+          <w:r>
+            <w:rPr>
+              <w:rFonts w:hint="default"/>
+              <w:lang w:val="en-US" w:eastAsia="zh-CN"/>
+            </w:rPr>
+            <w:t xml:space="preserve">4. </w:t>
+          </w:r>
+          <w:r>
+            <w:rPr>
+              <w:rFonts w:hint="eastAsia"/>
+              <w:lang w:val="en-US" w:eastAsia="zh-CN"/>
+            </w:rPr>
+            <w:t>研发投入情况</w:t>
+          </w:r>
+          <w:r>
+            <w:tab/>
+          </w:r>
+          <w:r>
+            <w:fldChar w:fldCharType="begin"/>
+          </w:r>
+          <w:r>
+            <w:instrText xml:space="preserve"> PAGEREF _Toc11052 \h </w:instrText>
+          </w:r>
+          <w:r>
+            <w:fldChar w:fldCharType="separate"/>
+          </w:r>
+          <w:r>
+            <w:t>13</w:t>
+          </w:r>
+          <w:r>
+            <w:fldChar w:fldCharType="end"/>
+          </w:r>
+          <w:r>
+            <w:fldChar w:fldCharType="end"/>
+          </w:r>
+        </w:p>
+        <w:p>
+          <w:pPr>
+            <w:pStyle w:val="16"/>
+            <w:tabs>
+              <w:tab w:val="right" w:leader="dot" w:pos="8306"/>
+            </w:tabs>
+          </w:pPr>
+          <w:r>
+            <w:fldChar w:fldCharType="begin"/>
+          </w:r>
+          <w:r>
+            <w:instrText xml:space="preserve"> HYPERLINK \l _Toc13486 </w:instrText>
+          </w:r>
+          <w:r>
+            <w:fldChar w:fldCharType="separate"/>
+          </w:r>
+          <w:r>
+            <w:rPr>
+              <w:rFonts w:hint="default"/>
+              <w:lang w:val="en-US" w:eastAsia="zh-CN"/>
+            </w:rPr>
+            <w:t xml:space="preserve">5. </w:t>
+          </w:r>
+          <w:r>
+            <w:rPr>
+              <w:rFonts w:hint="eastAsia"/>
+              <w:lang w:val="en-US" w:eastAsia="zh-CN"/>
+            </w:rPr>
+            <w:t>新技术研发</w:t>
+          </w:r>
+          <w:r>
+            <w:tab/>
+          </w:r>
+          <w:r>
+            <w:fldChar w:fldCharType="begin"/>
+          </w:r>
+          <w:r>
+            <w:instrText xml:space="preserve"> PAGEREF _Toc13486 \h </w:instrText>
+          </w:r>
+          <w:r>
+            <w:fldChar w:fldCharType="separate"/>
+          </w:r>
+          <w:r>
+            <w:t>14</w:t>
+          </w:r>
+          <w:r>
+            <w:fldChar w:fldCharType="end"/>
+          </w:r>
+          <w:r>
+            <w:fldChar w:fldCharType="end"/>
+          </w:r>
+        </w:p>
+        <w:p>
+          <w:r>
+            <w:fldChar w:fldCharType="end"/>
+          </w:r>
+        </w:p>
+      </w:sdtContent>
+    </w:sdt>
+    <w:p/>
+    <w:p>
+      <w:pPr>
+        <w:rPr>
+          <w:rFonts w:hint="default"/>
+          <w:lang w:val="en-US" w:eastAsia="zh-CN"/>
+        </w:rPr>
+      </w:pPr>
+      <w:r>
+        <w:rPr>
+          <w:rFonts w:hint="default"/>
+          <w:lang w:val="en-US" w:eastAsia="zh-CN"/>
+        </w:rPr>
+        <w:br w:type="page"/>
+      </w:r>
+    </w:p>
     <w:p>
       <w:pPr>
         <w:keepNext w:val="0"/>
@@ -2215,13 +3382,6 @@
           <w:lang w:val="en-US" w:eastAsia="zh-CN"/>
         </w:rPr>
       </w:pPr>
-      <w:r>
-        <w:rPr>
-          <w:rFonts w:hint="default"/>
-          <w:lang w:val="en-US" w:eastAsia="zh-CN"/>
-        </w:rPr>
-        <w:br w:type="page"/>
-      </w:r>
     </w:p>
     <w:p>
       <w:pPr>
@@ -2241,11 +3401,13 @@
         <w:snapToGrid w:val="0"/>
         <w:textAlignment w:val="baseline"/>
       </w:pPr>
-      <w:bookmarkStart w:id="0" w:name="heading_2"/>
+      <w:bookmarkStart w:id="4" w:name="_Toc15168"/>
+      <w:bookmarkStart w:id="5" w:name="heading_2"/>
       <w:r>
         <w:t>综述</w:t>
       </w:r>
-      <w:bookmarkEnd w:id="0"/>
+      <w:bookmarkEnd w:id="4"/>
+      <w:bookmarkEnd w:id="5"/>
     </w:p>
     <w:p>
       <w:pPr>
@@ -2275,8 +3437,6 @@
         </w:rPr>
         <w:t>和</w:t>
       </w:r>
-      <w:bookmarkStart w:id="13" w:name="_GoBack"/>
-      <w:bookmarkEnd w:id="13"/>
       <w:r>
         <w:t>物资等；同时负责公司信息通信系统运维项目及运维工具研发，范围包括所有信息通信基础资源、基础应用平台及核心业务系统。</w:t>
       </w:r>
@@ -2380,10 +3540,17 @@
       </w:r>
       <w:r>
         <w:rPr>
+          <w:rFonts w:hint="eastAsia"/>
+          <w:lang w:val="en-US" w:eastAsia="zh-CN"/>
+        </w:rPr>
+        <w:t>天津市电力公司</w:t>
+      </w:r>
+      <w:r>
+        <w:rPr>
           <w:rFonts w:hint="default"/>
           <w:lang w:val="en-US" w:eastAsia="zh-CN"/>
         </w:rPr>
-        <w:t>曲靖供电局110kV变电站电力监控系统网络安全态势感知</w:t>
+        <w:t>110kV变电站电力监控系统网络安全态势感知</w:t>
       </w:r>
       <w:r>
         <w:rPr>
@@ -2421,8 +3588,6 @@
       <w:r>
         <w:rPr>
           <w:rFonts w:hint="eastAsia"/>
-          <w:sz w:val="21"/>
-          <w:szCs w:val="21"/>
           <w:lang w:val="en-US" w:eastAsia="zh-CN"/>
         </w:rPr>
         <w:t>《PC服务器标准化操作指导书》总结服务器运维过程中常见问题，</w:t>
@@ -2468,11 +3633,13 @@
         <w:snapToGrid w:val="0"/>
         <w:textAlignment w:val="baseline"/>
       </w:pPr>
-      <w:bookmarkStart w:id="1" w:name="heading_4"/>
+      <w:bookmarkStart w:id="6" w:name="heading_4"/>
+      <w:bookmarkStart w:id="7" w:name="_Toc16399"/>
       <w:r>
         <w:t>运维工具研发成果说明</w:t>
       </w:r>
-      <w:bookmarkEnd w:id="1"/>
+      <w:bookmarkEnd w:id="6"/>
+      <w:bookmarkEnd w:id="7"/>
     </w:p>
     <w:p>
       <w:pPr>
@@ -2492,11 +3659,13 @@
         <w:snapToGrid w:val="0"/>
         <w:textAlignment w:val="baseline"/>
       </w:pPr>
-      <w:bookmarkStart w:id="2" w:name="heading_5"/>
+      <w:bookmarkStart w:id="8" w:name="heading_5"/>
+      <w:bookmarkStart w:id="9" w:name="_Toc6665"/>
       <w:r>
         <w:t>物管平台-物联标识系统</w:t>
       </w:r>
-      <w:bookmarkEnd w:id="2"/>
+      <w:bookmarkEnd w:id="8"/>
+      <w:bookmarkEnd w:id="9"/>
     </w:p>
     <w:p>
       <w:pPr>
@@ -2516,11 +3685,12 @@
         <w:snapToGrid w:val="0"/>
         <w:textAlignment w:val="baseline"/>
       </w:pPr>
-      <w:bookmarkStart w:id="3" w:name="heading_6"/>
+      <w:bookmarkStart w:id="10" w:name="heading_6"/>
+      <w:bookmarkStart w:id="11" w:name="_Toc31384"/>
       <w:r>
         <w:t>项目总体</w:t>
       </w:r>
-      <w:bookmarkEnd w:id="3"/>
+      <w:bookmarkEnd w:id="10"/>
       <w:r>
         <w:rPr>
           <w:rFonts w:hint="eastAsia"/>
@@ -2528,6 +3698,7 @@
         </w:rPr>
         <w:t>概况</w:t>
       </w:r>
+      <w:bookmarkEnd w:id="11"/>
     </w:p>
     <w:tbl>
       <w:tblPr>
@@ -2583,6 +3754,7 @@
           </w:tcPr>
           <w:p>
             <w:pPr>
+              <w:pStyle w:val="39"/>
               <w:keepNext w:val="0"/>
               <w:keepLines w:val="0"/>
               <w:pageBreakBefore w:val="0"/>
@@ -2596,15 +3768,16 @@
               <w:bidi w:val="0"/>
               <w:adjustRightInd w:val="0"/>
               <w:snapToGrid w:val="0"/>
-              <w:spacing w:before="120" w:after="120" w:line="288" w:lineRule="auto"/>
-              <w:ind w:left="0"/>
-              <w:jc w:val="left"/>
               <w:textAlignment w:val="baseline"/>
-            </w:pPr>
-            <w:r>
-              <w:rPr>
-                <w:rFonts w:ascii="Arial" w:hAnsi="Arial" w:eastAsia="等线" w:cs="Arial"/>
-                <w:sz w:val="22"/>
+              <w:rPr>
+                <w:rFonts w:hint="eastAsia"/>
+                <w:lang w:val="en-US" w:eastAsia="zh-CN"/>
+              </w:rPr>
+            </w:pPr>
+            <w:r>
+              <w:rPr>
+                <w:rFonts w:hint="eastAsia"/>
+                <w:lang w:val="en-US" w:eastAsia="zh-CN"/>
               </w:rPr>
               <w:t>内容分类</w:t>
             </w:r>
@@ -2622,6 +3795,7 @@
           </w:tcPr>
           <w:p>
             <w:pPr>
+              <w:pStyle w:val="39"/>
               <w:keepNext w:val="0"/>
               <w:keepLines w:val="0"/>
               <w:pageBreakBefore w:val="0"/>
@@ -2635,15 +3809,16 @@
               <w:bidi w:val="0"/>
               <w:adjustRightInd w:val="0"/>
               <w:snapToGrid w:val="0"/>
-              <w:spacing w:before="120" w:after="120" w:line="288" w:lineRule="auto"/>
-              <w:ind w:left="0"/>
-              <w:jc w:val="left"/>
               <w:textAlignment w:val="baseline"/>
-            </w:pPr>
-            <w:r>
-              <w:rPr>
-                <w:rFonts w:ascii="Arial" w:hAnsi="Arial" w:eastAsia="等线" w:cs="Arial"/>
-                <w:sz w:val="22"/>
+              <w:rPr>
+                <w:rFonts w:hint="eastAsia"/>
+                <w:lang w:val="en-US" w:eastAsia="zh-CN"/>
+              </w:rPr>
+            </w:pPr>
+            <w:r>
+              <w:rPr>
+                <w:rFonts w:hint="eastAsia"/>
+                <w:lang w:val="en-US" w:eastAsia="zh-CN"/>
               </w:rPr>
               <w:t>详细说明</w:t>
             </w:r>
@@ -2676,9 +3851,11 @@
               <w:bottom w:w="30" w:type="dxa"/>
               <w:right w:w="120" w:type="dxa"/>
             </w:tcMar>
-          </w:tcPr>
-          <w:p>
-            <w:pPr>
+            <w:vAlign w:val="center"/>
+          </w:tcPr>
+          <w:p>
+            <w:pPr>
+              <w:pStyle w:val="39"/>
               <w:keepNext w:val="0"/>
               <w:keepLines w:val="0"/>
               <w:pageBreakBefore w:val="0"/>
@@ -2692,15 +3869,16 @@
               <w:bidi w:val="0"/>
               <w:adjustRightInd w:val="0"/>
               <w:snapToGrid w:val="0"/>
-              <w:spacing w:before="120" w:after="120" w:line="288" w:lineRule="auto"/>
-              <w:ind w:left="0"/>
-              <w:jc w:val="left"/>
               <w:textAlignment w:val="baseline"/>
-            </w:pPr>
-            <w:r>
-              <w:rPr>
-                <w:rFonts w:ascii="Arial" w:hAnsi="Arial" w:eastAsia="等线" w:cs="Arial"/>
-                <w:sz w:val="22"/>
+              <w:rPr>
+                <w:rFonts w:hint="eastAsia"/>
+                <w:lang w:val="en-US" w:eastAsia="zh-CN"/>
+              </w:rPr>
+            </w:pPr>
+            <w:r>
+              <w:rPr>
+                <w:rFonts w:hint="eastAsia"/>
+                <w:lang w:val="en-US" w:eastAsia="zh-CN"/>
               </w:rPr>
               <w:t>总体目标</w:t>
             </w:r>
@@ -2718,14 +3896,11 @@
           </w:tcPr>
           <w:p>
             <w:pPr>
+              <w:pStyle w:val="39"/>
               <w:keepNext w:val="0"/>
               <w:keepLines w:val="0"/>
               <w:pageBreakBefore w:val="0"/>
               <w:widowControl w:val="0"/>
-              <w:numPr>
-                <w:ilvl w:val="0"/>
-                <w:numId w:val="2"/>
-              </w:numPr>
               <w:kinsoku w:val="0"/>
               <w:wordWrap/>
               <w:overflowPunct/>
@@ -2735,33 +3910,27 @@
               <w:bidi w:val="0"/>
               <w:adjustRightInd w:val="0"/>
               <w:snapToGrid w:val="0"/>
-              <w:spacing w:before="120" w:after="120" w:line="288" w:lineRule="auto"/>
-              <w:ind w:left="0"/>
-              <w:jc w:val="left"/>
               <w:textAlignment w:val="baseline"/>
               <w:rPr>
-                <w:rFonts w:ascii="Arial" w:hAnsi="Arial" w:eastAsia="等线" w:cs="Arial"/>
-                <w:sz w:val="22"/>
-              </w:rPr>
-            </w:pPr>
-            <w:r>
-              <w:rPr>
-                <w:rFonts w:ascii="Arial" w:hAnsi="Arial" w:eastAsia="等线" w:cs="Arial"/>
-                <w:sz w:val="22"/>
+                <w:rFonts w:hint="eastAsia"/>
+                <w:lang w:val="en-US" w:eastAsia="zh-CN"/>
+              </w:rPr>
+            </w:pPr>
+            <w:r>
+              <w:rPr>
+                <w:rFonts w:hint="eastAsia"/>
+                <w:lang w:val="en-US" w:eastAsia="zh-CN"/>
               </w:rPr>
               <w:t>建设基于物联网技术的物联标识系统，实现物联网设备的注册、审核、解析、标识管理，深化物联网设备信息应用；</w:t>
             </w:r>
           </w:p>
           <w:p>
             <w:pPr>
+              <w:pStyle w:val="39"/>
               <w:keepNext w:val="0"/>
               <w:keepLines w:val="0"/>
               <w:pageBreakBefore w:val="0"/>
               <w:widowControl w:val="0"/>
-              <w:numPr>
-                <w:ilvl w:val="0"/>
-                <w:numId w:val="2"/>
-              </w:numPr>
               <w:kinsoku w:val="0"/>
               <w:wordWrap/>
               <w:overflowPunct/>
@@ -2771,15 +3940,16 @@
               <w:bidi w:val="0"/>
               <w:adjustRightInd w:val="0"/>
               <w:snapToGrid w:val="0"/>
-              <w:spacing w:before="120" w:after="120" w:line="288" w:lineRule="auto"/>
-              <w:ind w:left="0"/>
-              <w:jc w:val="left"/>
               <w:textAlignment w:val="baseline"/>
-            </w:pPr>
-            <w:r>
-              <w:rPr>
-                <w:rFonts w:ascii="Arial" w:hAnsi="Arial" w:eastAsia="等线" w:cs="Arial"/>
-                <w:sz w:val="22"/>
+              <w:rPr>
+                <w:rFonts w:hint="eastAsia"/>
+                <w:lang w:val="en-US" w:eastAsia="zh-CN"/>
+              </w:rPr>
+            </w:pPr>
+            <w:r>
+              <w:rPr>
+                <w:rFonts w:hint="eastAsia"/>
+                <w:lang w:val="en-US" w:eastAsia="zh-CN"/>
               </w:rPr>
               <w:t>打造统一设备标识管理体系，为设备新增、应用深化、数据共享及与业务系统深度融合提供技术基础。</w:t>
             </w:r>
@@ -2812,9 +3982,11 @@
               <w:bottom w:w="30" w:type="dxa"/>
               <w:right w:w="120" w:type="dxa"/>
             </w:tcMar>
-          </w:tcPr>
-          <w:p>
-            <w:pPr>
+            <w:vAlign w:val="center"/>
+          </w:tcPr>
+          <w:p>
+            <w:pPr>
+              <w:pStyle w:val="39"/>
               <w:keepNext w:val="0"/>
               <w:keepLines w:val="0"/>
               <w:pageBreakBefore w:val="0"/>
@@ -2828,15 +4000,16 @@
               <w:bidi w:val="0"/>
               <w:adjustRightInd w:val="0"/>
               <w:snapToGrid w:val="0"/>
-              <w:spacing w:before="120" w:after="120" w:line="288" w:lineRule="auto"/>
-              <w:ind w:left="0"/>
-              <w:jc w:val="left"/>
               <w:textAlignment w:val="baseline"/>
-            </w:pPr>
-            <w:r>
-              <w:rPr>
-                <w:rFonts w:ascii="Arial" w:hAnsi="Arial" w:eastAsia="等线" w:cs="Arial"/>
-                <w:sz w:val="22"/>
+              <w:rPr>
+                <w:rFonts w:hint="eastAsia"/>
+                <w:lang w:val="en-US" w:eastAsia="zh-CN"/>
+              </w:rPr>
+            </w:pPr>
+            <w:r>
+              <w:rPr>
+                <w:rFonts w:hint="eastAsia"/>
+                <w:lang w:val="en-US" w:eastAsia="zh-CN"/>
               </w:rPr>
               <w:t>总体计划</w:t>
             </w:r>
@@ -2854,14 +4027,11 @@
           </w:tcPr>
           <w:p>
             <w:pPr>
+              <w:pStyle w:val="39"/>
               <w:keepNext w:val="0"/>
               <w:keepLines w:val="0"/>
               <w:pageBreakBefore w:val="0"/>
               <w:widowControl w:val="0"/>
-              <w:numPr>
-                <w:ilvl w:val="0"/>
-                <w:numId w:val="3"/>
-              </w:numPr>
               <w:kinsoku w:val="0"/>
               <w:wordWrap/>
               <w:overflowPunct/>
@@ -2871,63 +4041,27 @@
               <w:bidi w:val="0"/>
               <w:adjustRightInd w:val="0"/>
               <w:snapToGrid w:val="0"/>
-              <w:spacing w:before="120" w:after="120" w:line="288" w:lineRule="auto"/>
-              <w:ind w:left="0"/>
-              <w:jc w:val="left"/>
               <w:textAlignment w:val="baseline"/>
               <w:rPr>
-                <w:rFonts w:ascii="Arial" w:hAnsi="Arial" w:eastAsia="等线" w:cs="Arial"/>
-                <w:sz w:val="22"/>
-              </w:rPr>
-            </w:pPr>
-            <w:r>
-              <w:rPr>
-                <w:rFonts w:ascii="Arial" w:hAnsi="Arial" w:eastAsia="等线" w:cs="Arial"/>
-                <w:sz w:val="22"/>
-              </w:rPr>
-              <w:t>202</w:t>
-            </w:r>
-            <w:r>
-              <w:rPr>
-                <w:rFonts w:hint="eastAsia" w:eastAsia="等线" w:cs="Arial"/>
-                <w:sz w:val="22"/>
-                <w:lang w:val="en-US" w:eastAsia="zh-CN"/>
-              </w:rPr>
-              <w:t>5</w:t>
-            </w:r>
-            <w:r>
-              <w:rPr>
-                <w:rFonts w:ascii="Arial" w:hAnsi="Arial" w:eastAsia="等线" w:cs="Arial"/>
-                <w:sz w:val="22"/>
-              </w:rPr>
-              <w:t>年</w:t>
-            </w:r>
-            <w:r>
-              <w:rPr>
-                <w:rFonts w:hint="eastAsia" w:eastAsia="等线" w:cs="Arial"/>
-                <w:sz w:val="22"/>
-                <w:lang w:val="en-US" w:eastAsia="zh-CN"/>
-              </w:rPr>
-              <w:t>7</w:t>
-            </w:r>
-            <w:r>
-              <w:rPr>
-                <w:rFonts w:ascii="Arial" w:hAnsi="Arial" w:eastAsia="等线" w:cs="Arial"/>
-                <w:sz w:val="22"/>
-              </w:rPr>
-              <w:t>月：完成需求调研、需求说明书编制、原型设计、数据库表设计及数据来源梳理；</w:t>
-            </w:r>
-          </w:p>
-          <w:p>
-            <w:pPr>
+                <w:rFonts w:hint="eastAsia"/>
+                <w:lang w:val="en-US" w:eastAsia="zh-CN"/>
+              </w:rPr>
+            </w:pPr>
+            <w:r>
+              <w:rPr>
+                <w:rFonts w:hint="eastAsia"/>
+                <w:lang w:val="en-US" w:eastAsia="zh-CN"/>
+              </w:rPr>
+              <w:t>2025年7月：完成需求调研、需求说明书编制、原型设计、数据库表设计及数据来源梳理；</w:t>
+            </w:r>
+          </w:p>
+          <w:p>
+            <w:pPr>
+              <w:pStyle w:val="39"/>
               <w:keepNext w:val="0"/>
               <w:keepLines w:val="0"/>
               <w:pageBreakBefore w:val="0"/>
               <w:widowControl w:val="0"/>
-              <w:numPr>
-                <w:ilvl w:val="0"/>
-                <w:numId w:val="3"/>
-              </w:numPr>
               <w:kinsoku w:val="0"/>
               <w:wordWrap/>
               <w:overflowPunct/>
@@ -2937,74 +4071,27 @@
               <w:bidi w:val="0"/>
               <w:adjustRightInd w:val="0"/>
               <w:snapToGrid w:val="0"/>
-              <w:spacing w:before="120" w:after="120" w:line="288" w:lineRule="auto"/>
-              <w:ind w:left="0"/>
-              <w:jc w:val="left"/>
               <w:textAlignment w:val="baseline"/>
-            </w:pPr>
-            <w:r>
-              <w:rPr>
-                <w:rFonts w:ascii="Arial" w:hAnsi="Arial" w:eastAsia="等线" w:cs="Arial"/>
-                <w:sz w:val="22"/>
-              </w:rPr>
-              <w:t>202</w:t>
-            </w:r>
-            <w:r>
-              <w:rPr>
-                <w:rFonts w:hint="eastAsia" w:eastAsia="等线" w:cs="Arial"/>
-                <w:sz w:val="22"/>
-                <w:lang w:val="en-US" w:eastAsia="zh-CN"/>
-              </w:rPr>
-              <w:t>5</w:t>
-            </w:r>
-            <w:r>
-              <w:rPr>
-                <w:rFonts w:ascii="Arial" w:hAnsi="Arial" w:eastAsia="等线" w:cs="Arial"/>
-                <w:sz w:val="22"/>
-              </w:rPr>
-              <w:t>年</w:t>
-            </w:r>
-            <w:r>
-              <w:rPr>
-                <w:rFonts w:hint="eastAsia" w:eastAsia="等线" w:cs="Arial"/>
-                <w:sz w:val="22"/>
-                <w:lang w:val="en-US" w:eastAsia="zh-CN"/>
-              </w:rPr>
-              <w:t>8</w:t>
-            </w:r>
-            <w:r>
-              <w:rPr>
-                <w:rFonts w:ascii="Arial" w:hAnsi="Arial" w:eastAsia="等线" w:cs="Arial"/>
-                <w:sz w:val="22"/>
-              </w:rPr>
-              <w:t>-</w:t>
-            </w:r>
-            <w:r>
-              <w:rPr>
-                <w:rFonts w:hint="eastAsia" w:eastAsia="等线" w:cs="Arial"/>
-                <w:sz w:val="22"/>
-                <w:lang w:val="en-US" w:eastAsia="zh-CN"/>
-              </w:rPr>
-              <w:t>11</w:t>
-            </w:r>
-            <w:r>
-              <w:rPr>
-                <w:rFonts w:ascii="Arial" w:hAnsi="Arial" w:eastAsia="等线" w:cs="Arial"/>
-                <w:sz w:val="22"/>
-              </w:rPr>
-              <w:t>月：完成UI设计、前端开发、后端开发、接口开发及数据联调；</w:t>
-            </w:r>
-          </w:p>
-          <w:p>
-            <w:pPr>
+              <w:rPr>
+                <w:rFonts w:hint="eastAsia"/>
+                <w:lang w:val="en-US" w:eastAsia="zh-CN"/>
+              </w:rPr>
+            </w:pPr>
+            <w:r>
+              <w:rPr>
+                <w:rFonts w:hint="eastAsia"/>
+                <w:lang w:val="en-US" w:eastAsia="zh-CN"/>
+              </w:rPr>
+              <w:t>2025年8-11月：完成UI设计、前端开发、后端开发、接口开发及数据联调；</w:t>
+            </w:r>
+          </w:p>
+          <w:p>
+            <w:pPr>
+              <w:pStyle w:val="39"/>
               <w:keepNext w:val="0"/>
               <w:keepLines w:val="0"/>
               <w:pageBreakBefore w:val="0"/>
               <w:widowControl w:val="0"/>
-              <w:numPr>
-                <w:ilvl w:val="0"/>
-                <w:numId w:val="3"/>
-              </w:numPr>
               <w:kinsoku w:val="0"/>
               <w:wordWrap/>
               <w:overflowPunct/>
@@ -3014,59 +4101,27 @@
               <w:bidi w:val="0"/>
               <w:adjustRightInd w:val="0"/>
               <w:snapToGrid w:val="0"/>
-              <w:spacing w:before="120" w:after="120" w:line="288" w:lineRule="auto"/>
-              <w:ind w:left="0"/>
-              <w:jc w:val="left"/>
               <w:textAlignment w:val="baseline"/>
-            </w:pPr>
-            <w:r>
-              <w:rPr>
-                <w:rFonts w:ascii="Arial" w:hAnsi="Arial" w:eastAsia="等线" w:cs="Arial"/>
-                <w:sz w:val="22"/>
-              </w:rPr>
-              <w:t>202</w:t>
-            </w:r>
-            <w:r>
-              <w:rPr>
-                <w:rFonts w:hint="eastAsia" w:eastAsia="等线" w:cs="Arial"/>
-                <w:sz w:val="22"/>
-                <w:lang w:val="en-US" w:eastAsia="zh-CN"/>
-              </w:rPr>
-              <w:t>5</w:t>
-            </w:r>
-            <w:r>
-              <w:rPr>
-                <w:rFonts w:ascii="Arial" w:hAnsi="Arial" w:eastAsia="等线" w:cs="Arial"/>
-                <w:sz w:val="22"/>
-              </w:rPr>
-              <w:t>年</w:t>
-            </w:r>
-            <w:r>
-              <w:rPr>
-                <w:rFonts w:hint="eastAsia" w:eastAsia="等线" w:cs="Arial"/>
-                <w:sz w:val="22"/>
-                <w:lang w:val="en-US" w:eastAsia="zh-CN"/>
-              </w:rPr>
-              <w:t>12</w:t>
-            </w:r>
-            <w:r>
-              <w:rPr>
-                <w:rFonts w:ascii="Arial" w:hAnsi="Arial" w:eastAsia="等线" w:cs="Arial"/>
-                <w:sz w:val="22"/>
-              </w:rPr>
-              <w:t>月：完成系统联调及问题整改，达到上线标准；</w:t>
-            </w:r>
-          </w:p>
-          <w:p>
-            <w:pPr>
+              <w:rPr>
+                <w:rFonts w:hint="eastAsia"/>
+                <w:lang w:val="en-US" w:eastAsia="zh-CN"/>
+              </w:rPr>
+            </w:pPr>
+            <w:r>
+              <w:rPr>
+                <w:rFonts w:hint="eastAsia"/>
+                <w:lang w:val="en-US" w:eastAsia="zh-CN"/>
+              </w:rPr>
+              <w:t>2025年12月：完成系统联调及问题整改，达到上线标准；</w:t>
+            </w:r>
+          </w:p>
+          <w:p>
+            <w:pPr>
+              <w:pStyle w:val="39"/>
               <w:keepNext w:val="0"/>
               <w:keepLines w:val="0"/>
               <w:pageBreakBefore w:val="0"/>
               <w:widowControl w:val="0"/>
-              <w:numPr>
-                <w:ilvl w:val="0"/>
-                <w:numId w:val="3"/>
-              </w:numPr>
               <w:kinsoku w:val="0"/>
               <w:wordWrap/>
               <w:overflowPunct/>
@@ -3076,47 +4131,18 @@
               <w:bidi w:val="0"/>
               <w:adjustRightInd w:val="0"/>
               <w:snapToGrid w:val="0"/>
-              <w:spacing w:before="120" w:after="120" w:line="288" w:lineRule="auto"/>
-              <w:ind w:left="0"/>
-              <w:jc w:val="left"/>
               <w:textAlignment w:val="baseline"/>
-            </w:pPr>
-            <w:r>
-              <w:rPr>
-                <w:rFonts w:ascii="Arial" w:hAnsi="Arial" w:eastAsia="等线" w:cs="Arial"/>
-                <w:sz w:val="22"/>
-              </w:rPr>
-              <w:t>202</w:t>
-            </w:r>
-            <w:r>
-              <w:rPr>
-                <w:rFonts w:hint="eastAsia" w:eastAsia="等线" w:cs="Arial"/>
-                <w:sz w:val="22"/>
-                <w:lang w:val="en-US" w:eastAsia="zh-CN"/>
-              </w:rPr>
-              <w:t>6</w:t>
-            </w:r>
-            <w:r>
-              <w:rPr>
-                <w:rFonts w:ascii="Arial" w:hAnsi="Arial" w:eastAsia="等线" w:cs="Arial"/>
-                <w:sz w:val="22"/>
-              </w:rPr>
-              <w:t>年</w:t>
-            </w:r>
-            <w:r>
-              <w:rPr>
-                <w:rFonts w:hint="eastAsia" w:eastAsia="等线" w:cs="Arial"/>
-                <w:sz w:val="22"/>
-                <w:lang w:val="en-US" w:eastAsia="zh-CN"/>
-              </w:rPr>
-              <w:t>1</w:t>
-            </w:r>
-            <w:r>
-              <w:rPr>
-                <w:rFonts w:ascii="Arial" w:hAnsi="Arial" w:eastAsia="等线" w:cs="Arial"/>
-                <w:sz w:val="22"/>
-              </w:rPr>
-              <w:t>月：完成上线准备及部署。</w:t>
+              <w:rPr>
+                <w:rFonts w:hint="eastAsia"/>
+                <w:lang w:val="en-US" w:eastAsia="zh-CN"/>
+              </w:rPr>
+            </w:pPr>
+            <w:r>
+              <w:rPr>
+                <w:rFonts w:hint="eastAsia"/>
+                <w:lang w:val="en-US" w:eastAsia="zh-CN"/>
+              </w:rPr>
+              <w:t>2026年1月：完成上线准备及部署。</w:t>
             </w:r>
           </w:p>
         </w:tc>
@@ -3238,11 +4264,13 @@
         <w:snapToGrid w:val="0"/>
         <w:textAlignment w:val="baseline"/>
       </w:pPr>
-      <w:bookmarkStart w:id="4" w:name="heading_7"/>
+      <w:bookmarkStart w:id="12" w:name="_Toc22115"/>
+      <w:bookmarkStart w:id="13" w:name="heading_7"/>
       <w:r>
         <w:t>整体计划推进表</w:t>
       </w:r>
-      <w:bookmarkEnd w:id="4"/>
+      <w:bookmarkEnd w:id="12"/>
+      <w:bookmarkEnd w:id="13"/>
     </w:p>
     <w:tbl>
       <w:tblPr>
@@ -4139,11 +5167,13 @@
         <w:snapToGrid w:val="0"/>
         <w:textAlignment w:val="baseline"/>
       </w:pPr>
-      <w:bookmarkStart w:id="5" w:name="heading_9"/>
+      <w:bookmarkStart w:id="14" w:name="heading_9"/>
+      <w:bookmarkStart w:id="15" w:name="_Toc12237"/>
       <w:r>
         <w:t>整体功能介绍</w:t>
       </w:r>
-      <w:bookmarkEnd w:id="5"/>
+      <w:bookmarkEnd w:id="14"/>
+      <w:bookmarkEnd w:id="15"/>
     </w:p>
     <w:p>
       <w:pPr>
@@ -4154,7 +5184,7 @@
         <w:widowControl w:val="0"/>
         <w:numPr>
           <w:ilvl w:val="0"/>
-          <w:numId w:val="4"/>
+          <w:numId w:val="2"/>
         </w:numPr>
         <w:kinsoku w:val="0"/>
         <w:wordWrap/>
@@ -4263,7 +5293,7 @@
         <w:widowControl w:val="0"/>
         <w:numPr>
           <w:ilvl w:val="0"/>
-          <w:numId w:val="4"/>
+          <w:numId w:val="2"/>
         </w:numPr>
         <w:kinsoku w:val="0"/>
         <w:wordWrap/>
@@ -4396,11 +5426,13 @@
         <w:snapToGrid w:val="0"/>
         <w:textAlignment w:val="baseline"/>
       </w:pPr>
-      <w:bookmarkStart w:id="6" w:name="heading_10"/>
+      <w:bookmarkStart w:id="16" w:name="heading_10"/>
+      <w:bookmarkStart w:id="17" w:name="_Toc28067"/>
       <w:r>
         <w:t>主要模块详情</w:t>
       </w:r>
-      <w:bookmarkEnd w:id="6"/>
+      <w:bookmarkEnd w:id="16"/>
+      <w:bookmarkEnd w:id="17"/>
     </w:p>
     <w:p>
       <w:pPr>
@@ -4411,7 +5443,7 @@
         <w:widowControl w:val="0"/>
         <w:numPr>
           <w:ilvl w:val="0"/>
-          <w:numId w:val="5"/>
+          <w:numId w:val="3"/>
         </w:numPr>
         <w:kinsoku w:val="0"/>
         <w:wordWrap/>
@@ -4577,7 +5609,7 @@
         <w:widowControl w:val="0"/>
         <w:numPr>
           <w:ilvl w:val="0"/>
-          <w:numId w:val="5"/>
+          <w:numId w:val="3"/>
         </w:numPr>
         <w:kinsoku w:val="0"/>
         <w:wordWrap/>
@@ -4702,7 +5734,7 @@
         <w:widowControl w:val="0"/>
         <w:numPr>
           <w:ilvl w:val="0"/>
-          <w:numId w:val="5"/>
+          <w:numId w:val="3"/>
         </w:numPr>
         <w:kinsoku w:val="0"/>
         <w:wordWrap/>
@@ -5163,11 +6195,13 @@
         <w:snapToGrid w:val="0"/>
         <w:textAlignment w:val="baseline"/>
       </w:pPr>
-      <w:bookmarkStart w:id="7" w:name="heading_11"/>
+      <w:bookmarkStart w:id="18" w:name="heading_11"/>
+      <w:bookmarkStart w:id="19" w:name="_Toc25747"/>
       <w:r>
         <w:t>产品功能与实现目标</w:t>
       </w:r>
-      <w:bookmarkEnd w:id="7"/>
+      <w:bookmarkEnd w:id="18"/>
+      <w:bookmarkEnd w:id="19"/>
     </w:p>
     <w:p>
       <w:pPr>
@@ -5178,7 +6212,7 @@
         <w:widowControl w:val="0"/>
         <w:numPr>
           <w:ilvl w:val="0"/>
-          <w:numId w:val="6"/>
+          <w:numId w:val="4"/>
         </w:numPr>
         <w:kinsoku w:val="0"/>
         <w:wordWrap/>
@@ -5226,7 +6260,7 @@
         <w:widowControl w:val="0"/>
         <w:numPr>
           <w:ilvl w:val="0"/>
-          <w:numId w:val="6"/>
+          <w:numId w:val="4"/>
         </w:numPr>
         <w:kinsoku w:val="0"/>
         <w:wordWrap/>
@@ -5264,7 +6298,42 @@
       <w:r>
         <w:t>规范终端接入标准，整合终端信息存储；依托云平台与数据中台，强化物联平台服务能力；以服务、运维及数据可视化技术驱动业务，支撑各业务系统与物联平台对接，提升终端运维管理效率。</w:t>
       </w:r>
-      <w:bookmarkStart w:id="8" w:name="heading_12"/>
+      <w:bookmarkStart w:id="20" w:name="heading_12"/>
+    </w:p>
+    <w:p>
+      <w:pPr>
+        <w:pStyle w:val="31"/>
+        <w:bidi w:val="0"/>
+        <w:rPr>
+          <w:rFonts w:hint="default"/>
+          <w:lang w:val="en-US" w:eastAsia="zh-CN"/>
+        </w:rPr>
+      </w:pPr>
+      <w:bookmarkStart w:id="21" w:name="_Toc598"/>
+      <w:r>
+        <w:rPr>
+          <w:rFonts w:hint="eastAsia"/>
+          <w:lang w:val="en-US" w:eastAsia="zh-CN"/>
+        </w:rPr>
+        <w:t>实际项目应用</w:t>
+      </w:r>
+      <w:bookmarkEnd w:id="21"/>
+    </w:p>
+    <w:p>
+      <w:pPr>
+        <w:pStyle w:val="29"/>
+        <w:rPr>
+          <w:rFonts w:hint="default"/>
+          <w:lang w:val="en-US" w:eastAsia="zh-CN"/>
+        </w:rPr>
+      </w:pPr>
+      <w:r>
+        <w:rPr>
+          <w:rFonts w:hint="default"/>
+          <w:lang w:val="en-US" w:eastAsia="zh-CN"/>
+        </w:rPr>
+        <w:t>物联标识系统已成功应用于国网天津电力电缆运维管理试点项目，覆盖5座110kV变电站的出线电缆及通道，累计完成1200余个电缆接头、井盖及附属设备的物联标识部署。现场运维人员通过移动端扫码，即可实时获取设备台账、历史试验报告、故障记录等全寿命信息，单次巡检平均耗时由原来的45分钟缩短至20分钟，效率提升55%以上。在2025年12月的一次电缆故障抢修中，运维人员通过扫码快速获取故障区段内所有接头的历史试验数据，精准定位疑似故障点，抢修时长由以往的平均4小时压缩至2.5小时，获得客户高度认可。目前系统已纳入天津电力数字化运维试点推广计划，2026年拟扩大至3个供电服务中心。</w:t>
+      </w:r>
     </w:p>
     <w:p>
       <w:pPr>
@@ -5284,10 +6353,12 @@
         <w:snapToGrid w:val="0"/>
         <w:textAlignment w:val="baseline"/>
       </w:pPr>
+      <w:bookmarkStart w:id="22" w:name="_Toc9603"/>
       <w:r>
         <w:t>隔离装置监控处置工具</w:t>
       </w:r>
-      <w:bookmarkEnd w:id="8"/>
+      <w:bookmarkEnd w:id="20"/>
+      <w:bookmarkEnd w:id="22"/>
     </w:p>
     <w:p>
       <w:pPr>
@@ -5307,11 +6378,12 @@
         <w:snapToGrid w:val="0"/>
         <w:textAlignment w:val="baseline"/>
       </w:pPr>
-      <w:bookmarkStart w:id="9" w:name="heading_13"/>
+      <w:bookmarkStart w:id="23" w:name="heading_13"/>
+      <w:bookmarkStart w:id="24" w:name="_Toc31242"/>
       <w:r>
         <w:t>项目总体</w:t>
       </w:r>
-      <w:bookmarkEnd w:id="9"/>
+      <w:bookmarkEnd w:id="23"/>
       <w:r>
         <w:rPr>
           <w:rFonts w:hint="eastAsia"/>
@@ -5319,21 +6391,22 @@
         </w:rPr>
         <w:t>概况</w:t>
       </w:r>
+      <w:bookmarkEnd w:id="24"/>
     </w:p>
     <w:tbl>
       <w:tblPr>
         <w:tblStyle w:val="20"/>
-        <w:tblW w:w="0" w:type="auto"/>
-        <w:tblInd w:w="0" w:type="dxa"/>
+        <w:tblW w:w="8522" w:type="dxa"/>
+        <w:jc w:val="center"/>
         <w:tblBorders>
-          <w:top w:val="single" w:color="auto" w:sz="4" w:space="0"/>
-          <w:left w:val="single" w:color="auto" w:sz="4" w:space="0"/>
-          <w:bottom w:val="single" w:color="auto" w:sz="4" w:space="0"/>
-          <w:right w:val="single" w:color="auto" w:sz="4" w:space="0"/>
-          <w:insideH w:val="single" w:color="auto" w:sz="4" w:space="0"/>
-          <w:insideV w:val="single" w:color="auto" w:sz="4" w:space="0"/>
+          <w:top w:val="none" w:color="auto" w:sz="4" w:space="0"/>
+          <w:left w:val="none" w:color="auto" w:sz="4" w:space="0"/>
+          <w:bottom w:val="none" w:color="auto" w:sz="4" w:space="0"/>
+          <w:right w:val="none" w:color="auto" w:sz="4" w:space="0"/>
+          <w:insideH w:val="none" w:color="auto" w:sz="4" w:space="0"/>
+          <w:insideV w:val="none" w:color="auto" w:sz="4" w:space="0"/>
         </w:tblBorders>
-        <w:tblLayout w:type="fixed"/>
+        <w:tblLayout w:type="autofit"/>
         <w:tblCellMar>
           <w:top w:w="0" w:type="dxa"/>
           <w:left w:w="10" w:type="dxa"/>
@@ -5342,18 +6415,18 @@
         </w:tblCellMar>
       </w:tblPr>
       <w:tblGrid>
-        <w:gridCol w:w="1405"/>
-        <w:gridCol w:w="7044"/>
+        <w:gridCol w:w="1444"/>
+        <w:gridCol w:w="7078"/>
       </w:tblGrid>
       <w:tr>
         <w:tblPrEx>
           <w:tblBorders>
-            <w:top w:val="single" w:color="auto" w:sz="4" w:space="0"/>
-            <w:left w:val="single" w:color="auto" w:sz="4" w:space="0"/>
-            <w:bottom w:val="single" w:color="auto" w:sz="4" w:space="0"/>
-            <w:right w:val="single" w:color="auto" w:sz="4" w:space="0"/>
-            <w:insideH w:val="single" w:color="auto" w:sz="4" w:space="0"/>
-            <w:insideV w:val="single" w:color="auto" w:sz="4" w:space="0"/>
+            <w:top w:val="none" w:color="auto" w:sz="4" w:space="0"/>
+            <w:left w:val="none" w:color="auto" w:sz="4" w:space="0"/>
+            <w:bottom w:val="none" w:color="auto" w:sz="4" w:space="0"/>
+            <w:right w:val="none" w:color="auto" w:sz="4" w:space="0"/>
+            <w:insideH w:val="none" w:color="auto" w:sz="4" w:space="0"/>
+            <w:insideV w:val="none" w:color="auto" w:sz="4" w:space="0"/>
           </w:tblBorders>
           <w:tblCellMar>
             <w:top w:w="0" w:type="dxa"/>
@@ -5362,40 +6435,44 @@
             <w:right w:w="10" w:type="dxa"/>
           </w:tblCellMar>
         </w:tblPrEx>
-        <w:tc>
-          <w:tcPr>
-            <w:tcW w:w="1405" w:type="dxa"/>
+        <w:trPr>
+          <w:trHeight w:val="0" w:hRule="atLeast"/>
+          <w:tblHeader/>
+          <w:jc w:val="center"/>
+        </w:trPr>
+        <w:tc>
+          <w:tcPr>
+            <w:tcW w:w="1444" w:type="dxa"/>
+            <w:tcBorders>
+              <w:top w:val="single" w:color="auto" w:sz="12" w:space="0"/>
+              <w:left w:val="single" w:color="auto" w:sz="12" w:space="0"/>
+              <w:bottom w:val="nil"/>
+              <w:right w:val="nil"/>
+            </w:tcBorders>
+            <w:noWrap w:val="0"/>
             <w:tcMar>
               <w:top w:w="60" w:type="dxa"/>
               <w:left w:w="120" w:type="dxa"/>
               <w:bottom w:w="30" w:type="dxa"/>
               <w:right w:w="120" w:type="dxa"/>
             </w:tcMar>
-          </w:tcPr>
-          <w:p>
-            <w:pPr>
-              <w:keepNext w:val="0"/>
-              <w:keepLines w:val="0"/>
-              <w:pageBreakBefore w:val="0"/>
-              <w:widowControl w:val="0"/>
-              <w:kinsoku w:val="0"/>
-              <w:wordWrap/>
-              <w:overflowPunct/>
-              <w:topLinePunct w:val="0"/>
-              <w:autoSpaceDE w:val="0"/>
-              <w:autoSpaceDN w:val="0"/>
+            <w:vAlign w:val="center"/>
+          </w:tcPr>
+          <w:p>
+            <w:pPr>
+              <w:pStyle w:val="39"/>
               <w:bidi w:val="0"/>
-              <w:adjustRightInd w:val="0"/>
-              <w:snapToGrid w:val="0"/>
-              <w:spacing w:before="120" w:after="120" w:line="288" w:lineRule="auto"/>
-              <w:ind w:left="0"/>
-              <w:jc w:val="left"/>
-              <w:textAlignment w:val="baseline"/>
-            </w:pPr>
-            <w:r>
-              <w:rPr>
-                <w:rFonts w:ascii="Arial" w:hAnsi="Arial" w:eastAsia="等线" w:cs="Arial"/>
-                <w:sz w:val="22"/>
+              <w:snapToGrid w:val="0"/>
+              <w:spacing w:line="240" w:lineRule="auto"/>
+              <w:ind w:left="0" w:leftChars="0" w:right="0" w:rightChars="0" w:firstLine="0" w:firstLineChars="0"/>
+              <w:jc w:val="center"/>
+              <w:rPr>
+                <w:b/>
+              </w:rPr>
+            </w:pPr>
+            <w:r>
+              <w:rPr>
+                <w:b/>
               </w:rPr>
               <w:t>内容分类</w:t>
             </w:r>
@@ -5403,38 +6480,37 @@
         </w:tc>
         <w:tc>
           <w:tcPr>
-            <w:tcW w:w="7044" w:type="dxa"/>
+            <w:tcW w:w="7078" w:type="dxa"/>
+            <w:tcBorders>
+              <w:top w:val="single" w:color="auto" w:sz="12" w:space="0"/>
+              <w:left w:val="single" w:color="auto" w:sz="4" w:space="0"/>
+              <w:bottom w:val="nil"/>
+              <w:right w:val="single" w:color="auto" w:sz="12" w:space="0"/>
+            </w:tcBorders>
+            <w:noWrap w:val="0"/>
             <w:tcMar>
               <w:top w:w="60" w:type="dxa"/>
               <w:left w:w="120" w:type="dxa"/>
               <w:bottom w:w="30" w:type="dxa"/>
               <w:right w:w="120" w:type="dxa"/>
             </w:tcMar>
-          </w:tcPr>
-          <w:p>
-            <w:pPr>
-              <w:keepNext w:val="0"/>
-              <w:keepLines w:val="0"/>
-              <w:pageBreakBefore w:val="0"/>
-              <w:widowControl w:val="0"/>
-              <w:kinsoku w:val="0"/>
-              <w:wordWrap/>
-              <w:overflowPunct/>
-              <w:topLinePunct w:val="0"/>
-              <w:autoSpaceDE w:val="0"/>
-              <w:autoSpaceDN w:val="0"/>
+            <w:vAlign w:val="center"/>
+          </w:tcPr>
+          <w:p>
+            <w:pPr>
+              <w:pStyle w:val="39"/>
               <w:bidi w:val="0"/>
-              <w:adjustRightInd w:val="0"/>
-              <w:snapToGrid w:val="0"/>
-              <w:spacing w:before="120" w:after="120" w:line="288" w:lineRule="auto"/>
-              <w:ind w:left="0"/>
-              <w:jc w:val="left"/>
-              <w:textAlignment w:val="baseline"/>
-            </w:pPr>
-            <w:r>
-              <w:rPr>
-                <w:rFonts w:ascii="Arial" w:hAnsi="Arial" w:eastAsia="等线" w:cs="Arial"/>
-                <w:sz w:val="22"/>
+              <w:snapToGrid w:val="0"/>
+              <w:spacing w:line="240" w:lineRule="auto"/>
+              <w:ind w:left="0" w:leftChars="0" w:right="0" w:rightChars="0" w:firstLine="0" w:firstLineChars="0"/>
+              <w:jc w:val="center"/>
+              <w:rPr>
+                <w:b/>
+              </w:rPr>
+            </w:pPr>
+            <w:r>
+              <w:rPr>
+                <w:b/>
               </w:rPr>
               <w:t>详细说明</w:t>
             </w:r>
@@ -5444,12 +6520,12 @@
       <w:tr>
         <w:tblPrEx>
           <w:tblBorders>
-            <w:top w:val="single" w:color="auto" w:sz="4" w:space="0"/>
-            <w:left w:val="single" w:color="auto" w:sz="4" w:space="0"/>
-            <w:bottom w:val="single" w:color="auto" w:sz="4" w:space="0"/>
-            <w:right w:val="single" w:color="auto" w:sz="4" w:space="0"/>
-            <w:insideH w:val="single" w:color="auto" w:sz="4" w:space="0"/>
-            <w:insideV w:val="single" w:color="auto" w:sz="4" w:space="0"/>
+            <w:top w:val="none" w:color="auto" w:sz="4" w:space="0"/>
+            <w:left w:val="none" w:color="auto" w:sz="4" w:space="0"/>
+            <w:bottom w:val="none" w:color="auto" w:sz="4" w:space="0"/>
+            <w:right w:val="none" w:color="auto" w:sz="4" w:space="0"/>
+            <w:insideH w:val="none" w:color="auto" w:sz="4" w:space="0"/>
+            <w:insideV w:val="none" w:color="auto" w:sz="4" w:space="0"/>
           </w:tblBorders>
           <w:tblCellMar>
             <w:top w:w="0" w:type="dxa"/>
@@ -5458,80 +6534,70 @@
             <w:right w:w="10" w:type="dxa"/>
           </w:tblCellMar>
         </w:tblPrEx>
-        <w:tc>
-          <w:tcPr>
-            <w:tcW w:w="1405" w:type="dxa"/>
+        <w:trPr>
+          <w:trHeight w:val="0" w:hRule="atLeast"/>
+          <w:jc w:val="center"/>
+        </w:trPr>
+        <w:tc>
+          <w:tcPr>
+            <w:tcW w:w="1444" w:type="dxa"/>
+            <w:tcBorders>
+              <w:top w:val="single" w:color="auto" w:sz="4" w:space="0"/>
+              <w:left w:val="single" w:color="auto" w:sz="12" w:space="0"/>
+              <w:bottom w:val="nil"/>
+              <w:right w:val="nil"/>
+            </w:tcBorders>
+            <w:noWrap w:val="0"/>
             <w:tcMar>
               <w:top w:w="60" w:type="dxa"/>
               <w:left w:w="120" w:type="dxa"/>
               <w:bottom w:w="30" w:type="dxa"/>
               <w:right w:w="120" w:type="dxa"/>
             </w:tcMar>
-          </w:tcPr>
-          <w:p>
-            <w:pPr>
-              <w:keepNext w:val="0"/>
-              <w:keepLines w:val="0"/>
-              <w:pageBreakBefore w:val="0"/>
-              <w:widowControl w:val="0"/>
-              <w:kinsoku w:val="0"/>
-              <w:wordWrap/>
-              <w:overflowPunct/>
-              <w:topLinePunct w:val="0"/>
-              <w:autoSpaceDE w:val="0"/>
-              <w:autoSpaceDN w:val="0"/>
+            <w:vAlign w:val="center"/>
+          </w:tcPr>
+          <w:p>
+            <w:pPr>
+              <w:pStyle w:val="39"/>
               <w:bidi w:val="0"/>
-              <w:adjustRightInd w:val="0"/>
-              <w:snapToGrid w:val="0"/>
-              <w:spacing w:before="120" w:after="120" w:line="288" w:lineRule="auto"/>
-              <w:ind w:left="0"/>
-              <w:jc w:val="left"/>
-              <w:textAlignment w:val="baseline"/>
-            </w:pPr>
-            <w:r>
-              <w:rPr>
-                <w:rFonts w:ascii="Arial" w:hAnsi="Arial" w:eastAsia="等线" w:cs="Arial"/>
-                <w:sz w:val="22"/>
-              </w:rPr>
+              <w:snapToGrid w:val="0"/>
+              <w:spacing w:line="240" w:lineRule="auto"/>
+              <w:ind w:left="0" w:leftChars="0" w:right="0" w:rightChars="0" w:firstLine="0" w:firstLineChars="0"/>
+              <w:jc w:val="center"/>
+            </w:pPr>
+            <w:r>
               <w:t>总体目标</w:t>
             </w:r>
           </w:p>
         </w:tc>
         <w:tc>
           <w:tcPr>
-            <w:tcW w:w="7044" w:type="dxa"/>
+            <w:tcW w:w="7078" w:type="dxa"/>
+            <w:tcBorders>
+              <w:top w:val="single" w:color="auto" w:sz="4" w:space="0"/>
+              <w:left w:val="single" w:color="auto" w:sz="4" w:space="0"/>
+              <w:bottom w:val="nil"/>
+              <w:right w:val="single" w:color="auto" w:sz="12" w:space="0"/>
+            </w:tcBorders>
+            <w:noWrap w:val="0"/>
             <w:tcMar>
               <w:top w:w="60" w:type="dxa"/>
               <w:left w:w="120" w:type="dxa"/>
               <w:bottom w:w="30" w:type="dxa"/>
               <w:right w:w="120" w:type="dxa"/>
             </w:tcMar>
-          </w:tcPr>
-          <w:p>
-            <w:pPr>
-              <w:keepNext w:val="0"/>
-              <w:keepLines w:val="0"/>
-              <w:pageBreakBefore w:val="0"/>
-              <w:widowControl w:val="0"/>
-              <w:kinsoku w:val="0"/>
-              <w:wordWrap/>
-              <w:overflowPunct/>
-              <w:topLinePunct w:val="0"/>
-              <w:autoSpaceDE w:val="0"/>
-              <w:autoSpaceDN w:val="0"/>
+            <w:vAlign w:val="center"/>
+          </w:tcPr>
+          <w:p>
+            <w:pPr>
+              <w:pStyle w:val="39"/>
               <w:bidi w:val="0"/>
-              <w:adjustRightInd w:val="0"/>
-              <w:snapToGrid w:val="0"/>
-              <w:spacing w:before="120" w:after="120" w:line="288" w:lineRule="auto"/>
-              <w:ind w:left="0"/>
-              <w:jc w:val="left"/>
-              <w:textAlignment w:val="baseline"/>
-            </w:pPr>
-            <w:r>
-              <w:rPr>
-                <w:rFonts w:ascii="Arial" w:hAnsi="Arial" w:eastAsia="等线" w:cs="Arial"/>
-                <w:sz w:val="22"/>
-              </w:rPr>
+              <w:snapToGrid w:val="0"/>
+              <w:spacing w:line="240" w:lineRule="auto"/>
+              <w:ind w:left="0" w:leftChars="0" w:right="0" w:rightChars="0" w:firstLine="0" w:firstLineChars="0"/>
+              <w:jc w:val="center"/>
+            </w:pPr>
+            <w:r>
               <w:t>深入研究隔离装置工作原理，研发自动监测处置工具，在不影响业务运行的前提下，通过实时监测与故障处理功能，5分钟内完成自动故障处置，提升外网业务系统运行稳定性。</w:t>
             </w:r>
           </w:p>
@@ -5540,12 +6606,12 @@
       <w:tr>
         <w:tblPrEx>
           <w:tblBorders>
-            <w:top w:val="single" w:color="auto" w:sz="4" w:space="0"/>
-            <w:left w:val="single" w:color="auto" w:sz="4" w:space="0"/>
-            <w:bottom w:val="single" w:color="auto" w:sz="4" w:space="0"/>
-            <w:right w:val="single" w:color="auto" w:sz="4" w:space="0"/>
-            <w:insideH w:val="single" w:color="auto" w:sz="4" w:space="0"/>
-            <w:insideV w:val="single" w:color="auto" w:sz="4" w:space="0"/>
+            <w:top w:val="none" w:color="auto" w:sz="4" w:space="0"/>
+            <w:left w:val="none" w:color="auto" w:sz="4" w:space="0"/>
+            <w:bottom w:val="none" w:color="auto" w:sz="4" w:space="0"/>
+            <w:right w:val="none" w:color="auto" w:sz="4" w:space="0"/>
+            <w:insideH w:val="none" w:color="auto" w:sz="4" w:space="0"/>
+            <w:insideV w:val="none" w:color="auto" w:sz="4" w:space="0"/>
           </w:tblBorders>
           <w:tblCellMar>
             <w:top w:w="0" w:type="dxa"/>
@@ -5554,288 +6620,181 @@
             <w:right w:w="10" w:type="dxa"/>
           </w:tblCellMar>
         </w:tblPrEx>
-        <w:tc>
-          <w:tcPr>
-            <w:tcW w:w="1405" w:type="dxa"/>
+        <w:trPr>
+          <w:trHeight w:val="0" w:hRule="atLeast"/>
+          <w:jc w:val="center"/>
+        </w:trPr>
+        <w:tc>
+          <w:tcPr>
+            <w:tcW w:w="1444" w:type="dxa"/>
+            <w:tcBorders>
+              <w:top w:val="single" w:color="auto" w:sz="4" w:space="0"/>
+              <w:left w:val="single" w:color="auto" w:sz="12" w:space="0"/>
+              <w:bottom w:val="nil"/>
+              <w:right w:val="nil"/>
+            </w:tcBorders>
+            <w:noWrap w:val="0"/>
             <w:tcMar>
               <w:top w:w="60" w:type="dxa"/>
               <w:left w:w="120" w:type="dxa"/>
               <w:bottom w:w="30" w:type="dxa"/>
               <w:right w:w="120" w:type="dxa"/>
             </w:tcMar>
-          </w:tcPr>
-          <w:p>
-            <w:pPr>
-              <w:keepNext w:val="0"/>
-              <w:keepLines w:val="0"/>
-              <w:pageBreakBefore w:val="0"/>
-              <w:widowControl w:val="0"/>
-              <w:kinsoku w:val="0"/>
-              <w:wordWrap/>
-              <w:overflowPunct/>
-              <w:topLinePunct w:val="0"/>
-              <w:autoSpaceDE w:val="0"/>
-              <w:autoSpaceDN w:val="0"/>
+            <w:vAlign w:val="center"/>
+          </w:tcPr>
+          <w:p>
+            <w:pPr>
+              <w:pStyle w:val="39"/>
               <w:bidi w:val="0"/>
-              <w:adjustRightInd w:val="0"/>
-              <w:snapToGrid w:val="0"/>
-              <w:spacing w:before="120" w:after="120" w:line="288" w:lineRule="auto"/>
-              <w:ind w:left="0"/>
-              <w:jc w:val="left"/>
-              <w:textAlignment w:val="baseline"/>
-            </w:pPr>
-            <w:r>
-              <w:rPr>
-                <w:rFonts w:ascii="Arial" w:hAnsi="Arial" w:eastAsia="等线" w:cs="Arial"/>
-                <w:sz w:val="22"/>
-              </w:rPr>
+              <w:snapToGrid w:val="0"/>
+              <w:spacing w:line="240" w:lineRule="auto"/>
+              <w:ind w:left="0" w:leftChars="0" w:right="0" w:rightChars="0" w:firstLine="0" w:firstLineChars="0"/>
+              <w:jc w:val="center"/>
+            </w:pPr>
+            <w:r>
               <w:t>总体计划</w:t>
             </w:r>
           </w:p>
         </w:tc>
         <w:tc>
           <w:tcPr>
-            <w:tcW w:w="7044" w:type="dxa"/>
+            <w:tcW w:w="7078" w:type="dxa"/>
+            <w:tcBorders>
+              <w:top w:val="single" w:color="auto" w:sz="4" w:space="0"/>
+              <w:left w:val="single" w:color="auto" w:sz="4" w:space="0"/>
+              <w:bottom w:val="nil"/>
+              <w:right w:val="single" w:color="auto" w:sz="12" w:space="0"/>
+            </w:tcBorders>
+            <w:noWrap w:val="0"/>
             <w:tcMar>
               <w:top w:w="60" w:type="dxa"/>
               <w:left w:w="120" w:type="dxa"/>
               <w:bottom w:w="30" w:type="dxa"/>
               <w:right w:w="120" w:type="dxa"/>
             </w:tcMar>
-          </w:tcPr>
-          <w:p>
-            <w:pPr>
-              <w:keepNext w:val="0"/>
-              <w:keepLines w:val="0"/>
-              <w:pageBreakBefore w:val="0"/>
-              <w:widowControl w:val="0"/>
-              <w:numPr>
-                <w:ilvl w:val="0"/>
-                <w:numId w:val="7"/>
-              </w:numPr>
-              <w:kinsoku w:val="0"/>
-              <w:wordWrap/>
-              <w:overflowPunct/>
-              <w:topLinePunct w:val="0"/>
-              <w:autoSpaceDE w:val="0"/>
-              <w:autoSpaceDN w:val="0"/>
+            <w:vAlign w:val="center"/>
+          </w:tcPr>
+          <w:p>
+            <w:pPr>
+              <w:pStyle w:val="39"/>
               <w:bidi w:val="0"/>
-              <w:adjustRightInd w:val="0"/>
-              <w:snapToGrid w:val="0"/>
-              <w:spacing w:before="120" w:after="120" w:line="288" w:lineRule="auto"/>
-              <w:ind w:left="0"/>
+              <w:snapToGrid w:val="0"/>
+              <w:spacing w:line="240" w:lineRule="auto"/>
+              <w:ind w:left="0" w:leftChars="0" w:right="0" w:rightChars="0" w:firstLine="0" w:firstLineChars="0"/>
               <w:jc w:val="left"/>
-              <w:textAlignment w:val="baseline"/>
-              <w:rPr>
-                <w:rFonts w:ascii="Arial" w:hAnsi="Arial" w:eastAsia="等线" w:cs="Arial"/>
-                <w:sz w:val="22"/>
-              </w:rPr>
-            </w:pPr>
-            <w:r>
-              <w:rPr>
-                <w:rFonts w:ascii="Arial" w:hAnsi="Arial" w:eastAsia="等线" w:cs="Arial"/>
-                <w:sz w:val="22"/>
-              </w:rPr>
+            </w:pPr>
+            <w:r>
               <w:t>202</w:t>
             </w:r>
             <w:r>
               <w:rPr>
-                <w:rFonts w:hint="eastAsia" w:eastAsia="等线" w:cs="Arial"/>
-                <w:sz w:val="22"/>
+                <w:rFonts w:hint="eastAsia"/>
                 <w:lang w:val="en-US" w:eastAsia="zh-CN"/>
               </w:rPr>
               <w:t>5</w:t>
             </w:r>
             <w:r>
-              <w:rPr>
-                <w:rFonts w:ascii="Arial" w:hAnsi="Arial" w:eastAsia="等线" w:cs="Arial"/>
-                <w:sz w:val="22"/>
-              </w:rPr>
               <w:t>年</w:t>
             </w:r>
             <w:r>
               <w:rPr>
-                <w:rFonts w:hint="eastAsia" w:eastAsia="等线" w:cs="Arial"/>
-                <w:sz w:val="22"/>
+                <w:rFonts w:hint="eastAsia"/>
                 <w:lang w:val="en-US" w:eastAsia="zh-CN"/>
               </w:rPr>
               <w:t>7-8</w:t>
             </w:r>
             <w:r>
-              <w:rPr>
-                <w:rFonts w:ascii="Arial" w:hAnsi="Arial" w:eastAsia="等线" w:cs="Arial"/>
-                <w:sz w:val="22"/>
-              </w:rPr>
               <w:t>月：完成需求收集与确认；</w:t>
             </w:r>
           </w:p>
           <w:p>
             <w:pPr>
-              <w:keepNext w:val="0"/>
-              <w:keepLines w:val="0"/>
-              <w:pageBreakBefore w:val="0"/>
-              <w:widowControl w:val="0"/>
-              <w:numPr>
-                <w:ilvl w:val="0"/>
-                <w:numId w:val="7"/>
-              </w:numPr>
-              <w:kinsoku w:val="0"/>
-              <w:wordWrap/>
-              <w:overflowPunct/>
-              <w:topLinePunct w:val="0"/>
-              <w:autoSpaceDE w:val="0"/>
-              <w:autoSpaceDN w:val="0"/>
+              <w:pStyle w:val="39"/>
               <w:bidi w:val="0"/>
-              <w:adjustRightInd w:val="0"/>
-              <w:snapToGrid w:val="0"/>
-              <w:spacing w:before="120" w:after="120" w:line="288" w:lineRule="auto"/>
-              <w:ind w:left="0"/>
+              <w:snapToGrid w:val="0"/>
+              <w:spacing w:line="240" w:lineRule="auto"/>
+              <w:ind w:left="0" w:leftChars="0" w:right="0" w:rightChars="0" w:firstLine="0" w:firstLineChars="0"/>
               <w:jc w:val="left"/>
-              <w:textAlignment w:val="baseline"/>
-            </w:pPr>
-            <w:r>
-              <w:rPr>
-                <w:rFonts w:ascii="Arial" w:hAnsi="Arial" w:eastAsia="等线" w:cs="Arial"/>
-                <w:sz w:val="22"/>
-              </w:rPr>
+            </w:pPr>
+            <w:r>
               <w:t>202</w:t>
             </w:r>
             <w:r>
               <w:rPr>
-                <w:rFonts w:hint="eastAsia" w:eastAsia="等线" w:cs="Arial"/>
-                <w:sz w:val="22"/>
+                <w:rFonts w:hint="eastAsia"/>
                 <w:lang w:val="en-US" w:eastAsia="zh-CN"/>
               </w:rPr>
               <w:t>5</w:t>
             </w:r>
             <w:r>
-              <w:rPr>
-                <w:rFonts w:ascii="Arial" w:hAnsi="Arial" w:eastAsia="等线" w:cs="Arial"/>
-                <w:sz w:val="22"/>
-              </w:rPr>
               <w:t>年</w:t>
             </w:r>
             <w:r>
               <w:rPr>
-                <w:rFonts w:hint="eastAsia" w:eastAsia="等线" w:cs="Arial"/>
-                <w:sz w:val="22"/>
+                <w:rFonts w:hint="eastAsia"/>
                 <w:lang w:val="en-US" w:eastAsia="zh-CN"/>
               </w:rPr>
               <w:t>9-11</w:t>
             </w:r>
             <w:r>
-              <w:rPr>
-                <w:rFonts w:ascii="Arial" w:hAnsi="Arial" w:eastAsia="等线" w:cs="Arial"/>
-                <w:sz w:val="22"/>
-              </w:rPr>
               <w:t>月：开展四大功能模块（探测及处理、日志记录、短信邮件告警、日志审计）迭代研发与测试；</w:t>
             </w:r>
           </w:p>
           <w:p>
             <w:pPr>
-              <w:keepNext w:val="0"/>
-              <w:keepLines w:val="0"/>
-              <w:pageBreakBefore w:val="0"/>
-              <w:widowControl w:val="0"/>
-              <w:numPr>
-                <w:ilvl w:val="0"/>
-                <w:numId w:val="7"/>
-              </w:numPr>
-              <w:kinsoku w:val="0"/>
-              <w:wordWrap/>
-              <w:overflowPunct/>
-              <w:topLinePunct w:val="0"/>
-              <w:autoSpaceDE w:val="0"/>
-              <w:autoSpaceDN w:val="0"/>
+              <w:pStyle w:val="39"/>
               <w:bidi w:val="0"/>
-              <w:adjustRightInd w:val="0"/>
-              <w:snapToGrid w:val="0"/>
-              <w:spacing w:before="120" w:after="120" w:line="288" w:lineRule="auto"/>
-              <w:ind w:left="0"/>
+              <w:snapToGrid w:val="0"/>
+              <w:spacing w:line="240" w:lineRule="auto"/>
+              <w:ind w:left="0" w:leftChars="0" w:right="0" w:rightChars="0" w:firstLine="0" w:firstLineChars="0"/>
               <w:jc w:val="left"/>
-              <w:textAlignment w:val="baseline"/>
-            </w:pPr>
-            <w:r>
-              <w:rPr>
-                <w:rFonts w:ascii="Arial" w:hAnsi="Arial" w:eastAsia="等线" w:cs="Arial"/>
-                <w:sz w:val="22"/>
-              </w:rPr>
+            </w:pPr>
+            <w:r>
               <w:t>202</w:t>
             </w:r>
             <w:r>
               <w:rPr>
-                <w:rFonts w:hint="eastAsia" w:eastAsia="等线" w:cs="Arial"/>
-                <w:sz w:val="22"/>
+                <w:rFonts w:hint="eastAsia"/>
                 <w:lang w:val="en-US" w:eastAsia="zh-CN"/>
               </w:rPr>
               <w:t>5</w:t>
             </w:r>
             <w:r>
-              <w:rPr>
-                <w:rFonts w:ascii="Arial" w:hAnsi="Arial" w:eastAsia="等线" w:cs="Arial"/>
-                <w:sz w:val="22"/>
-              </w:rPr>
               <w:t>年</w:t>
             </w:r>
             <w:r>
               <w:rPr>
-                <w:rFonts w:hint="eastAsia" w:eastAsia="等线" w:cs="Arial"/>
-                <w:sz w:val="22"/>
+                <w:rFonts w:hint="eastAsia"/>
                 <w:lang w:val="en-US" w:eastAsia="zh-CN"/>
               </w:rPr>
               <w:t>12</w:t>
             </w:r>
             <w:r>
-              <w:rPr>
-                <w:rFonts w:ascii="Arial" w:hAnsi="Arial" w:eastAsia="等线" w:cs="Arial"/>
-                <w:sz w:val="22"/>
-              </w:rPr>
               <w:t>月：完成线上部署试用</w:t>
             </w:r>
             <w:r>
               <w:rPr>
-                <w:rFonts w:hint="eastAsia" w:eastAsia="等线" w:cs="Arial"/>
-                <w:sz w:val="22"/>
+                <w:rFonts w:hint="eastAsia"/>
                 <w:lang w:val="en-US" w:eastAsia="zh-CN"/>
               </w:rPr>
               <w:t>并进行BUG修复</w:t>
             </w:r>
             <w:r>
-              <w:rPr>
-                <w:rFonts w:ascii="Arial" w:hAnsi="Arial" w:eastAsia="等线" w:cs="Arial"/>
-                <w:sz w:val="22"/>
-              </w:rPr>
               <w:t>；</w:t>
             </w:r>
           </w:p>
           <w:p>
             <w:pPr>
-              <w:keepNext w:val="0"/>
-              <w:keepLines w:val="0"/>
-              <w:pageBreakBefore w:val="0"/>
-              <w:widowControl w:val="0"/>
-              <w:numPr>
-                <w:ilvl w:val="0"/>
-                <w:numId w:val="7"/>
-              </w:numPr>
-              <w:kinsoku w:val="0"/>
-              <w:wordWrap/>
-              <w:overflowPunct/>
-              <w:topLinePunct w:val="0"/>
-              <w:autoSpaceDE w:val="0"/>
-              <w:autoSpaceDN w:val="0"/>
+              <w:pStyle w:val="39"/>
               <w:bidi w:val="0"/>
-              <w:adjustRightInd w:val="0"/>
-              <w:snapToGrid w:val="0"/>
-              <w:spacing w:before="120" w:after="120" w:line="288" w:lineRule="auto"/>
-              <w:ind w:left="0"/>
+              <w:snapToGrid w:val="0"/>
+              <w:spacing w:line="240" w:lineRule="auto"/>
+              <w:ind w:left="0" w:leftChars="0" w:right="0" w:rightChars="0" w:firstLine="0" w:firstLineChars="0"/>
               <w:jc w:val="left"/>
-              <w:textAlignment w:val="baseline"/>
-            </w:pPr>
-            <w:r>
-              <w:rPr>
-                <w:rFonts w:hint="eastAsia" w:eastAsia="等线" w:cs="Arial"/>
-                <w:sz w:val="22"/>
+            </w:pPr>
+            <w:r>
+              <w:rPr>
+                <w:rFonts w:hint="eastAsia"/>
                 <w:lang w:val="en-US" w:eastAsia="zh-CN"/>
               </w:rPr>
               <w:t>2026年1月：上线试运行</w:t>
@@ -5843,93 +6802,54 @@
           </w:p>
           <w:p>
             <w:pPr>
-              <w:keepNext w:val="0"/>
-              <w:keepLines w:val="0"/>
-              <w:pageBreakBefore w:val="0"/>
-              <w:widowControl w:val="0"/>
-              <w:numPr>
-                <w:ilvl w:val="0"/>
-                <w:numId w:val="7"/>
-              </w:numPr>
-              <w:kinsoku w:val="0"/>
-              <w:wordWrap/>
-              <w:overflowPunct/>
-              <w:topLinePunct w:val="0"/>
-              <w:autoSpaceDE w:val="0"/>
-              <w:autoSpaceDN w:val="0"/>
+              <w:pStyle w:val="39"/>
               <w:bidi w:val="0"/>
-              <w:adjustRightInd w:val="0"/>
-              <w:snapToGrid w:val="0"/>
-              <w:spacing w:before="120" w:after="120" w:line="288" w:lineRule="auto"/>
-              <w:ind w:left="0"/>
+              <w:snapToGrid w:val="0"/>
+              <w:spacing w:line="240" w:lineRule="auto"/>
+              <w:ind w:left="0" w:leftChars="0" w:right="0" w:rightChars="0" w:firstLine="0" w:firstLineChars="0"/>
               <w:jc w:val="left"/>
-              <w:textAlignment w:val="baseline"/>
-            </w:pPr>
-            <w:r>
-              <w:rPr>
-                <w:rFonts w:ascii="Arial" w:hAnsi="Arial" w:eastAsia="等线" w:cs="Arial"/>
-                <w:sz w:val="22"/>
-              </w:rPr>
+            </w:pPr>
+            <w:r>
               <w:t>202</w:t>
             </w:r>
             <w:r>
               <w:rPr>
-                <w:rFonts w:hint="eastAsia" w:eastAsia="等线" w:cs="Arial"/>
-                <w:sz w:val="22"/>
+                <w:rFonts w:hint="eastAsia"/>
                 <w:lang w:val="en-US" w:eastAsia="zh-CN"/>
               </w:rPr>
               <w:t>6</w:t>
             </w:r>
             <w:r>
-              <w:rPr>
-                <w:rFonts w:ascii="Arial" w:hAnsi="Arial" w:eastAsia="等线" w:cs="Arial"/>
-                <w:sz w:val="22"/>
-              </w:rPr>
               <w:t>年</w:t>
             </w:r>
             <w:r>
               <w:rPr>
-                <w:rFonts w:hint="eastAsia" w:eastAsia="等线" w:cs="Arial"/>
-                <w:sz w:val="22"/>
+                <w:rFonts w:hint="eastAsia"/>
                 <w:lang w:val="en-US" w:eastAsia="zh-CN"/>
               </w:rPr>
               <w:t>2</w:t>
             </w:r>
             <w:r>
-              <w:rPr>
-                <w:rFonts w:ascii="Arial" w:hAnsi="Arial" w:eastAsia="等线" w:cs="Arial"/>
-                <w:sz w:val="22"/>
-              </w:rPr>
               <w:t>-</w:t>
             </w:r>
             <w:r>
               <w:rPr>
-                <w:rFonts w:hint="eastAsia" w:eastAsia="等线" w:cs="Arial"/>
-                <w:sz w:val="22"/>
+                <w:rFonts w:hint="eastAsia"/>
                 <w:lang w:val="en-US" w:eastAsia="zh-CN"/>
               </w:rPr>
               <w:t>3</w:t>
             </w:r>
             <w:r>
-              <w:rPr>
-                <w:rFonts w:ascii="Arial" w:hAnsi="Arial" w:eastAsia="等线" w:cs="Arial"/>
-                <w:sz w:val="22"/>
-              </w:rPr>
               <w:t>月：</w:t>
             </w:r>
             <w:r>
               <w:rPr>
-                <w:rFonts w:hint="eastAsia" w:eastAsia="等线" w:cs="Arial"/>
-                <w:sz w:val="22"/>
+                <w:rFonts w:hint="eastAsia"/>
                 <w:lang w:val="en-US" w:eastAsia="zh-CN"/>
               </w:rPr>
               <w:t>验收</w:t>
             </w:r>
             <w:r>
-              <w:rPr>
-                <w:rFonts w:ascii="Arial" w:hAnsi="Arial" w:eastAsia="等线" w:cs="Arial"/>
-                <w:sz w:val="22"/>
-              </w:rPr>
               <w:t>；</w:t>
             </w:r>
           </w:p>
@@ -5938,12 +6858,12 @@
       <w:tr>
         <w:tblPrEx>
           <w:tblBorders>
-            <w:top w:val="single" w:color="auto" w:sz="4" w:space="0"/>
-            <w:left w:val="single" w:color="auto" w:sz="4" w:space="0"/>
-            <w:bottom w:val="single" w:color="auto" w:sz="4" w:space="0"/>
-            <w:right w:val="single" w:color="auto" w:sz="4" w:space="0"/>
-            <w:insideH w:val="single" w:color="auto" w:sz="4" w:space="0"/>
-            <w:insideV w:val="single" w:color="auto" w:sz="4" w:space="0"/>
+            <w:top w:val="none" w:color="auto" w:sz="4" w:space="0"/>
+            <w:left w:val="none" w:color="auto" w:sz="4" w:space="0"/>
+            <w:bottom w:val="none" w:color="auto" w:sz="4" w:space="0"/>
+            <w:right w:val="none" w:color="auto" w:sz="4" w:space="0"/>
+            <w:insideH w:val="none" w:color="auto" w:sz="4" w:space="0"/>
+            <w:insideV w:val="none" w:color="auto" w:sz="4" w:space="0"/>
           </w:tblBorders>
           <w:tblCellMar>
             <w:top w:w="0" w:type="dxa"/>
@@ -5952,76 +6872,70 @@
             <w:right w:w="10" w:type="dxa"/>
           </w:tblCellMar>
         </w:tblPrEx>
-        <w:tc>
-          <w:tcPr>
-            <w:tcW w:w="1405" w:type="dxa"/>
+        <w:trPr>
+          <w:trHeight w:val="0" w:hRule="atLeast"/>
+          <w:jc w:val="center"/>
+        </w:trPr>
+        <w:tc>
+          <w:tcPr>
+            <w:tcW w:w="1444" w:type="dxa"/>
+            <w:tcBorders>
+              <w:top w:val="single" w:color="auto" w:sz="4" w:space="0"/>
+              <w:left w:val="single" w:color="auto" w:sz="12" w:space="0"/>
+              <w:bottom w:val="nil"/>
+              <w:right w:val="nil"/>
+            </w:tcBorders>
+            <w:noWrap w:val="0"/>
             <w:tcMar>
               <w:top w:w="60" w:type="dxa"/>
               <w:left w:w="120" w:type="dxa"/>
               <w:bottom w:w="30" w:type="dxa"/>
               <w:right w:w="120" w:type="dxa"/>
             </w:tcMar>
-          </w:tcPr>
-          <w:p>
-            <w:pPr>
-              <w:keepNext w:val="0"/>
-              <w:keepLines w:val="0"/>
-              <w:pageBreakBefore w:val="0"/>
-              <w:widowControl w:val="0"/>
-              <w:kinsoku w:val="0"/>
-              <w:wordWrap/>
-              <w:overflowPunct/>
-              <w:topLinePunct w:val="0"/>
-              <w:autoSpaceDE w:val="0"/>
-              <w:autoSpaceDN w:val="0"/>
+            <w:vAlign w:val="center"/>
+          </w:tcPr>
+          <w:p>
+            <w:pPr>
+              <w:pStyle w:val="39"/>
               <w:bidi w:val="0"/>
-              <w:adjustRightInd w:val="0"/>
-              <w:snapToGrid w:val="0"/>
-              <w:spacing w:before="120" w:after="120" w:line="288" w:lineRule="auto"/>
-              <w:ind w:left="0"/>
-              <w:jc w:val="left"/>
-              <w:textAlignment w:val="baseline"/>
-            </w:pPr>
-            <w:r>
-              <w:rPr>
-                <w:rFonts w:ascii="Arial" w:hAnsi="Arial" w:eastAsia="等线" w:cs="Arial"/>
-                <w:sz w:val="22"/>
-              </w:rPr>
+              <w:snapToGrid w:val="0"/>
+              <w:spacing w:line="240" w:lineRule="auto"/>
+              <w:ind w:left="0" w:leftChars="0" w:right="0" w:rightChars="0" w:firstLine="0" w:firstLineChars="0"/>
+              <w:jc w:val="center"/>
+            </w:pPr>
+            <w:r>
               <w:t>当前进度</w:t>
             </w:r>
           </w:p>
         </w:tc>
         <w:tc>
           <w:tcPr>
-            <w:tcW w:w="7044" w:type="dxa"/>
+            <w:tcW w:w="7078" w:type="dxa"/>
+            <w:tcBorders>
+              <w:top w:val="single" w:color="auto" w:sz="4" w:space="0"/>
+              <w:left w:val="single" w:color="auto" w:sz="4" w:space="0"/>
+              <w:bottom w:val="nil"/>
+              <w:right w:val="single" w:color="auto" w:sz="12" w:space="0"/>
+            </w:tcBorders>
+            <w:noWrap w:val="0"/>
             <w:tcMar>
               <w:top w:w="60" w:type="dxa"/>
               <w:left w:w="120" w:type="dxa"/>
               <w:bottom w:w="30" w:type="dxa"/>
               <w:right w:w="120" w:type="dxa"/>
             </w:tcMar>
-          </w:tcPr>
-          <w:p>
-            <w:pPr>
-              <w:keepNext w:val="0"/>
-              <w:keepLines w:val="0"/>
-              <w:pageBreakBefore w:val="0"/>
-              <w:widowControl w:val="0"/>
-              <w:kinsoku w:val="0"/>
-              <w:wordWrap/>
-              <w:overflowPunct/>
-              <w:topLinePunct w:val="0"/>
-              <w:autoSpaceDE w:val="0"/>
-              <w:autoSpaceDN w:val="0"/>
+            <w:vAlign w:val="center"/>
+          </w:tcPr>
+          <w:p>
+            <w:pPr>
+              <w:pStyle w:val="39"/>
               <w:bidi w:val="0"/>
-              <w:adjustRightInd w:val="0"/>
-              <w:snapToGrid w:val="0"/>
-              <w:spacing w:before="120" w:after="120" w:line="288" w:lineRule="auto"/>
-              <w:ind w:left="0"/>
-              <w:jc w:val="left"/>
-              <w:textAlignment w:val="baseline"/>
-              <w:rPr>
-                <w:rFonts w:hint="default" w:eastAsia="宋体"/>
+              <w:snapToGrid w:val="0"/>
+              <w:spacing w:line="240" w:lineRule="auto"/>
+              <w:ind w:left="0" w:leftChars="0" w:right="0" w:rightChars="0" w:firstLine="0" w:firstLineChars="0"/>
+              <w:jc w:val="center"/>
+              <w:rPr>
+                <w:rFonts w:hint="default"/>
                 <w:lang w:val="en-US" w:eastAsia="zh-CN"/>
               </w:rPr>
             </w:pPr>
@@ -6038,12 +6952,12 @@
       <w:tr>
         <w:tblPrEx>
           <w:tblBorders>
-            <w:top w:val="single" w:color="auto" w:sz="4" w:space="0"/>
-            <w:left w:val="single" w:color="auto" w:sz="4" w:space="0"/>
-            <w:bottom w:val="single" w:color="auto" w:sz="4" w:space="0"/>
-            <w:right w:val="single" w:color="auto" w:sz="4" w:space="0"/>
-            <w:insideH w:val="single" w:color="auto" w:sz="4" w:space="0"/>
-            <w:insideV w:val="single" w:color="auto" w:sz="4" w:space="0"/>
+            <w:top w:val="none" w:color="auto" w:sz="4" w:space="0"/>
+            <w:left w:val="none" w:color="auto" w:sz="4" w:space="0"/>
+            <w:bottom w:val="none" w:color="auto" w:sz="4" w:space="0"/>
+            <w:right w:val="none" w:color="auto" w:sz="4" w:space="0"/>
+            <w:insideH w:val="none" w:color="auto" w:sz="4" w:space="0"/>
+            <w:insideV w:val="none" w:color="auto" w:sz="4" w:space="0"/>
           </w:tblBorders>
           <w:tblCellMar>
             <w:top w:w="0" w:type="dxa"/>
@@ -6052,76 +6966,70 @@
             <w:right w:w="10" w:type="dxa"/>
           </w:tblCellMar>
         </w:tblPrEx>
-        <w:tc>
-          <w:tcPr>
-            <w:tcW w:w="1405" w:type="dxa"/>
+        <w:trPr>
+          <w:trHeight w:val="0" w:hRule="atLeast"/>
+          <w:jc w:val="center"/>
+        </w:trPr>
+        <w:tc>
+          <w:tcPr>
+            <w:tcW w:w="1444" w:type="dxa"/>
+            <w:tcBorders>
+              <w:top w:val="single" w:color="auto" w:sz="4" w:space="0"/>
+              <w:left w:val="single" w:color="auto" w:sz="12" w:space="0"/>
+              <w:bottom w:val="nil"/>
+              <w:right w:val="nil"/>
+            </w:tcBorders>
+            <w:noWrap w:val="0"/>
             <w:tcMar>
               <w:top w:w="60" w:type="dxa"/>
               <w:left w:w="120" w:type="dxa"/>
               <w:bottom w:w="30" w:type="dxa"/>
               <w:right w:w="120" w:type="dxa"/>
             </w:tcMar>
-          </w:tcPr>
-          <w:p>
-            <w:pPr>
-              <w:keepNext w:val="0"/>
-              <w:keepLines w:val="0"/>
-              <w:pageBreakBefore w:val="0"/>
-              <w:widowControl w:val="0"/>
-              <w:kinsoku w:val="0"/>
-              <w:wordWrap/>
-              <w:overflowPunct/>
-              <w:topLinePunct w:val="0"/>
-              <w:autoSpaceDE w:val="0"/>
-              <w:autoSpaceDN w:val="0"/>
+            <w:vAlign w:val="center"/>
+          </w:tcPr>
+          <w:p>
+            <w:pPr>
+              <w:pStyle w:val="39"/>
               <w:bidi w:val="0"/>
-              <w:adjustRightInd w:val="0"/>
-              <w:snapToGrid w:val="0"/>
-              <w:spacing w:before="120" w:after="120" w:line="288" w:lineRule="auto"/>
-              <w:ind w:left="0"/>
-              <w:jc w:val="left"/>
-              <w:textAlignment w:val="baseline"/>
-            </w:pPr>
-            <w:r>
-              <w:rPr>
-                <w:rFonts w:ascii="Arial" w:hAnsi="Arial" w:eastAsia="等线" w:cs="Arial"/>
-                <w:sz w:val="22"/>
-              </w:rPr>
+              <w:snapToGrid w:val="0"/>
+              <w:spacing w:line="240" w:lineRule="auto"/>
+              <w:ind w:left="0" w:leftChars="0" w:right="0" w:rightChars="0" w:firstLine="0" w:firstLineChars="0"/>
+              <w:jc w:val="center"/>
+            </w:pPr>
+            <w:r>
               <w:t>本月任务</w:t>
             </w:r>
           </w:p>
         </w:tc>
         <w:tc>
           <w:tcPr>
-            <w:tcW w:w="7044" w:type="dxa"/>
+            <w:tcW w:w="7078" w:type="dxa"/>
+            <w:tcBorders>
+              <w:top w:val="single" w:color="auto" w:sz="4" w:space="0"/>
+              <w:left w:val="single" w:color="auto" w:sz="4" w:space="0"/>
+              <w:bottom w:val="nil"/>
+              <w:right w:val="single" w:color="auto" w:sz="12" w:space="0"/>
+            </w:tcBorders>
+            <w:noWrap w:val="0"/>
             <w:tcMar>
               <w:top w:w="60" w:type="dxa"/>
               <w:left w:w="120" w:type="dxa"/>
               <w:bottom w:w="30" w:type="dxa"/>
               <w:right w:w="120" w:type="dxa"/>
             </w:tcMar>
-          </w:tcPr>
-          <w:p>
-            <w:pPr>
-              <w:keepNext w:val="0"/>
-              <w:keepLines w:val="0"/>
-              <w:pageBreakBefore w:val="0"/>
-              <w:widowControl w:val="0"/>
-              <w:kinsoku w:val="0"/>
-              <w:wordWrap/>
-              <w:overflowPunct/>
-              <w:topLinePunct w:val="0"/>
-              <w:autoSpaceDE w:val="0"/>
-              <w:autoSpaceDN w:val="0"/>
+            <w:vAlign w:val="center"/>
+          </w:tcPr>
+          <w:p>
+            <w:pPr>
+              <w:pStyle w:val="39"/>
               <w:bidi w:val="0"/>
-              <w:adjustRightInd w:val="0"/>
-              <w:snapToGrid w:val="0"/>
-              <w:spacing w:before="120" w:after="120" w:line="288" w:lineRule="auto"/>
-              <w:ind w:left="0"/>
-              <w:jc w:val="left"/>
-              <w:textAlignment w:val="baseline"/>
-              <w:rPr>
-                <w:rFonts w:hint="default" w:eastAsia="宋体"/>
+              <w:snapToGrid w:val="0"/>
+              <w:spacing w:line="240" w:lineRule="auto"/>
+              <w:ind w:left="0" w:leftChars="0" w:right="0" w:rightChars="0" w:firstLine="0" w:firstLineChars="0"/>
+              <w:jc w:val="center"/>
+              <w:rPr>
+                <w:rFonts w:hint="default"/>
                 <w:lang w:val="en-US" w:eastAsia="zh-CN"/>
               </w:rPr>
             </w:pPr>
@@ -6138,12 +7046,12 @@
       <w:tr>
         <w:tblPrEx>
           <w:tblBorders>
-            <w:top w:val="single" w:color="auto" w:sz="4" w:space="0"/>
-            <w:left w:val="single" w:color="auto" w:sz="4" w:space="0"/>
-            <w:bottom w:val="single" w:color="auto" w:sz="4" w:space="0"/>
-            <w:right w:val="single" w:color="auto" w:sz="4" w:space="0"/>
-            <w:insideH w:val="single" w:color="auto" w:sz="4" w:space="0"/>
-            <w:insideV w:val="single" w:color="auto" w:sz="4" w:space="0"/>
+            <w:top w:val="none" w:color="auto" w:sz="4" w:space="0"/>
+            <w:left w:val="none" w:color="auto" w:sz="4" w:space="0"/>
+            <w:bottom w:val="none" w:color="auto" w:sz="4" w:space="0"/>
+            <w:right w:val="none" w:color="auto" w:sz="4" w:space="0"/>
+            <w:insideH w:val="none" w:color="auto" w:sz="4" w:space="0"/>
+            <w:insideV w:val="none" w:color="auto" w:sz="4" w:space="0"/>
           </w:tblBorders>
           <w:tblCellMar>
             <w:top w:w="0" w:type="dxa"/>
@@ -6152,80 +7060,70 @@
             <w:right w:w="10" w:type="dxa"/>
           </w:tblCellMar>
         </w:tblPrEx>
-        <w:tc>
-          <w:tcPr>
-            <w:tcW w:w="1405" w:type="dxa"/>
+        <w:trPr>
+          <w:trHeight w:val="0" w:hRule="atLeast"/>
+          <w:jc w:val="center"/>
+        </w:trPr>
+        <w:tc>
+          <w:tcPr>
+            <w:tcW w:w="1444" w:type="dxa"/>
+            <w:tcBorders>
+              <w:top w:val="single" w:color="auto" w:sz="4" w:space="0"/>
+              <w:left w:val="single" w:color="auto" w:sz="12" w:space="0"/>
+              <w:bottom w:val="nil"/>
+              <w:right w:val="nil"/>
+            </w:tcBorders>
+            <w:noWrap w:val="0"/>
             <w:tcMar>
               <w:top w:w="60" w:type="dxa"/>
               <w:left w:w="120" w:type="dxa"/>
               <w:bottom w:w="30" w:type="dxa"/>
               <w:right w:w="120" w:type="dxa"/>
             </w:tcMar>
-          </w:tcPr>
-          <w:p>
-            <w:pPr>
-              <w:keepNext w:val="0"/>
-              <w:keepLines w:val="0"/>
-              <w:pageBreakBefore w:val="0"/>
-              <w:widowControl w:val="0"/>
-              <w:kinsoku w:val="0"/>
-              <w:wordWrap/>
-              <w:overflowPunct/>
-              <w:topLinePunct w:val="0"/>
-              <w:autoSpaceDE w:val="0"/>
-              <w:autoSpaceDN w:val="0"/>
+            <w:vAlign w:val="center"/>
+          </w:tcPr>
+          <w:p>
+            <w:pPr>
+              <w:pStyle w:val="39"/>
               <w:bidi w:val="0"/>
-              <w:adjustRightInd w:val="0"/>
-              <w:snapToGrid w:val="0"/>
-              <w:spacing w:before="120" w:after="120" w:line="288" w:lineRule="auto"/>
-              <w:ind w:left="0"/>
-              <w:jc w:val="left"/>
-              <w:textAlignment w:val="baseline"/>
-            </w:pPr>
-            <w:r>
-              <w:rPr>
-                <w:rFonts w:ascii="Arial" w:hAnsi="Arial" w:eastAsia="等线" w:cs="Arial"/>
-                <w:sz w:val="22"/>
-              </w:rPr>
+              <w:snapToGrid w:val="0"/>
+              <w:spacing w:line="240" w:lineRule="auto"/>
+              <w:ind w:left="0" w:leftChars="0" w:right="0" w:rightChars="0" w:firstLine="0" w:firstLineChars="0"/>
+              <w:jc w:val="center"/>
+            </w:pPr>
+            <w:r>
               <w:t>待协调事项</w:t>
             </w:r>
           </w:p>
         </w:tc>
         <w:tc>
           <w:tcPr>
-            <w:tcW w:w="7044" w:type="dxa"/>
+            <w:tcW w:w="7078" w:type="dxa"/>
+            <w:tcBorders>
+              <w:top w:val="single" w:color="auto" w:sz="4" w:space="0"/>
+              <w:left w:val="single" w:color="auto" w:sz="4" w:space="0"/>
+              <w:bottom w:val="nil"/>
+              <w:right w:val="single" w:color="auto" w:sz="12" w:space="0"/>
+            </w:tcBorders>
+            <w:noWrap w:val="0"/>
             <w:tcMar>
               <w:top w:w="60" w:type="dxa"/>
               <w:left w:w="120" w:type="dxa"/>
               <w:bottom w:w="30" w:type="dxa"/>
               <w:right w:w="120" w:type="dxa"/>
             </w:tcMar>
-          </w:tcPr>
-          <w:p>
-            <w:pPr>
-              <w:keepNext w:val="0"/>
-              <w:keepLines w:val="0"/>
-              <w:pageBreakBefore w:val="0"/>
-              <w:widowControl w:val="0"/>
-              <w:kinsoku w:val="0"/>
-              <w:wordWrap/>
-              <w:overflowPunct/>
-              <w:topLinePunct w:val="0"/>
-              <w:autoSpaceDE w:val="0"/>
-              <w:autoSpaceDN w:val="0"/>
+            <w:vAlign w:val="center"/>
+          </w:tcPr>
+          <w:p>
+            <w:pPr>
+              <w:pStyle w:val="39"/>
               <w:bidi w:val="0"/>
-              <w:adjustRightInd w:val="0"/>
-              <w:snapToGrid w:val="0"/>
-              <w:spacing w:before="120" w:after="120" w:line="288" w:lineRule="auto"/>
-              <w:ind w:left="0"/>
-              <w:jc w:val="left"/>
-              <w:textAlignment w:val="baseline"/>
-            </w:pPr>
-            <w:r>
-              <w:rPr>
-                <w:rFonts w:ascii="Arial" w:hAnsi="Arial" w:eastAsia="等线" w:cs="Arial"/>
-                <w:sz w:val="22"/>
-              </w:rPr>
+              <w:snapToGrid w:val="0"/>
+              <w:spacing w:line="240" w:lineRule="auto"/>
+              <w:ind w:left="0" w:leftChars="0" w:right="0" w:rightChars="0" w:firstLine="0" w:firstLineChars="0"/>
+              <w:jc w:val="center"/>
+            </w:pPr>
+            <w:r>
               <w:t>无</w:t>
             </w:r>
           </w:p>
@@ -6234,12 +7132,12 @@
       <w:tr>
         <w:tblPrEx>
           <w:tblBorders>
-            <w:top w:val="single" w:color="auto" w:sz="4" w:space="0"/>
-            <w:left w:val="single" w:color="auto" w:sz="4" w:space="0"/>
-            <w:bottom w:val="single" w:color="auto" w:sz="4" w:space="0"/>
-            <w:right w:val="single" w:color="auto" w:sz="4" w:space="0"/>
-            <w:insideH w:val="single" w:color="auto" w:sz="4" w:space="0"/>
-            <w:insideV w:val="single" w:color="auto" w:sz="4" w:space="0"/>
+            <w:top w:val="none" w:color="auto" w:sz="4" w:space="0"/>
+            <w:left w:val="none" w:color="auto" w:sz="4" w:space="0"/>
+            <w:bottom w:val="none" w:color="auto" w:sz="4" w:space="0"/>
+            <w:right w:val="none" w:color="auto" w:sz="4" w:space="0"/>
+            <w:insideH w:val="none" w:color="auto" w:sz="4" w:space="0"/>
+            <w:insideV w:val="none" w:color="auto" w:sz="4" w:space="0"/>
           </w:tblBorders>
           <w:tblCellMar>
             <w:top w:w="0" w:type="dxa"/>
@@ -6248,80 +7146,70 @@
             <w:right w:w="10" w:type="dxa"/>
           </w:tblCellMar>
         </w:tblPrEx>
-        <w:tc>
-          <w:tcPr>
-            <w:tcW w:w="1405" w:type="dxa"/>
+        <w:trPr>
+          <w:trHeight w:val="0" w:hRule="atLeast"/>
+          <w:jc w:val="center"/>
+        </w:trPr>
+        <w:tc>
+          <w:tcPr>
+            <w:tcW w:w="1444" w:type="dxa"/>
+            <w:tcBorders>
+              <w:top w:val="single" w:color="auto" w:sz="4" w:space="0"/>
+              <w:left w:val="single" w:color="auto" w:sz="12" w:space="0"/>
+              <w:bottom w:val="single" w:color="auto" w:sz="12" w:space="0"/>
+              <w:right w:val="nil"/>
+            </w:tcBorders>
+            <w:noWrap w:val="0"/>
             <w:tcMar>
               <w:top w:w="60" w:type="dxa"/>
               <w:left w:w="120" w:type="dxa"/>
               <w:bottom w:w="30" w:type="dxa"/>
               <w:right w:w="120" w:type="dxa"/>
             </w:tcMar>
-          </w:tcPr>
-          <w:p>
-            <w:pPr>
-              <w:keepNext w:val="0"/>
-              <w:keepLines w:val="0"/>
-              <w:pageBreakBefore w:val="0"/>
-              <w:widowControl w:val="0"/>
-              <w:kinsoku w:val="0"/>
-              <w:wordWrap/>
-              <w:overflowPunct/>
-              <w:topLinePunct w:val="0"/>
-              <w:autoSpaceDE w:val="0"/>
-              <w:autoSpaceDN w:val="0"/>
+            <w:vAlign w:val="center"/>
+          </w:tcPr>
+          <w:p>
+            <w:pPr>
+              <w:pStyle w:val="39"/>
               <w:bidi w:val="0"/>
-              <w:adjustRightInd w:val="0"/>
-              <w:snapToGrid w:val="0"/>
-              <w:spacing w:before="120" w:after="120" w:line="288" w:lineRule="auto"/>
-              <w:ind w:left="0"/>
-              <w:jc w:val="left"/>
-              <w:textAlignment w:val="baseline"/>
-            </w:pPr>
-            <w:r>
-              <w:rPr>
-                <w:rFonts w:ascii="Arial" w:hAnsi="Arial" w:eastAsia="等线" w:cs="Arial"/>
-                <w:sz w:val="22"/>
-              </w:rPr>
+              <w:snapToGrid w:val="0"/>
+              <w:spacing w:line="240" w:lineRule="auto"/>
+              <w:ind w:left="0" w:leftChars="0" w:right="0" w:rightChars="0" w:firstLine="0" w:firstLineChars="0"/>
+              <w:jc w:val="center"/>
+            </w:pPr>
+            <w:r>
               <w:t>现存问题</w:t>
             </w:r>
           </w:p>
         </w:tc>
         <w:tc>
           <w:tcPr>
-            <w:tcW w:w="7044" w:type="dxa"/>
+            <w:tcW w:w="7078" w:type="dxa"/>
+            <w:tcBorders>
+              <w:top w:val="single" w:color="auto" w:sz="4" w:space="0"/>
+              <w:left w:val="single" w:color="auto" w:sz="4" w:space="0"/>
+              <w:bottom w:val="single" w:color="auto" w:sz="12" w:space="0"/>
+              <w:right w:val="single" w:color="auto" w:sz="12" w:space="0"/>
+            </w:tcBorders>
+            <w:noWrap w:val="0"/>
             <w:tcMar>
               <w:top w:w="60" w:type="dxa"/>
               <w:left w:w="120" w:type="dxa"/>
               <w:bottom w:w="30" w:type="dxa"/>
               <w:right w:w="120" w:type="dxa"/>
             </w:tcMar>
-          </w:tcPr>
-          <w:p>
-            <w:pPr>
-              <w:keepNext w:val="0"/>
-              <w:keepLines w:val="0"/>
-              <w:pageBreakBefore w:val="0"/>
-              <w:widowControl w:val="0"/>
-              <w:kinsoku w:val="0"/>
-              <w:wordWrap/>
-              <w:overflowPunct/>
-              <w:topLinePunct w:val="0"/>
-              <w:autoSpaceDE w:val="0"/>
-              <w:autoSpaceDN w:val="0"/>
+            <w:vAlign w:val="center"/>
+          </w:tcPr>
+          <w:p>
+            <w:pPr>
+              <w:pStyle w:val="39"/>
               <w:bidi w:val="0"/>
-              <w:adjustRightInd w:val="0"/>
-              <w:snapToGrid w:val="0"/>
-              <w:spacing w:before="120" w:after="120" w:line="288" w:lineRule="auto"/>
-              <w:ind w:left="0"/>
-              <w:jc w:val="left"/>
-              <w:textAlignment w:val="baseline"/>
-            </w:pPr>
-            <w:r>
-              <w:rPr>
-                <w:rFonts w:ascii="Arial" w:hAnsi="Arial" w:eastAsia="等线" w:cs="Arial"/>
-                <w:sz w:val="22"/>
-              </w:rPr>
+              <w:snapToGrid w:val="0"/>
+              <w:spacing w:line="240" w:lineRule="auto"/>
+              <w:ind w:left="0" w:leftChars="0" w:right="0" w:rightChars="0" w:firstLine="0" w:firstLineChars="0"/>
+              <w:jc w:val="center"/>
+            </w:pPr>
+            <w:r>
               <w:t>无</w:t>
             </w:r>
           </w:p>
@@ -6346,11 +7234,13 @@
         <w:snapToGrid w:val="0"/>
         <w:textAlignment w:val="baseline"/>
       </w:pPr>
-      <w:bookmarkStart w:id="10" w:name="heading_15"/>
+      <w:bookmarkStart w:id="25" w:name="heading_15"/>
+      <w:bookmarkStart w:id="26" w:name="_Toc26621"/>
       <w:r>
         <w:t>整体功能介绍</w:t>
       </w:r>
-      <w:bookmarkEnd w:id="10"/>
+      <w:bookmarkEnd w:id="25"/>
+      <w:bookmarkEnd w:id="26"/>
     </w:p>
     <w:p>
       <w:pPr>
@@ -6392,11 +7282,13 @@
         <w:snapToGrid w:val="0"/>
         <w:textAlignment w:val="baseline"/>
       </w:pPr>
-      <w:bookmarkStart w:id="11" w:name="heading_16"/>
+      <w:bookmarkStart w:id="27" w:name="heading_16"/>
+      <w:bookmarkStart w:id="28" w:name="_Toc10880"/>
       <w:r>
         <w:t>主要模块详情</w:t>
       </w:r>
-      <w:bookmarkEnd w:id="11"/>
+      <w:bookmarkEnd w:id="27"/>
+      <w:bookmarkEnd w:id="28"/>
     </w:p>
     <w:p>
       <w:pPr>
@@ -6791,18 +7683,20 @@
         <w:snapToGrid w:val="0"/>
         <w:textAlignment w:val="baseline"/>
       </w:pPr>
-      <w:bookmarkStart w:id="12" w:name="heading_17"/>
+      <w:bookmarkStart w:id="29" w:name="heading_17"/>
+      <w:bookmarkStart w:id="30" w:name="_Toc4372"/>
       <w:r>
         <w:t>产品功能与实现目标</w:t>
       </w:r>
-      <w:bookmarkEnd w:id="12"/>
+      <w:bookmarkEnd w:id="29"/>
+      <w:bookmarkEnd w:id="30"/>
     </w:p>
     <w:p>
       <w:pPr>
         <w:pStyle w:val="29"/>
         <w:numPr>
           <w:ilvl w:val="0"/>
-          <w:numId w:val="8"/>
+          <w:numId w:val="5"/>
         </w:numPr>
         <w:bidi w:val="0"/>
         <w:ind w:left="425" w:leftChars="0" w:hanging="425" w:firstLineChars="0"/>
@@ -6886,7 +7780,7 @@
         <w:pStyle w:val="29"/>
         <w:numPr>
           <w:ilvl w:val="0"/>
-          <w:numId w:val="8"/>
+          <w:numId w:val="5"/>
         </w:numPr>
         <w:bidi w:val="0"/>
         <w:ind w:left="425" w:leftChars="0" w:hanging="425" w:firstLineChars="0"/>
@@ -6906,9 +7800,38 @@
     </w:p>
     <w:p>
       <w:pPr>
+        <w:pStyle w:val="31"/>
+        <w:bidi w:val="0"/>
+        <w:rPr>
+          <w:rFonts w:hint="eastAsia"/>
+          <w:lang w:val="en-US" w:eastAsia="zh-CN"/>
+        </w:rPr>
+      </w:pPr>
+      <w:bookmarkStart w:id="31" w:name="_Toc6509"/>
+      <w:r>
+        <w:rPr>
+          <w:rFonts w:hint="eastAsia"/>
+          <w:lang w:val="en-US" w:eastAsia="zh-CN"/>
+        </w:rPr>
+        <w:t>实际项目应用</w:t>
+      </w:r>
+      <w:bookmarkEnd w:id="31"/>
+    </w:p>
+    <w:p>
+      <w:pPr>
         <w:pStyle w:val="29"/>
-        <w:bidi w:val="0"/>
+        <w:rPr>
+          <w:rFonts w:hint="eastAsia"/>
+          <w:lang w:val="en-US" w:eastAsia="zh-CN"/>
+        </w:rPr>
       </w:pPr>
+      <w:r>
+        <w:rPr>
+          <w:rFonts w:hint="eastAsia"/>
+          <w:lang w:val="en-US" w:eastAsia="zh-CN"/>
+        </w:rPr>
+        <w:t>隔离装置监控处置工具已在国网天津电力信息通信运维中心全面部署，覆盖市公司及8个供电单位的62台正向及反向隔离装置。工具上线前，隔离装置SQLproxy进程假死问题月均发生6-8次，每次需人工登录处置，平均恢复耗时25分钟，严重影响微信公众号、外网门户等业务系统的可用性。工具上线试运行以来，累计自动监测并处置异常事件23起，100%在5分钟内完成自动重启恢复，业务中断时间由原来的25分钟缩短至5分钟以内，月均故障时长由200分钟降至40分钟，下降80%。2025年12月，该工具成功预警一起因装置负载过高导致的潜在故障，运维人员提前介入调整，避免了一次大规模业务中断，获得信通公司专项表扬。目前工具已纳入天津电力网络安全运维标准工具库，拟2026年在全省推广部署。</w:t>
+      </w:r>
     </w:p>
     <w:p>
       <w:pPr>
@@ -6932,6 +7855,7 @@
           <w:lang w:val="en-US" w:eastAsia="zh-CN"/>
         </w:rPr>
       </w:pPr>
+      <w:bookmarkStart w:id="32" w:name="_Toc14550"/>
       <w:r>
         <w:rPr>
           <w:rFonts w:hint="eastAsia"/>
@@ -6939,19 +7863,36 @@
         </w:rPr>
         <w:t>运维手册研发成果说明</w:t>
       </w:r>
+      <w:bookmarkEnd w:id="32"/>
+    </w:p>
+    <w:p>
+      <w:pPr>
+        <w:pStyle w:val="29"/>
+        <w:rPr>
+          <w:rFonts w:hint="default"/>
+          <w:lang w:val="en-US" w:eastAsia="zh-CN"/>
+        </w:rPr>
+      </w:pPr>
+      <w:r>
+        <w:rPr>
+          <w:rFonts w:hint="eastAsia"/>
+          <w:lang w:val="en-US" w:eastAsia="zh-CN"/>
+        </w:rPr>
+        <w:t>截止2026年1月已经完成3本运维手册的研发，具体如下：</w:t>
+      </w:r>
     </w:p>
     <w:tbl>
       <w:tblPr>
         <w:tblStyle w:val="21"/>
-        <w:tblW w:w="0" w:type="auto"/>
-        <w:tblInd w:w="0" w:type="dxa"/>
+        <w:tblW w:w="8519" w:type="dxa"/>
+        <w:jc w:val="center"/>
         <w:tblBorders>
-          <w:top w:val="single" w:color="auto" w:sz="4" w:space="0"/>
-          <w:left w:val="single" w:color="auto" w:sz="4" w:space="0"/>
-          <w:bottom w:val="single" w:color="auto" w:sz="4" w:space="0"/>
-          <w:right w:val="single" w:color="auto" w:sz="4" w:space="0"/>
-          <w:insideH w:val="single" w:color="auto" w:sz="4" w:space="0"/>
-          <w:insideV w:val="single" w:color="auto" w:sz="4" w:space="0"/>
+          <w:top w:val="none" w:color="auto" w:sz="4" w:space="0"/>
+          <w:left w:val="none" w:color="auto" w:sz="4" w:space="0"/>
+          <w:bottom w:val="none" w:color="auto" w:sz="4" w:space="0"/>
+          <w:right w:val="none" w:color="auto" w:sz="4" w:space="0"/>
+          <w:insideH w:val="none" w:color="auto" w:sz="4" w:space="0"/>
+          <w:insideV w:val="none" w:color="auto" w:sz="4" w:space="0"/>
         </w:tblBorders>
         <w:tblLayout w:type="autofit"/>
         <w:tblCellMar>
@@ -6962,20 +7903,19 @@
         </w:tblCellMar>
       </w:tblPr>
       <w:tblGrid>
-        <w:gridCol w:w="5629"/>
-        <w:gridCol w:w="1633"/>
-        <w:gridCol w:w="1258"/>
-        <w:gridCol w:w="2"/>
+        <w:gridCol w:w="5152"/>
+        <w:gridCol w:w="1881"/>
+        <w:gridCol w:w="1486"/>
       </w:tblGrid>
       <w:tr>
         <w:tblPrEx>
           <w:tblBorders>
-            <w:top w:val="single" w:color="auto" w:sz="4" w:space="0"/>
-            <w:left w:val="single" w:color="auto" w:sz="4" w:space="0"/>
-            <w:bottom w:val="single" w:color="auto" w:sz="4" w:space="0"/>
-            <w:right w:val="single" w:color="auto" w:sz="4" w:space="0"/>
-            <w:insideH w:val="single" w:color="auto" w:sz="4" w:space="0"/>
-            <w:insideV w:val="single" w:color="auto" w:sz="4" w:space="0"/>
+            <w:top w:val="none" w:color="auto" w:sz="4" w:space="0"/>
+            <w:left w:val="none" w:color="auto" w:sz="4" w:space="0"/>
+            <w:bottom w:val="none" w:color="auto" w:sz="4" w:space="0"/>
+            <w:right w:val="none" w:color="auto" w:sz="4" w:space="0"/>
+            <w:insideH w:val="none" w:color="auto" w:sz="4" w:space="0"/>
+            <w:insideV w:val="none" w:color="auto" w:sz="4" w:space="0"/>
           </w:tblBorders>
           <w:tblCellMar>
             <w:top w:w="0" w:type="dxa"/>
@@ -6985,12 +7925,27 @@
           </w:tblCellMar>
         </w:tblPrEx>
         <w:trPr>
-          <w:gridAfter w:val="1"/>
-          <w:wAfter w:w="2" w:type="dxa"/>
+          <w:trHeight w:val="0" w:hRule="atLeast"/>
+          <w:tblHeader/>
+          <w:jc w:val="center"/>
         </w:trPr>
         <w:tc>
           <w:tcPr>
-            <w:tcW w:w="5629" w:type="dxa"/>
+            <w:tcW w:w="0" w:type="auto"/>
+            <w:tcBorders>
+              <w:top w:val="single" w:color="auto" w:sz="12" w:space="0"/>
+              <w:left w:val="single" w:color="auto" w:sz="12" w:space="0"/>
+              <w:bottom w:val="nil"/>
+              <w:right w:val="nil"/>
+            </w:tcBorders>
+            <w:noWrap w:val="0"/>
+            <w:tcMar>
+              <w:top w:w="-1" w:type="dxa"/>
+              <w:left w:w="-1" w:type="dxa"/>
+              <w:bottom w:w="-1" w:type="dxa"/>
+              <w:right w:w="-1" w:type="dxa"/>
+            </w:tcMar>
+            <w:vAlign w:val="center"/>
           </w:tcPr>
           <w:p>
             <w:pPr>
@@ -7008,10 +7963,13 @@
               <w:bidi w:val="0"/>
               <w:adjustRightInd w:val="0"/>
               <w:snapToGrid w:val="0"/>
-              <w:ind w:left="0" w:leftChars="0" w:firstLine="0" w:firstLineChars="0"/>
+              <w:spacing w:line="240" w:lineRule="auto"/>
+              <w:ind w:left="0" w:leftChars="0" w:right="0" w:rightChars="0" w:firstLine="0" w:firstLineChars="0"/>
+              <w:jc w:val="center"/>
               <w:textAlignment w:val="baseline"/>
               <w:rPr>
                 <w:rFonts w:hint="default"/>
+                <w:b/>
                 <w:sz w:val="21"/>
                 <w:szCs w:val="21"/>
                 <w:lang w:val="en-US" w:eastAsia="zh-CN"/>
@@ -7020,6 +7978,7 @@
             <w:r>
               <w:rPr>
                 <w:rFonts w:hint="eastAsia"/>
+                <w:b/>
                 <w:sz w:val="21"/>
                 <w:szCs w:val="21"/>
                 <w:lang w:val="en-US" w:eastAsia="zh-CN"/>
@@ -7030,7 +7989,21 @@
         </w:tc>
         <w:tc>
           <w:tcPr>
-            <w:tcW w:w="1633" w:type="dxa"/>
+            <w:tcW w:w="0" w:type="auto"/>
+            <w:tcBorders>
+              <w:top w:val="single" w:color="auto" w:sz="12" w:space="0"/>
+              <w:left w:val="single" w:color="auto" w:sz="4" w:space="0"/>
+              <w:bottom w:val="nil"/>
+              <w:right w:val="nil"/>
+            </w:tcBorders>
+            <w:noWrap w:val="0"/>
+            <w:tcMar>
+              <w:top w:w="-1" w:type="dxa"/>
+              <w:left w:w="-1" w:type="dxa"/>
+              <w:bottom w:w="-1" w:type="dxa"/>
+              <w:right w:w="-1" w:type="dxa"/>
+            </w:tcMar>
+            <w:vAlign w:val="center"/>
           </w:tcPr>
           <w:p>
             <w:pPr>
@@ -7048,10 +8021,13 @@
               <w:bidi w:val="0"/>
               <w:adjustRightInd w:val="0"/>
               <w:snapToGrid w:val="0"/>
-              <w:ind w:left="0" w:leftChars="0" w:firstLine="0" w:firstLineChars="0"/>
+              <w:spacing w:line="240" w:lineRule="auto"/>
+              <w:ind w:left="0" w:leftChars="0" w:right="0" w:rightChars="0" w:firstLine="0" w:firstLineChars="0"/>
+              <w:jc w:val="center"/>
               <w:textAlignment w:val="baseline"/>
               <w:rPr>
                 <w:rFonts w:hint="default"/>
+                <w:b/>
                 <w:sz w:val="21"/>
                 <w:szCs w:val="21"/>
                 <w:vertAlign w:val="baseline"/>
@@ -7061,6 +8037,7 @@
             <w:r>
               <w:rPr>
                 <w:rFonts w:hint="eastAsia"/>
+                <w:b/>
                 <w:sz w:val="21"/>
                 <w:szCs w:val="21"/>
                 <w:vertAlign w:val="baseline"/>
@@ -7072,7 +8049,21 @@
         </w:tc>
         <w:tc>
           <w:tcPr>
-            <w:tcW w:w="1258" w:type="dxa"/>
+            <w:tcW w:w="1486" w:type="dxa"/>
+            <w:tcBorders>
+              <w:top w:val="single" w:color="auto" w:sz="12" w:space="0"/>
+              <w:left w:val="single" w:color="auto" w:sz="4" w:space="0"/>
+              <w:bottom w:val="nil"/>
+              <w:right w:val="single" w:color="auto" w:sz="12" w:space="0"/>
+            </w:tcBorders>
+            <w:noWrap w:val="0"/>
+            <w:tcMar>
+              <w:top w:w="-1" w:type="dxa"/>
+              <w:left w:w="-1" w:type="dxa"/>
+              <w:bottom w:w="-1" w:type="dxa"/>
+              <w:right w:w="-1" w:type="dxa"/>
+            </w:tcMar>
+            <w:vAlign w:val="center"/>
           </w:tcPr>
           <w:p>
             <w:pPr>
@@ -7090,10 +8081,13 @@
               <w:bidi w:val="0"/>
               <w:adjustRightInd w:val="0"/>
               <w:snapToGrid w:val="0"/>
-              <w:ind w:left="0" w:leftChars="0" w:firstLine="0" w:firstLineChars="0"/>
+              <w:spacing w:line="240" w:lineRule="auto"/>
+              <w:ind w:left="0" w:leftChars="0" w:right="0" w:rightChars="0" w:firstLine="0" w:firstLineChars="0"/>
+              <w:jc w:val="center"/>
               <w:textAlignment w:val="baseline"/>
               <w:rPr>
                 <w:rFonts w:hint="eastAsia"/>
+                <w:b/>
                 <w:sz w:val="21"/>
                 <w:szCs w:val="21"/>
                 <w:vertAlign w:val="baseline"/>
@@ -7103,6 +8097,7 @@
             <w:r>
               <w:rPr>
                 <w:rFonts w:hint="eastAsia"/>
+                <w:b/>
                 <w:sz w:val="21"/>
                 <w:szCs w:val="21"/>
                 <w:vertAlign w:val="baseline"/>
@@ -7116,120 +8111,12 @@
       <w:tr>
         <w:tblPrEx>
           <w:tblBorders>
-            <w:top w:val="single" w:color="auto" w:sz="4" w:space="0"/>
-            <w:left w:val="single" w:color="auto" w:sz="4" w:space="0"/>
-            <w:bottom w:val="single" w:color="auto" w:sz="4" w:space="0"/>
-            <w:right w:val="single" w:color="auto" w:sz="4" w:space="0"/>
-            <w:insideH w:val="single" w:color="auto" w:sz="4" w:space="0"/>
-            <w:insideV w:val="single" w:color="auto" w:sz="4" w:space="0"/>
-          </w:tblBorders>
-          <w:tblCellMar>
-            <w:top w:w="0" w:type="dxa"/>
-            <w:left w:w="108" w:type="dxa"/>
-            <w:bottom w:w="0" w:type="dxa"/>
-            <w:right w:w="108" w:type="dxa"/>
-          </w:tblCellMar>
-        </w:tblPrEx>
-        <w:tc>
-          <w:tcPr>
-            <w:tcW w:w="5629" w:type="dxa"/>
-          </w:tcPr>
-          <w:p>
-            <w:pPr>
-              <w:pStyle w:val="29"/>
-              <w:widowControl w:val="0"/>
-              <w:bidi w:val="0"/>
-              <w:ind w:left="0" w:leftChars="0" w:firstLine="0" w:firstLineChars="0"/>
-              <w:rPr>
-                <w:rFonts w:hint="default"/>
-                <w:sz w:val="21"/>
-                <w:szCs w:val="21"/>
-                <w:vertAlign w:val="baseline"/>
-                <w:lang w:val="en-US" w:eastAsia="zh-CN"/>
-              </w:rPr>
-            </w:pPr>
-            <w:r>
-              <w:rPr>
-                <w:rFonts w:hint="eastAsia"/>
-                <w:sz w:val="21"/>
-                <w:szCs w:val="21"/>
-                <w:lang w:val="en-US" w:eastAsia="zh-CN"/>
-              </w:rPr>
-              <w:t>《Docker安装Jenkins》</w:t>
-            </w:r>
-          </w:p>
-        </w:tc>
-        <w:tc>
-          <w:tcPr>
-            <w:tcW w:w="1633" w:type="dxa"/>
-          </w:tcPr>
-          <w:p>
-            <w:pPr>
-              <w:pStyle w:val="29"/>
-              <w:widowControl w:val="0"/>
-              <w:bidi w:val="0"/>
-              <w:ind w:left="0" w:leftChars="0" w:firstLine="0" w:firstLineChars="0"/>
-              <w:rPr>
-                <w:rFonts w:hint="default"/>
-                <w:sz w:val="21"/>
-                <w:szCs w:val="21"/>
-                <w:vertAlign w:val="baseline"/>
-                <w:lang w:val="en-US" w:eastAsia="zh-CN"/>
-              </w:rPr>
-            </w:pPr>
-            <w:r>
-              <w:rPr>
-                <w:rFonts w:hint="eastAsia"/>
-                <w:sz w:val="21"/>
-                <w:szCs w:val="21"/>
-                <w:vertAlign w:val="baseline"/>
-                <w:lang w:val="en-US" w:eastAsia="zh-CN"/>
-              </w:rPr>
-              <w:t>2025年7月</w:t>
-            </w:r>
-          </w:p>
-        </w:tc>
-        <w:tc>
-          <w:tcPr>
-            <w:tcW w:w="1260" w:type="dxa"/>
-            <w:gridSpan w:val="2"/>
-          </w:tcPr>
-          <w:p>
-            <w:pPr>
-              <w:pStyle w:val="29"/>
-              <w:widowControl w:val="0"/>
-              <w:bidi w:val="0"/>
-              <w:ind w:left="0" w:leftChars="0" w:firstLine="0" w:firstLineChars="0"/>
-              <w:rPr>
-                <w:rFonts w:hint="default"/>
-                <w:sz w:val="21"/>
-                <w:szCs w:val="21"/>
-                <w:vertAlign w:val="baseline"/>
-                <w:lang w:val="en-US" w:eastAsia="zh-CN"/>
-              </w:rPr>
-            </w:pPr>
-            <w:r>
-              <w:rPr>
-                <w:rFonts w:hint="eastAsia"/>
-                <w:sz w:val="21"/>
-                <w:szCs w:val="21"/>
-                <w:vertAlign w:val="baseline"/>
-                <w:lang w:val="en-US" w:eastAsia="zh-CN"/>
-              </w:rPr>
-              <w:t>已完成</w:t>
-            </w:r>
-          </w:p>
-        </w:tc>
-      </w:tr>
-      <w:tr>
-        <w:tblPrEx>
-          <w:tblBorders>
-            <w:top w:val="single" w:color="auto" w:sz="4" w:space="0"/>
-            <w:left w:val="single" w:color="auto" w:sz="4" w:space="0"/>
-            <w:bottom w:val="single" w:color="auto" w:sz="4" w:space="0"/>
-            <w:right w:val="single" w:color="auto" w:sz="4" w:space="0"/>
-            <w:insideH w:val="single" w:color="auto" w:sz="4" w:space="0"/>
-            <w:insideV w:val="single" w:color="auto" w:sz="4" w:space="0"/>
+            <w:top w:val="none" w:color="auto" w:sz="4" w:space="0"/>
+            <w:left w:val="none" w:color="auto" w:sz="4" w:space="0"/>
+            <w:bottom w:val="none" w:color="auto" w:sz="4" w:space="0"/>
+            <w:right w:val="none" w:color="auto" w:sz="4" w:space="0"/>
+            <w:insideH w:val="none" w:color="auto" w:sz="4" w:space="0"/>
+            <w:insideV w:val="none" w:color="auto" w:sz="4" w:space="0"/>
           </w:tblBorders>
           <w:tblCellMar>
             <w:top w:w="0" w:type="dxa"/>
@@ -7239,18 +8126,36 @@
           </w:tblCellMar>
         </w:tblPrEx>
         <w:trPr>
-          <w:trHeight w:val="288" w:hRule="atLeast"/>
+          <w:trHeight w:val="0" w:hRule="atLeast"/>
+          <w:jc w:val="center"/>
         </w:trPr>
         <w:tc>
           <w:tcPr>
-            <w:tcW w:w="5629" w:type="dxa"/>
+            <w:tcW w:w="0" w:type="auto"/>
+            <w:tcBorders>
+              <w:top w:val="single" w:color="auto" w:sz="4" w:space="0"/>
+              <w:left w:val="single" w:color="auto" w:sz="12" w:space="0"/>
+              <w:bottom w:val="nil"/>
+              <w:right w:val="nil"/>
+            </w:tcBorders>
+            <w:noWrap w:val="0"/>
+            <w:tcMar>
+              <w:top w:w="-1" w:type="dxa"/>
+              <w:left w:w="-1" w:type="dxa"/>
+              <w:bottom w:w="-1" w:type="dxa"/>
+              <w:right w:w="-1" w:type="dxa"/>
+            </w:tcMar>
+            <w:vAlign w:val="center"/>
           </w:tcPr>
           <w:p>
             <w:pPr>
               <w:pStyle w:val="29"/>
               <w:widowControl w:val="0"/>
               <w:bidi w:val="0"/>
-              <w:ind w:left="0" w:leftChars="0" w:firstLine="0" w:firstLineChars="0"/>
+              <w:snapToGrid w:val="0"/>
+              <w:spacing w:line="240" w:lineRule="auto"/>
+              <w:ind w:left="0" w:leftChars="0" w:right="0" w:rightChars="0" w:firstLine="0" w:firstLineChars="0"/>
+              <w:jc w:val="center"/>
               <w:rPr>
                 <w:rFonts w:hint="default"/>
                 <w:sz w:val="21"/>
@@ -7266,38 +8171,37 @@
                 <w:szCs w:val="21"/>
                 <w:lang w:val="en-US" w:eastAsia="zh-CN"/>
               </w:rPr>
-              <w:t>《</w:t>
-            </w:r>
-            <w:r>
-              <w:rPr>
-                <w:rFonts w:hint="default"/>
-                <w:sz w:val="21"/>
-                <w:szCs w:val="21"/>
-                <w:lang w:val="en-US" w:eastAsia="zh-CN"/>
-              </w:rPr>
-              <w:t>Jenkins构建java项目（分布式）</w:t>
-            </w:r>
-            <w:r>
-              <w:rPr>
-                <w:rFonts w:hint="eastAsia"/>
-                <w:sz w:val="21"/>
-                <w:szCs w:val="21"/>
-                <w:lang w:val="en-US" w:eastAsia="zh-CN"/>
-              </w:rPr>
-              <w:t>》</w:t>
-            </w:r>
-          </w:p>
-        </w:tc>
-        <w:tc>
-          <w:tcPr>
-            <w:tcW w:w="1633" w:type="dxa"/>
+              <w:t>《Docker安装Jenkins》</w:t>
+            </w:r>
+          </w:p>
+        </w:tc>
+        <w:tc>
+          <w:tcPr>
+            <w:tcW w:w="0" w:type="auto"/>
+            <w:tcBorders>
+              <w:top w:val="single" w:color="auto" w:sz="4" w:space="0"/>
+              <w:left w:val="single" w:color="auto" w:sz="4" w:space="0"/>
+              <w:bottom w:val="nil"/>
+              <w:right w:val="nil"/>
+            </w:tcBorders>
+            <w:noWrap w:val="0"/>
+            <w:tcMar>
+              <w:top w:w="-1" w:type="dxa"/>
+              <w:left w:w="-1" w:type="dxa"/>
+              <w:bottom w:w="-1" w:type="dxa"/>
+              <w:right w:w="-1" w:type="dxa"/>
+            </w:tcMar>
+            <w:vAlign w:val="center"/>
           </w:tcPr>
           <w:p>
             <w:pPr>
               <w:pStyle w:val="29"/>
               <w:widowControl w:val="0"/>
               <w:bidi w:val="0"/>
-              <w:ind w:left="0" w:leftChars="0" w:firstLine="0" w:firstLineChars="0"/>
+              <w:snapToGrid w:val="0"/>
+              <w:spacing w:line="240" w:lineRule="auto"/>
+              <w:ind w:left="0" w:leftChars="0" w:right="0" w:rightChars="0" w:firstLine="0" w:firstLineChars="0"/>
+              <w:jc w:val="center"/>
               <w:rPr>
                 <w:rFonts w:hint="default"/>
                 <w:sz w:val="21"/>
@@ -7314,21 +8218,37 @@
                 <w:vertAlign w:val="baseline"/>
                 <w:lang w:val="en-US" w:eastAsia="zh-CN"/>
               </w:rPr>
-              <w:t>2025年10月</w:t>
-            </w:r>
-          </w:p>
-        </w:tc>
-        <w:tc>
-          <w:tcPr>
-            <w:tcW w:w="1260" w:type="dxa"/>
-            <w:gridSpan w:val="2"/>
+              <w:t>2025年7月</w:t>
+            </w:r>
+          </w:p>
+        </w:tc>
+        <w:tc>
+          <w:tcPr>
+            <w:tcW w:w="1486" w:type="dxa"/>
+            <w:tcBorders>
+              <w:top w:val="single" w:color="auto" w:sz="4" w:space="0"/>
+              <w:left w:val="single" w:color="auto" w:sz="4" w:space="0"/>
+              <w:bottom w:val="nil"/>
+              <w:right w:val="single" w:color="auto" w:sz="12" w:space="0"/>
+            </w:tcBorders>
+            <w:noWrap w:val="0"/>
+            <w:tcMar>
+              <w:top w:w="-1" w:type="dxa"/>
+              <w:left w:w="-1" w:type="dxa"/>
+              <w:bottom w:w="-1" w:type="dxa"/>
+              <w:right w:w="-1" w:type="dxa"/>
+            </w:tcMar>
+            <w:vAlign w:val="center"/>
           </w:tcPr>
           <w:p>
             <w:pPr>
               <w:pStyle w:val="29"/>
               <w:widowControl w:val="0"/>
               <w:bidi w:val="0"/>
-              <w:ind w:left="0" w:leftChars="0" w:firstLine="0" w:firstLineChars="0"/>
+              <w:snapToGrid w:val="0"/>
+              <w:spacing w:line="240" w:lineRule="auto"/>
+              <w:ind w:left="0" w:leftChars="0" w:right="0" w:rightChars="0" w:firstLine="0" w:firstLineChars="0"/>
+              <w:jc w:val="center"/>
               <w:rPr>
                 <w:rFonts w:hint="default"/>
                 <w:sz w:val="21"/>
@@ -7353,12 +8273,12 @@
       <w:tr>
         <w:tblPrEx>
           <w:tblBorders>
-            <w:top w:val="single" w:color="auto" w:sz="4" w:space="0"/>
-            <w:left w:val="single" w:color="auto" w:sz="4" w:space="0"/>
-            <w:bottom w:val="single" w:color="auto" w:sz="4" w:space="0"/>
-            <w:right w:val="single" w:color="auto" w:sz="4" w:space="0"/>
-            <w:insideH w:val="single" w:color="auto" w:sz="4" w:space="0"/>
-            <w:insideV w:val="single" w:color="auto" w:sz="4" w:space="0"/>
+            <w:top w:val="none" w:color="auto" w:sz="4" w:space="0"/>
+            <w:left w:val="none" w:color="auto" w:sz="4" w:space="0"/>
+            <w:bottom w:val="none" w:color="auto" w:sz="4" w:space="0"/>
+            <w:right w:val="none" w:color="auto" w:sz="4" w:space="0"/>
+            <w:insideH w:val="none" w:color="auto" w:sz="4" w:space="0"/>
+            <w:insideV w:val="none" w:color="auto" w:sz="4" w:space="0"/>
           </w:tblBorders>
           <w:tblCellMar>
             <w:top w:w="0" w:type="dxa"/>
@@ -7368,25 +8288,62 @@
           </w:tblCellMar>
         </w:tblPrEx>
         <w:trPr>
-          <w:trHeight w:val="288" w:hRule="atLeast"/>
+          <w:trHeight w:val="0" w:hRule="atLeast"/>
+          <w:jc w:val="center"/>
         </w:trPr>
         <w:tc>
           <w:tcPr>
-            <w:tcW w:w="5629" w:type="dxa"/>
+            <w:tcW w:w="0" w:type="auto"/>
+            <w:tcBorders>
+              <w:top w:val="single" w:color="auto" w:sz="4" w:space="0"/>
+              <w:left w:val="single" w:color="auto" w:sz="12" w:space="0"/>
+              <w:bottom w:val="nil"/>
+              <w:right w:val="nil"/>
+            </w:tcBorders>
+            <w:noWrap w:val="0"/>
+            <w:tcMar>
+              <w:top w:w="-1" w:type="dxa"/>
+              <w:left w:w="-1" w:type="dxa"/>
+              <w:bottom w:w="-1" w:type="dxa"/>
+              <w:right w:w="-1" w:type="dxa"/>
+            </w:tcMar>
+            <w:vAlign w:val="center"/>
           </w:tcPr>
           <w:p>
             <w:pPr>
               <w:pStyle w:val="29"/>
               <w:widowControl w:val="0"/>
               <w:bidi w:val="0"/>
-              <w:ind w:left="0" w:leftChars="0" w:firstLine="0" w:firstLineChars="0"/>
+              <w:snapToGrid w:val="0"/>
+              <w:spacing w:line="240" w:lineRule="auto"/>
+              <w:ind w:left="0" w:leftChars="0" w:right="0" w:rightChars="0" w:firstLine="0" w:firstLineChars="0"/>
+              <w:jc w:val="center"/>
+              <w:rPr>
+                <w:rFonts w:hint="default"/>
+                <w:sz w:val="21"/>
+                <w:szCs w:val="21"/>
+                <w:vertAlign w:val="baseline"/>
+                <w:lang w:val="en-US" w:eastAsia="zh-CN"/>
+              </w:rPr>
+            </w:pPr>
+            <w:r>
               <w:rPr>
                 <w:rFonts w:hint="eastAsia"/>
                 <w:sz w:val="21"/>
                 <w:szCs w:val="21"/>
                 <w:lang w:val="en-US" w:eastAsia="zh-CN"/>
               </w:rPr>
-            </w:pPr>
+              <w:t>《</w:t>
+            </w:r>
+            <w:r>
+              <w:rPr>
+                <w:rFonts w:hint="default"/>
+                <w:sz w:val="21"/>
+                <w:szCs w:val="21"/>
+                <w:lang w:val="en-US" w:eastAsia="zh-CN"/>
+              </w:rPr>
+              <w:t>Jenkins构建java项目（分布式）</w:t>
+            </w:r>
             <w:r>
               <w:rPr>
                 <w:rFonts w:hint="eastAsia"/>
@@ -7394,20 +8351,46 @@
                 <w:szCs w:val="21"/>
                 <w:lang w:val="en-US" w:eastAsia="zh-CN"/>
               </w:rPr>
-              <w:t>《Jenkins构建前端项目（分布式）》</w:t>
-            </w:r>
-          </w:p>
-        </w:tc>
-        <w:tc>
-          <w:tcPr>
-            <w:tcW w:w="1633" w:type="dxa"/>
+              <w:t>》</w:t>
+            </w:r>
+          </w:p>
+        </w:tc>
+        <w:tc>
+          <w:tcPr>
+            <w:tcW w:w="0" w:type="auto"/>
+            <w:tcBorders>
+              <w:top w:val="single" w:color="auto" w:sz="4" w:space="0"/>
+              <w:left w:val="single" w:color="auto" w:sz="4" w:space="0"/>
+              <w:bottom w:val="nil"/>
+              <w:right w:val="nil"/>
+            </w:tcBorders>
+            <w:noWrap w:val="0"/>
+            <w:tcMar>
+              <w:top w:w="-1" w:type="dxa"/>
+              <w:left w:w="-1" w:type="dxa"/>
+              <w:bottom w:w="-1" w:type="dxa"/>
+              <w:right w:w="-1" w:type="dxa"/>
+            </w:tcMar>
+            <w:vAlign w:val="center"/>
           </w:tcPr>
           <w:p>
             <w:pPr>
               <w:pStyle w:val="29"/>
               <w:widowControl w:val="0"/>
               <w:bidi w:val="0"/>
-              <w:ind w:left="0" w:leftChars="0" w:firstLine="0" w:firstLineChars="0"/>
+              <w:snapToGrid w:val="0"/>
+              <w:spacing w:line="240" w:lineRule="auto"/>
+              <w:ind w:left="0" w:leftChars="0" w:right="0" w:rightChars="0" w:firstLine="0" w:firstLineChars="0"/>
+              <w:jc w:val="center"/>
+              <w:rPr>
+                <w:rFonts w:hint="default"/>
+                <w:sz w:val="21"/>
+                <w:szCs w:val="21"/>
+                <w:vertAlign w:val="baseline"/>
+                <w:lang w:val="en-US" w:eastAsia="zh-CN"/>
+              </w:rPr>
+            </w:pPr>
+            <w:r>
               <w:rPr>
                 <w:rFonts w:hint="eastAsia"/>
                 <w:sz w:val="21"/>
@@ -7415,6 +8398,44 @@
                 <w:vertAlign w:val="baseline"/>
                 <w:lang w:val="en-US" w:eastAsia="zh-CN"/>
               </w:rPr>
+              <w:t>2025年10月</w:t>
+            </w:r>
+          </w:p>
+        </w:tc>
+        <w:tc>
+          <w:tcPr>
+            <w:tcW w:w="1486" w:type="dxa"/>
+            <w:tcBorders>
+              <w:top w:val="single" w:color="auto" w:sz="4" w:space="0"/>
+              <w:left w:val="single" w:color="auto" w:sz="4" w:space="0"/>
+              <w:bottom w:val="nil"/>
+              <w:right w:val="single" w:color="auto" w:sz="12" w:space="0"/>
+            </w:tcBorders>
+            <w:noWrap w:val="0"/>
+            <w:tcMar>
+              <w:top w:w="-1" w:type="dxa"/>
+              <w:left w:w="-1" w:type="dxa"/>
+              <w:bottom w:w="-1" w:type="dxa"/>
+              <w:right w:w="-1" w:type="dxa"/>
+            </w:tcMar>
+            <w:vAlign w:val="center"/>
+          </w:tcPr>
+          <w:p>
+            <w:pPr>
+              <w:pStyle w:val="29"/>
+              <w:widowControl w:val="0"/>
+              <w:bidi w:val="0"/>
+              <w:snapToGrid w:val="0"/>
+              <w:spacing w:line="240" w:lineRule="auto"/>
+              <w:ind w:left="0" w:leftChars="0" w:right="0" w:rightChars="0" w:firstLine="0" w:firstLineChars="0"/>
+              <w:jc w:val="center"/>
+              <w:rPr>
+                <w:rFonts w:hint="default"/>
+                <w:sz w:val="21"/>
+                <w:szCs w:val="21"/>
+                <w:vertAlign w:val="baseline"/>
+                <w:lang w:val="en-US" w:eastAsia="zh-CN"/>
+              </w:rPr>
             </w:pPr>
             <w:r>
               <w:rPr>
@@ -7424,21 +8445,151 @@
                 <w:vertAlign w:val="baseline"/>
                 <w:lang w:val="en-US" w:eastAsia="zh-CN"/>
               </w:rPr>
-              <w:t>2026年1月</w:t>
-            </w:r>
-          </w:p>
-        </w:tc>
-        <w:tc>
-          <w:tcPr>
-            <w:tcW w:w="1260" w:type="dxa"/>
-            <w:gridSpan w:val="2"/>
+              <w:t>已完成</w:t>
+            </w:r>
+          </w:p>
+        </w:tc>
+      </w:tr>
+      <w:tr>
+        <w:tblPrEx>
+          <w:tblBorders>
+            <w:top w:val="none" w:color="auto" w:sz="4" w:space="0"/>
+            <w:left w:val="none" w:color="auto" w:sz="4" w:space="0"/>
+            <w:bottom w:val="none" w:color="auto" w:sz="4" w:space="0"/>
+            <w:right w:val="none" w:color="auto" w:sz="4" w:space="0"/>
+            <w:insideH w:val="none" w:color="auto" w:sz="4" w:space="0"/>
+            <w:insideV w:val="none" w:color="auto" w:sz="4" w:space="0"/>
+          </w:tblBorders>
+          <w:tblCellMar>
+            <w:top w:w="0" w:type="dxa"/>
+            <w:left w:w="108" w:type="dxa"/>
+            <w:bottom w:w="0" w:type="dxa"/>
+            <w:right w:w="108" w:type="dxa"/>
+          </w:tblCellMar>
+        </w:tblPrEx>
+        <w:trPr>
+          <w:trHeight w:val="0" w:hRule="atLeast"/>
+          <w:jc w:val="center"/>
+        </w:trPr>
+        <w:tc>
+          <w:tcPr>
+            <w:tcW w:w="5152" w:type="dxa"/>
+            <w:tcBorders>
+              <w:top w:val="single" w:color="auto" w:sz="4" w:space="0"/>
+              <w:left w:val="single" w:color="auto" w:sz="12" w:space="0"/>
+              <w:bottom w:val="single" w:color="auto" w:sz="12" w:space="0"/>
+              <w:right w:val="nil"/>
+            </w:tcBorders>
+            <w:noWrap w:val="0"/>
+            <w:tcMar>
+              <w:top w:w="-1" w:type="dxa"/>
+              <w:left w:w="-1" w:type="dxa"/>
+              <w:bottom w:w="-1" w:type="dxa"/>
+              <w:right w:w="-1" w:type="dxa"/>
+            </w:tcMar>
+            <w:vAlign w:val="center"/>
           </w:tcPr>
           <w:p>
             <w:pPr>
               <w:pStyle w:val="29"/>
               <w:widowControl w:val="0"/>
               <w:bidi w:val="0"/>
-              <w:ind w:left="0" w:leftChars="0" w:firstLine="0" w:firstLineChars="0"/>
+              <w:snapToGrid w:val="0"/>
+              <w:spacing w:line="240" w:lineRule="auto"/>
+              <w:ind w:left="0" w:leftChars="0" w:right="0" w:rightChars="0" w:firstLine="0" w:firstLineChars="0"/>
+              <w:jc w:val="center"/>
+              <w:rPr>
+                <w:rFonts w:hint="eastAsia"/>
+                <w:sz w:val="21"/>
+                <w:szCs w:val="21"/>
+                <w:lang w:val="en-US" w:eastAsia="zh-CN"/>
+              </w:rPr>
+            </w:pPr>
+            <w:r>
+              <w:rPr>
+                <w:rFonts w:hint="eastAsia"/>
+                <w:sz w:val="21"/>
+                <w:szCs w:val="21"/>
+                <w:lang w:val="en-US" w:eastAsia="zh-CN"/>
+              </w:rPr>
+              <w:t>《Jenkins构建前端项目（分布式）》</w:t>
+            </w:r>
+          </w:p>
+        </w:tc>
+        <w:tc>
+          <w:tcPr>
+            <w:tcW w:w="1881" w:type="dxa"/>
+            <w:tcBorders>
+              <w:top w:val="single" w:color="auto" w:sz="4" w:space="0"/>
+              <w:left w:val="single" w:color="auto" w:sz="4" w:space="0"/>
+              <w:bottom w:val="single" w:color="auto" w:sz="12" w:space="0"/>
+              <w:right w:val="nil"/>
+            </w:tcBorders>
+            <w:noWrap w:val="0"/>
+            <w:tcMar>
+              <w:top w:w="-1" w:type="dxa"/>
+              <w:left w:w="-1" w:type="dxa"/>
+              <w:bottom w:w="-1" w:type="dxa"/>
+              <w:right w:w="-1" w:type="dxa"/>
+            </w:tcMar>
+            <w:vAlign w:val="center"/>
+          </w:tcPr>
+          <w:p>
+            <w:pPr>
+              <w:pStyle w:val="29"/>
+              <w:widowControl w:val="0"/>
+              <w:bidi w:val="0"/>
+              <w:snapToGrid w:val="0"/>
+              <w:spacing w:line="240" w:lineRule="auto"/>
+              <w:ind w:left="0" w:leftChars="0" w:right="0" w:rightChars="0" w:firstLine="0" w:firstLineChars="0"/>
+              <w:jc w:val="center"/>
+              <w:rPr>
+                <w:rFonts w:hint="eastAsia"/>
+                <w:sz w:val="21"/>
+                <w:szCs w:val="21"/>
+                <w:vertAlign w:val="baseline"/>
+                <w:lang w:val="en-US" w:eastAsia="zh-CN"/>
+              </w:rPr>
+            </w:pPr>
+            <w:r>
+              <w:rPr>
+                <w:rFonts w:hint="eastAsia"/>
+                <w:sz w:val="21"/>
+                <w:szCs w:val="21"/>
+                <w:vertAlign w:val="baseline"/>
+                <w:lang w:val="en-US" w:eastAsia="zh-CN"/>
+              </w:rPr>
+              <w:t>2026年1月</w:t>
+            </w:r>
+          </w:p>
+        </w:tc>
+        <w:tc>
+          <w:tcPr>
+            <w:tcW w:w="1486" w:type="dxa"/>
+            <w:tcBorders>
+              <w:top w:val="single" w:color="auto" w:sz="4" w:space="0"/>
+              <w:left w:val="single" w:color="auto" w:sz="4" w:space="0"/>
+              <w:bottom w:val="single" w:color="auto" w:sz="12" w:space="0"/>
+              <w:right w:val="single" w:color="auto" w:sz="12" w:space="0"/>
+            </w:tcBorders>
+            <w:noWrap w:val="0"/>
+            <w:tcMar>
+              <w:top w:w="-1" w:type="dxa"/>
+              <w:left w:w="-1" w:type="dxa"/>
+              <w:bottom w:w="-1" w:type="dxa"/>
+              <w:right w:w="-1" w:type="dxa"/>
+            </w:tcMar>
+            <w:vAlign w:val="center"/>
+          </w:tcPr>
+          <w:p>
+            <w:pPr>
+              <w:pStyle w:val="29"/>
+              <w:widowControl w:val="0"/>
+              <w:bidi w:val="0"/>
+              <w:snapToGrid w:val="0"/>
+              <w:spacing w:line="240" w:lineRule="auto"/>
+              <w:ind w:left="0" w:leftChars="0" w:right="0" w:rightChars="0" w:firstLine="0" w:firstLineChars="0"/>
+              <w:jc w:val="center"/>
               <w:rPr>
                 <w:rFonts w:hint="default"/>
                 <w:sz w:val="21"/>
@@ -7551,6 +8702,7 @@
           <w:lang w:val="en-US" w:eastAsia="zh-CN"/>
         </w:rPr>
       </w:pPr>
+      <w:bookmarkStart w:id="33" w:name="_Toc11052"/>
       <w:r>
         <w:rPr>
           <w:rFonts w:hint="eastAsia"/>
@@ -7558,23 +8710,22 @@
         </w:rPr>
         <w:t>研发投入情况</w:t>
       </w:r>
+      <w:bookmarkEnd w:id="33"/>
     </w:p>
     <w:tbl>
       <w:tblPr>
         <w:tblStyle w:val="20"/>
-        <w:tblpPr w:leftFromText="180" w:rightFromText="180" w:vertAnchor="text" w:horzAnchor="page" w:tblpX="1769" w:tblpY="716"/>
-        <w:tblOverlap w:val="never"/>
-        <w:tblW w:w="0" w:type="auto"/>
-        <w:tblInd w:w="0" w:type="dxa"/>
+        <w:tblW w:w="8522" w:type="dxa"/>
+        <w:jc w:val="center"/>
         <w:tblBorders>
-          <w:top w:val="single" w:color="auto" w:sz="4" w:space="0"/>
-          <w:left w:val="single" w:color="auto" w:sz="4" w:space="0"/>
-          <w:bottom w:val="single" w:color="auto" w:sz="4" w:space="0"/>
-          <w:right w:val="single" w:color="auto" w:sz="4" w:space="0"/>
-          <w:insideH w:val="single" w:color="auto" w:sz="4" w:space="0"/>
-          <w:insideV w:val="single" w:color="auto" w:sz="4" w:space="0"/>
+          <w:top w:val="none" w:color="auto" w:sz="4" w:space="0"/>
+          <w:left w:val="none" w:color="auto" w:sz="4" w:space="0"/>
+          <w:bottom w:val="none" w:color="auto" w:sz="4" w:space="0"/>
+          <w:right w:val="none" w:color="auto" w:sz="4" w:space="0"/>
+          <w:insideH w:val="none" w:color="auto" w:sz="4" w:space="0"/>
+          <w:insideV w:val="none" w:color="auto" w:sz="4" w:space="0"/>
         </w:tblBorders>
-        <w:tblLayout w:type="fixed"/>
+        <w:tblLayout w:type="autofit"/>
         <w:tblCellMar>
           <w:top w:w="0" w:type="dxa"/>
           <w:left w:w="10" w:type="dxa"/>
@@ -7583,22 +8734,22 @@
         </w:tblCellMar>
       </w:tblPr>
       <w:tblGrid>
-        <w:gridCol w:w="1380"/>
-        <w:gridCol w:w="1380"/>
-        <w:gridCol w:w="1275"/>
-        <w:gridCol w:w="1248"/>
-        <w:gridCol w:w="1248"/>
-        <w:gridCol w:w="1944"/>
+        <w:gridCol w:w="636"/>
+        <w:gridCol w:w="1138"/>
+        <w:gridCol w:w="2749"/>
+        <w:gridCol w:w="1112"/>
+        <w:gridCol w:w="1479"/>
+        <w:gridCol w:w="1408"/>
       </w:tblGrid>
       <w:tr>
         <w:tblPrEx>
           <w:tblBorders>
-            <w:top w:val="single" w:color="auto" w:sz="4" w:space="0"/>
-            <w:left w:val="single" w:color="auto" w:sz="4" w:space="0"/>
-            <w:bottom w:val="single" w:color="auto" w:sz="4" w:space="0"/>
-            <w:right w:val="single" w:color="auto" w:sz="4" w:space="0"/>
-            <w:insideH w:val="single" w:color="auto" w:sz="4" w:space="0"/>
-            <w:insideV w:val="single" w:color="auto" w:sz="4" w:space="0"/>
+            <w:top w:val="none" w:color="auto" w:sz="4" w:space="0"/>
+            <w:left w:val="none" w:color="auto" w:sz="4" w:space="0"/>
+            <w:bottom w:val="none" w:color="auto" w:sz="4" w:space="0"/>
+            <w:right w:val="none" w:color="auto" w:sz="4" w:space="0"/>
+            <w:insideH w:val="none" w:color="auto" w:sz="4" w:space="0"/>
+            <w:insideV w:val="none" w:color="auto" w:sz="4" w:space="0"/>
           </w:tblBorders>
           <w:tblCellMar>
             <w:top w:w="0" w:type="dxa"/>
@@ -7607,25 +8758,45 @@
             <w:right w:w="10" w:type="dxa"/>
           </w:tblCellMar>
         </w:tblPrEx>
-        <w:tc>
-          <w:tcPr>
-            <w:tcW w:w="1380" w:type="dxa"/>
+        <w:trPr>
+          <w:trHeight w:val="0" w:hRule="atLeast"/>
+          <w:tblHeader/>
+          <w:jc w:val="center"/>
+        </w:trPr>
+        <w:tc>
+          <w:tcPr>
+            <w:tcW w:w="0" w:type="auto"/>
+            <w:tcBorders>
+              <w:top w:val="single" w:color="auto" w:sz="12" w:space="0"/>
+              <w:left w:val="single" w:color="auto" w:sz="12" w:space="0"/>
+              <w:bottom w:val="nil"/>
+              <w:right w:val="nil"/>
+            </w:tcBorders>
+            <w:noWrap w:val="0"/>
             <w:tcMar>
               <w:top w:w="60" w:type="dxa"/>
               <w:left w:w="120" w:type="dxa"/>
               <w:bottom w:w="30" w:type="dxa"/>
               <w:right w:w="120" w:type="dxa"/>
             </w:tcMar>
-          </w:tcPr>
-          <w:p>
-            <w:pPr>
-              <w:spacing w:before="120" w:after="120" w:line="288" w:lineRule="auto"/>
-              <w:ind w:left="0"/>
-              <w:jc w:val="left"/>
+            <w:vAlign w:val="center"/>
+          </w:tcPr>
+          <w:p>
+            <w:pPr>
+              <w:snapToGrid w:val="0"/>
+              <w:spacing w:before="120" w:after="120" w:line="240" w:lineRule="auto"/>
+              <w:ind w:left="0" w:leftChars="0" w:right="0" w:rightChars="0" w:firstLine="0" w:firstLineChars="0"/>
+              <w:jc w:val="center"/>
+              <w:rPr>
+                <w:rFonts w:ascii="Arial" w:eastAsia="等线"/>
+                <w:b/>
+                <w:sz w:val="22"/>
+              </w:rPr>
             </w:pPr>
             <w:r>
               <w:rPr>
                 <w:rFonts w:ascii="Arial" w:hAnsi="Arial" w:eastAsia="等线" w:cs="Arial"/>
+                <w:b/>
                 <w:sz w:val="22"/>
               </w:rPr>
               <w:t>序号</w:t>
@@ -7634,23 +8805,38 @@
         </w:tc>
         <w:tc>
           <w:tcPr>
-            <w:tcW w:w="1380" w:type="dxa"/>
+            <w:tcW w:w="1138" w:type="dxa"/>
+            <w:tcBorders>
+              <w:top w:val="single" w:color="auto" w:sz="12" w:space="0"/>
+              <w:left w:val="single" w:color="auto" w:sz="4" w:space="0"/>
+              <w:bottom w:val="nil"/>
+              <w:right w:val="nil"/>
+            </w:tcBorders>
+            <w:noWrap w:val="0"/>
             <w:tcMar>
               <w:top w:w="60" w:type="dxa"/>
               <w:left w:w="120" w:type="dxa"/>
               <w:bottom w:w="30" w:type="dxa"/>
               <w:right w:w="120" w:type="dxa"/>
             </w:tcMar>
-          </w:tcPr>
-          <w:p>
-            <w:pPr>
-              <w:spacing w:before="120" w:after="120" w:line="288" w:lineRule="auto"/>
-              <w:ind w:left="0"/>
-              <w:jc w:val="left"/>
+            <w:vAlign w:val="center"/>
+          </w:tcPr>
+          <w:p>
+            <w:pPr>
+              <w:snapToGrid w:val="0"/>
+              <w:spacing w:before="120" w:after="120" w:line="240" w:lineRule="auto"/>
+              <w:ind w:left="0" w:leftChars="0" w:right="0" w:rightChars="0" w:firstLine="0" w:firstLineChars="0"/>
+              <w:jc w:val="center"/>
+              <w:rPr>
+                <w:rFonts w:ascii="Arial" w:eastAsia="等线"/>
+                <w:b/>
+                <w:sz w:val="22"/>
+              </w:rPr>
             </w:pPr>
             <w:r>
               <w:rPr>
                 <w:rFonts w:ascii="Arial" w:hAnsi="Arial" w:eastAsia="等线" w:cs="Arial"/>
+                <w:b/>
                 <w:sz w:val="22"/>
               </w:rPr>
               <w:t>项目类别</w:t>
@@ -7659,23 +8845,38 @@
         </w:tc>
         <w:tc>
           <w:tcPr>
-            <w:tcW w:w="1275" w:type="dxa"/>
+            <w:tcW w:w="2749" w:type="dxa"/>
+            <w:tcBorders>
+              <w:top w:val="single" w:color="auto" w:sz="12" w:space="0"/>
+              <w:left w:val="single" w:color="auto" w:sz="4" w:space="0"/>
+              <w:bottom w:val="nil"/>
+              <w:right w:val="nil"/>
+            </w:tcBorders>
+            <w:noWrap w:val="0"/>
             <w:tcMar>
               <w:top w:w="60" w:type="dxa"/>
               <w:left w:w="120" w:type="dxa"/>
               <w:bottom w:w="30" w:type="dxa"/>
               <w:right w:w="120" w:type="dxa"/>
             </w:tcMar>
-          </w:tcPr>
-          <w:p>
-            <w:pPr>
-              <w:spacing w:before="120" w:after="120" w:line="288" w:lineRule="auto"/>
-              <w:ind w:left="0"/>
-              <w:jc w:val="left"/>
+            <w:vAlign w:val="center"/>
+          </w:tcPr>
+          <w:p>
+            <w:pPr>
+              <w:snapToGrid w:val="0"/>
+              <w:spacing w:before="120" w:after="120" w:line="240" w:lineRule="auto"/>
+              <w:ind w:left="0" w:leftChars="0" w:right="0" w:rightChars="0" w:firstLine="0" w:firstLineChars="0"/>
+              <w:jc w:val="center"/>
+              <w:rPr>
+                <w:rFonts w:ascii="Arial" w:eastAsia="等线"/>
+                <w:b/>
+                <w:sz w:val="22"/>
+              </w:rPr>
             </w:pPr>
             <w:r>
               <w:rPr>
                 <w:rFonts w:ascii="Arial" w:hAnsi="Arial" w:eastAsia="等线" w:cs="Arial"/>
+                <w:b/>
                 <w:sz w:val="22"/>
               </w:rPr>
               <w:t>项目名称</w:t>
@@ -7684,23 +8885,38 @@
         </w:tc>
         <w:tc>
           <w:tcPr>
-            <w:tcW w:w="1248" w:type="dxa"/>
+            <w:tcW w:w="1112" w:type="dxa"/>
+            <w:tcBorders>
+              <w:top w:val="single" w:color="auto" w:sz="12" w:space="0"/>
+              <w:left w:val="single" w:color="auto" w:sz="4" w:space="0"/>
+              <w:bottom w:val="nil"/>
+              <w:right w:val="nil"/>
+            </w:tcBorders>
+            <w:noWrap w:val="0"/>
             <w:tcMar>
               <w:top w:w="60" w:type="dxa"/>
               <w:left w:w="120" w:type="dxa"/>
               <w:bottom w:w="30" w:type="dxa"/>
               <w:right w:w="120" w:type="dxa"/>
             </w:tcMar>
-          </w:tcPr>
-          <w:p>
-            <w:pPr>
-              <w:spacing w:before="120" w:after="120" w:line="288" w:lineRule="auto"/>
-              <w:ind w:left="0"/>
-              <w:jc w:val="left"/>
+            <w:vAlign w:val="center"/>
+          </w:tcPr>
+          <w:p>
+            <w:pPr>
+              <w:snapToGrid w:val="0"/>
+              <w:spacing w:before="120" w:after="120" w:line="240" w:lineRule="auto"/>
+              <w:ind w:left="0" w:leftChars="0" w:right="0" w:rightChars="0" w:firstLine="0" w:firstLineChars="0"/>
+              <w:jc w:val="center"/>
+              <w:rPr>
+                <w:rFonts w:ascii="Arial" w:eastAsia="等线"/>
+                <w:b/>
+                <w:sz w:val="22"/>
+              </w:rPr>
             </w:pPr>
             <w:r>
               <w:rPr>
                 <w:rFonts w:ascii="Arial" w:hAnsi="Arial" w:eastAsia="等线" w:cs="Arial"/>
+                <w:b/>
                 <w:sz w:val="22"/>
               </w:rPr>
               <w:t>研发方式</w:t>
@@ -7709,51 +8925,123 @@
         </w:tc>
         <w:tc>
           <w:tcPr>
-            <w:tcW w:w="1248" w:type="dxa"/>
+            <w:tcW w:w="1479" w:type="dxa"/>
+            <w:tcBorders>
+              <w:top w:val="single" w:color="auto" w:sz="12" w:space="0"/>
+              <w:left w:val="single" w:color="auto" w:sz="4" w:space="0"/>
+              <w:bottom w:val="nil"/>
+              <w:right w:val="nil"/>
+            </w:tcBorders>
+            <w:noWrap w:val="0"/>
             <w:tcMar>
               <w:top w:w="60" w:type="dxa"/>
               <w:left w:w="120" w:type="dxa"/>
               <w:bottom w:w="30" w:type="dxa"/>
               <w:right w:w="120" w:type="dxa"/>
             </w:tcMar>
-          </w:tcPr>
-          <w:p>
-            <w:pPr>
-              <w:spacing w:before="120" w:after="120" w:line="288" w:lineRule="auto"/>
-              <w:ind w:left="0"/>
-              <w:jc w:val="left"/>
-            </w:pPr>
-            <w:r>
+            <w:vAlign w:val="center"/>
+          </w:tcPr>
+          <w:p>
+            <w:pPr>
+              <w:snapToGrid w:val="0"/>
+              <w:spacing w:before="120" w:after="120" w:line="240" w:lineRule="auto"/>
+              <w:ind w:left="0" w:leftChars="0" w:right="0" w:rightChars="0" w:firstLine="0" w:firstLineChars="0"/>
+              <w:jc w:val="center"/>
               <w:rPr>
                 <w:rFonts w:ascii="Arial" w:hAnsi="Arial" w:eastAsia="等线" w:cs="Arial"/>
+                <w:b/>
                 <w:sz w:val="22"/>
               </w:rPr>
-              <w:t>资金投入（万元）</w:t>
-            </w:r>
-          </w:p>
-        </w:tc>
-        <w:tc>
-          <w:tcPr>
-            <w:tcW w:w="1944" w:type="dxa"/>
+            </w:pPr>
+            <w:r>
+              <w:rPr>
+                <w:rFonts w:ascii="Arial" w:hAnsi="Arial" w:eastAsia="等线" w:cs="Arial"/>
+                <w:b/>
+                <w:sz w:val="22"/>
+              </w:rPr>
+              <w:t>资金投入</w:t>
+            </w:r>
+          </w:p>
+          <w:p>
+            <w:pPr>
+              <w:snapToGrid w:val="0"/>
+              <w:spacing w:before="120" w:after="120" w:line="240" w:lineRule="auto"/>
+              <w:ind w:left="0" w:leftChars="0" w:right="0" w:rightChars="0" w:firstLine="0" w:firstLineChars="0"/>
+              <w:jc w:val="center"/>
+              <w:rPr>
+                <w:rFonts w:ascii="Arial" w:eastAsia="等线"/>
+                <w:b/>
+                <w:sz w:val="22"/>
+              </w:rPr>
+            </w:pPr>
+            <w:r>
+              <w:rPr>
+                <w:rFonts w:ascii="Arial" w:hAnsi="Arial" w:eastAsia="等线" w:cs="Arial"/>
+                <w:b/>
+                <w:sz w:val="22"/>
+              </w:rPr>
+              <w:t>（万元）</w:t>
+            </w:r>
+          </w:p>
+        </w:tc>
+        <w:tc>
+          <w:tcPr>
+            <w:tcW w:w="1408" w:type="dxa"/>
+            <w:tcBorders>
+              <w:top w:val="single" w:color="auto" w:sz="12" w:space="0"/>
+              <w:left w:val="single" w:color="auto" w:sz="4" w:space="0"/>
+              <w:bottom w:val="nil"/>
+              <w:right w:val="single" w:color="auto" w:sz="12" w:space="0"/>
+            </w:tcBorders>
+            <w:noWrap w:val="0"/>
             <w:tcMar>
               <w:top w:w="60" w:type="dxa"/>
               <w:left w:w="120" w:type="dxa"/>
               <w:bottom w:w="30" w:type="dxa"/>
               <w:right w:w="120" w:type="dxa"/>
             </w:tcMar>
-          </w:tcPr>
-          <w:p>
-            <w:pPr>
-              <w:spacing w:before="120" w:after="120" w:line="288" w:lineRule="auto"/>
-              <w:ind w:left="0"/>
-              <w:jc w:val="left"/>
-            </w:pPr>
-            <w:r>
+            <w:vAlign w:val="center"/>
+          </w:tcPr>
+          <w:p>
+            <w:pPr>
+              <w:snapToGrid w:val="0"/>
+              <w:spacing w:before="120" w:after="120" w:line="240" w:lineRule="auto"/>
+              <w:ind w:left="0" w:leftChars="0" w:right="0" w:rightChars="0" w:firstLine="0" w:firstLineChars="0"/>
+              <w:jc w:val="center"/>
               <w:rPr>
                 <w:rFonts w:ascii="Arial" w:hAnsi="Arial" w:eastAsia="等线" w:cs="Arial"/>
+                <w:b/>
                 <w:sz w:val="22"/>
               </w:rPr>
-              <w:t>人员投入（人）</w:t>
+            </w:pPr>
+            <w:r>
+              <w:rPr>
+                <w:rFonts w:ascii="Arial" w:hAnsi="Arial" w:eastAsia="等线" w:cs="Arial"/>
+                <w:b/>
+                <w:sz w:val="22"/>
+              </w:rPr>
+              <w:t>人员投入</w:t>
+            </w:r>
+          </w:p>
+          <w:p>
+            <w:pPr>
+              <w:snapToGrid w:val="0"/>
+              <w:spacing w:before="120" w:after="120" w:line="240" w:lineRule="auto"/>
+              <w:ind w:left="0" w:leftChars="0" w:right="0" w:rightChars="0" w:firstLine="0" w:firstLineChars="0"/>
+              <w:jc w:val="center"/>
+              <w:rPr>
+                <w:rFonts w:ascii="Arial" w:eastAsia="等线"/>
+                <w:b/>
+                <w:sz w:val="22"/>
+              </w:rPr>
+            </w:pPr>
+            <w:r>
+              <w:rPr>
+                <w:rFonts w:ascii="Arial" w:hAnsi="Arial" w:eastAsia="等线" w:cs="Arial"/>
+                <w:b/>
+                <w:sz w:val="22"/>
+              </w:rPr>
+              <w:t>（人）</w:t>
             </w:r>
           </w:p>
         </w:tc>
@@ -7761,12 +9049,12 @@
       <w:tr>
         <w:tblPrEx>
           <w:tblBorders>
-            <w:top w:val="single" w:color="auto" w:sz="4" w:space="0"/>
-            <w:left w:val="single" w:color="auto" w:sz="4" w:space="0"/>
-            <w:bottom w:val="single" w:color="auto" w:sz="4" w:space="0"/>
-            <w:right w:val="single" w:color="auto" w:sz="4" w:space="0"/>
-            <w:insideH w:val="single" w:color="auto" w:sz="4" w:space="0"/>
-            <w:insideV w:val="single" w:color="auto" w:sz="4" w:space="0"/>
+            <w:top w:val="none" w:color="auto" w:sz="4" w:space="0"/>
+            <w:left w:val="none" w:color="auto" w:sz="4" w:space="0"/>
+            <w:bottom w:val="none" w:color="auto" w:sz="4" w:space="0"/>
+            <w:right w:val="none" w:color="auto" w:sz="4" w:space="0"/>
+            <w:insideH w:val="none" w:color="auto" w:sz="4" w:space="0"/>
+            <w:insideV w:val="none" w:color="auto" w:sz="4" w:space="0"/>
           </w:tblBorders>
           <w:tblCellMar>
             <w:top w:w="0" w:type="dxa"/>
@@ -7775,26 +9063,43 @@
             <w:right w:w="10" w:type="dxa"/>
           </w:tblCellMar>
         </w:tblPrEx>
-        <w:tc>
-          <w:tcPr>
-            <w:tcW w:w="1380" w:type="dxa"/>
+        <w:trPr>
+          <w:trHeight w:val="0" w:hRule="atLeast"/>
+          <w:jc w:val="center"/>
+        </w:trPr>
+        <w:tc>
+          <w:tcPr>
+            <w:tcW w:w="0" w:type="auto"/>
+            <w:tcBorders>
+              <w:top w:val="single" w:color="auto" w:sz="4" w:space="0"/>
+              <w:left w:val="single" w:color="auto" w:sz="12" w:space="0"/>
+              <w:bottom w:val="nil"/>
+              <w:right w:val="nil"/>
+            </w:tcBorders>
+            <w:noWrap w:val="0"/>
             <w:tcMar>
               <w:top w:w="60" w:type="dxa"/>
               <w:left w:w="120" w:type="dxa"/>
               <w:bottom w:w="30" w:type="dxa"/>
               <w:right w:w="120" w:type="dxa"/>
             </w:tcMar>
-          </w:tcPr>
-          <w:p>
-            <w:pPr>
-              <w:spacing w:before="120" w:after="120" w:line="288" w:lineRule="auto"/>
-              <w:ind w:left="0"/>
-              <w:jc w:val="left"/>
-            </w:pPr>
-            <w:r>
-              <w:rPr>
-                <w:rFonts w:ascii="Arial" w:hAnsi="Arial" w:eastAsia="等线" w:cs="Arial"/>
-                <w:sz w:val="22"/>
+            <w:vAlign w:val="center"/>
+          </w:tcPr>
+          <w:p>
+            <w:pPr>
+              <w:snapToGrid w:val="0"/>
+              <w:spacing w:before="120" w:after="120" w:line="240" w:lineRule="auto"/>
+              <w:ind w:left="0" w:leftChars="0" w:right="0" w:rightChars="0" w:firstLine="0" w:firstLineChars="0"/>
+              <w:jc w:val="center"/>
+              <w:rPr>
+                <w:rFonts w:ascii="Arial" w:eastAsia="宋体"/>
+                <w:sz w:val="21"/>
+              </w:rPr>
+            </w:pPr>
+            <w:r>
+              <w:rPr>
+                <w:rFonts w:ascii="Arial" w:hAnsi="Arial" w:eastAsia="宋体" w:cs="Arial"/>
+                <w:sz w:val="21"/>
               </w:rPr>
               <w:t>1</w:t>
             </w:r>
@@ -7802,24 +9107,37 @@
         </w:tc>
         <w:tc>
           <w:tcPr>
-            <w:tcW w:w="1380" w:type="dxa"/>
+            <w:tcW w:w="1138" w:type="dxa"/>
+            <w:tcBorders>
+              <w:top w:val="single" w:color="auto" w:sz="4" w:space="0"/>
+              <w:left w:val="single" w:color="auto" w:sz="4" w:space="0"/>
+              <w:bottom w:val="nil"/>
+              <w:right w:val="nil"/>
+            </w:tcBorders>
+            <w:noWrap w:val="0"/>
             <w:tcMar>
               <w:top w:w="60" w:type="dxa"/>
               <w:left w:w="120" w:type="dxa"/>
               <w:bottom w:w="30" w:type="dxa"/>
               <w:right w:w="120" w:type="dxa"/>
             </w:tcMar>
-          </w:tcPr>
-          <w:p>
-            <w:pPr>
-              <w:spacing w:before="120" w:after="120" w:line="288" w:lineRule="auto"/>
-              <w:ind w:left="0"/>
-              <w:jc w:val="left"/>
-            </w:pPr>
-            <w:r>
-              <w:rPr>
-                <w:rFonts w:ascii="Arial" w:hAnsi="Arial" w:eastAsia="等线" w:cs="Arial"/>
-                <w:sz w:val="22"/>
+            <w:vAlign w:val="center"/>
+          </w:tcPr>
+          <w:p>
+            <w:pPr>
+              <w:snapToGrid w:val="0"/>
+              <w:spacing w:before="120" w:after="120" w:line="240" w:lineRule="auto"/>
+              <w:ind w:left="0" w:leftChars="0" w:right="0" w:rightChars="0" w:firstLine="0" w:firstLineChars="0"/>
+              <w:jc w:val="center"/>
+              <w:rPr>
+                <w:rFonts w:ascii="Arial" w:eastAsia="宋体"/>
+                <w:sz w:val="21"/>
+              </w:rPr>
+            </w:pPr>
+            <w:r>
+              <w:rPr>
+                <w:rFonts w:ascii="Arial" w:hAnsi="Arial" w:eastAsia="宋体" w:cs="Arial"/>
+                <w:sz w:val="21"/>
               </w:rPr>
               <w:t>运维工具</w:t>
             </w:r>
@@ -7827,24 +9145,37 @@
         </w:tc>
         <w:tc>
           <w:tcPr>
-            <w:tcW w:w="1275" w:type="dxa"/>
+            <w:tcW w:w="2749" w:type="dxa"/>
+            <w:tcBorders>
+              <w:top w:val="single" w:color="auto" w:sz="4" w:space="0"/>
+              <w:left w:val="single" w:color="auto" w:sz="4" w:space="0"/>
+              <w:bottom w:val="nil"/>
+              <w:right w:val="nil"/>
+            </w:tcBorders>
+            <w:noWrap w:val="0"/>
             <w:tcMar>
               <w:top w:w="60" w:type="dxa"/>
               <w:left w:w="120" w:type="dxa"/>
               <w:bottom w:w="30" w:type="dxa"/>
               <w:right w:w="120" w:type="dxa"/>
             </w:tcMar>
-          </w:tcPr>
-          <w:p>
-            <w:pPr>
-              <w:spacing w:before="120" w:after="120" w:line="288" w:lineRule="auto"/>
-              <w:ind w:left="0"/>
+            <w:vAlign w:val="center"/>
+          </w:tcPr>
+          <w:p>
+            <w:pPr>
+              <w:snapToGrid w:val="0"/>
+              <w:spacing w:before="120" w:after="120" w:line="240" w:lineRule="auto"/>
+              <w:ind w:left="0" w:leftChars="0" w:right="0" w:rightChars="0" w:firstLine="0" w:firstLineChars="0"/>
               <w:jc w:val="left"/>
-            </w:pPr>
-            <w:r>
-              <w:rPr>
-                <w:rFonts w:ascii="Arial" w:hAnsi="Arial" w:eastAsia="等线" w:cs="Arial"/>
-                <w:sz w:val="22"/>
+              <w:rPr>
+                <w:rFonts w:ascii="Arial" w:eastAsia="宋体"/>
+                <w:sz w:val="21"/>
+              </w:rPr>
+            </w:pPr>
+            <w:r>
+              <w:rPr>
+                <w:rFonts w:ascii="Arial" w:hAnsi="Arial" w:eastAsia="宋体" w:cs="Arial"/>
+                <w:sz w:val="21"/>
               </w:rPr>
               <w:t>物管平台-物联标识系统</w:t>
             </w:r>
@@ -7852,24 +9183,37 @@
         </w:tc>
         <w:tc>
           <w:tcPr>
-            <w:tcW w:w="1248" w:type="dxa"/>
+            <w:tcW w:w="1112" w:type="dxa"/>
+            <w:tcBorders>
+              <w:top w:val="single" w:color="auto" w:sz="4" w:space="0"/>
+              <w:left w:val="single" w:color="auto" w:sz="4" w:space="0"/>
+              <w:bottom w:val="nil"/>
+              <w:right w:val="nil"/>
+            </w:tcBorders>
+            <w:noWrap w:val="0"/>
             <w:tcMar>
               <w:top w:w="60" w:type="dxa"/>
               <w:left w:w="120" w:type="dxa"/>
               <w:bottom w:w="30" w:type="dxa"/>
               <w:right w:w="120" w:type="dxa"/>
             </w:tcMar>
-          </w:tcPr>
-          <w:p>
-            <w:pPr>
-              <w:spacing w:before="120" w:after="120" w:line="288" w:lineRule="auto"/>
-              <w:ind w:left="0"/>
-              <w:jc w:val="left"/>
-            </w:pPr>
-            <w:r>
-              <w:rPr>
-                <w:rFonts w:ascii="Arial" w:hAnsi="Arial" w:eastAsia="等线" w:cs="Arial"/>
-                <w:sz w:val="22"/>
+            <w:vAlign w:val="center"/>
+          </w:tcPr>
+          <w:p>
+            <w:pPr>
+              <w:snapToGrid w:val="0"/>
+              <w:spacing w:before="120" w:after="120" w:line="240" w:lineRule="auto"/>
+              <w:ind w:left="0" w:leftChars="0" w:right="0" w:rightChars="0" w:firstLine="0" w:firstLineChars="0"/>
+              <w:jc w:val="center"/>
+              <w:rPr>
+                <w:rFonts w:ascii="Arial" w:eastAsia="宋体"/>
+                <w:sz w:val="21"/>
+              </w:rPr>
+            </w:pPr>
+            <w:r>
+              <w:rPr>
+                <w:rFonts w:ascii="Arial" w:hAnsi="Arial" w:eastAsia="宋体" w:cs="Arial"/>
+                <w:sz w:val="21"/>
               </w:rPr>
               <w:t>自研</w:t>
             </w:r>
@@ -7877,28 +9221,38 @@
         </w:tc>
         <w:tc>
           <w:tcPr>
-            <w:tcW w:w="1248" w:type="dxa"/>
+            <w:tcW w:w="1479" w:type="dxa"/>
+            <w:tcBorders>
+              <w:top w:val="single" w:color="auto" w:sz="4" w:space="0"/>
+              <w:left w:val="single" w:color="auto" w:sz="4" w:space="0"/>
+              <w:bottom w:val="nil"/>
+              <w:right w:val="nil"/>
+            </w:tcBorders>
+            <w:noWrap w:val="0"/>
             <w:tcMar>
               <w:top w:w="60" w:type="dxa"/>
               <w:left w:w="120" w:type="dxa"/>
               <w:bottom w:w="30" w:type="dxa"/>
               <w:right w:w="120" w:type="dxa"/>
             </w:tcMar>
-          </w:tcPr>
-          <w:p>
-            <w:pPr>
-              <w:spacing w:before="120" w:after="120" w:line="288" w:lineRule="auto"/>
-              <w:ind w:left="0"/>
-              <w:jc w:val="left"/>
-              <w:rPr>
-                <w:rFonts w:hint="default" w:eastAsia="宋体"/>
-                <w:lang w:val="en-US" w:eastAsia="zh-CN"/>
-              </w:rPr>
-            </w:pPr>
-            <w:r>
-              <w:rPr>
-                <w:rFonts w:hint="eastAsia" w:eastAsia="等线" w:cs="Arial"/>
-                <w:sz w:val="22"/>
+            <w:vAlign w:val="center"/>
+          </w:tcPr>
+          <w:p>
+            <w:pPr>
+              <w:snapToGrid w:val="0"/>
+              <w:spacing w:before="120" w:after="120" w:line="240" w:lineRule="auto"/>
+              <w:ind w:left="0" w:leftChars="0" w:right="0" w:rightChars="0" w:firstLine="0" w:firstLineChars="0"/>
+              <w:jc w:val="center"/>
+              <w:rPr>
+                <w:rFonts w:hint="default" w:ascii="Arial" w:eastAsia="宋体"/>
+                <w:sz w:val="21"/>
+                <w:lang w:val="en-US" w:eastAsia="zh-CN"/>
+              </w:rPr>
+            </w:pPr>
+            <w:r>
+              <w:rPr>
+                <w:rFonts w:hint="eastAsia" w:ascii="Arial" w:eastAsia="宋体" w:cs="Arial"/>
+                <w:sz w:val="21"/>
                 <w:lang w:val="en-US" w:eastAsia="zh-CN"/>
               </w:rPr>
               <w:t>16</w:t>
@@ -7907,28 +9261,38 @@
         </w:tc>
         <w:tc>
           <w:tcPr>
-            <w:tcW w:w="1944" w:type="dxa"/>
+            <w:tcW w:w="1408" w:type="dxa"/>
+            <w:tcBorders>
+              <w:top w:val="single" w:color="auto" w:sz="4" w:space="0"/>
+              <w:left w:val="single" w:color="auto" w:sz="4" w:space="0"/>
+              <w:bottom w:val="nil"/>
+              <w:right w:val="single" w:color="auto" w:sz="12" w:space="0"/>
+            </w:tcBorders>
+            <w:noWrap w:val="0"/>
             <w:tcMar>
               <w:top w:w="60" w:type="dxa"/>
               <w:left w:w="120" w:type="dxa"/>
               <w:bottom w:w="30" w:type="dxa"/>
               <w:right w:w="120" w:type="dxa"/>
             </w:tcMar>
-          </w:tcPr>
-          <w:p>
-            <w:pPr>
-              <w:spacing w:before="120" w:after="120" w:line="288" w:lineRule="auto"/>
-              <w:ind w:left="0"/>
-              <w:jc w:val="left"/>
-              <w:rPr>
-                <w:rFonts w:hint="default" w:eastAsia="宋体"/>
-                <w:lang w:val="en-US" w:eastAsia="zh-CN"/>
-              </w:rPr>
-            </w:pPr>
-            <w:r>
-              <w:rPr>
-                <w:rFonts w:hint="eastAsia" w:eastAsia="等线" w:cs="Arial"/>
-                <w:sz w:val="22"/>
+            <w:vAlign w:val="center"/>
+          </w:tcPr>
+          <w:p>
+            <w:pPr>
+              <w:snapToGrid w:val="0"/>
+              <w:spacing w:before="120" w:after="120" w:line="240" w:lineRule="auto"/>
+              <w:ind w:left="0" w:leftChars="0" w:right="0" w:rightChars="0" w:firstLine="0" w:firstLineChars="0"/>
+              <w:jc w:val="center"/>
+              <w:rPr>
+                <w:rFonts w:hint="default" w:ascii="Arial" w:eastAsia="宋体"/>
+                <w:sz w:val="21"/>
+                <w:lang w:val="en-US" w:eastAsia="zh-CN"/>
+              </w:rPr>
+            </w:pPr>
+            <w:r>
+              <w:rPr>
+                <w:rFonts w:hint="eastAsia" w:ascii="Arial" w:eastAsia="宋体" w:cs="Arial"/>
+                <w:sz w:val="21"/>
                 <w:lang w:val="en-US" w:eastAsia="zh-CN"/>
               </w:rPr>
               <w:t>4</w:t>
@@ -7939,12 +9303,12 @@
       <w:tr>
         <w:tblPrEx>
           <w:tblBorders>
-            <w:top w:val="single" w:color="auto" w:sz="4" w:space="0"/>
-            <w:left w:val="single" w:color="auto" w:sz="4" w:space="0"/>
-            <w:bottom w:val="single" w:color="auto" w:sz="4" w:space="0"/>
-            <w:right w:val="single" w:color="auto" w:sz="4" w:space="0"/>
-            <w:insideH w:val="single" w:color="auto" w:sz="4" w:space="0"/>
-            <w:insideV w:val="single" w:color="auto" w:sz="4" w:space="0"/>
+            <w:top w:val="none" w:color="auto" w:sz="4" w:space="0"/>
+            <w:left w:val="none" w:color="auto" w:sz="4" w:space="0"/>
+            <w:bottom w:val="none" w:color="auto" w:sz="4" w:space="0"/>
+            <w:right w:val="none" w:color="auto" w:sz="4" w:space="0"/>
+            <w:insideH w:val="none" w:color="auto" w:sz="4" w:space="0"/>
+            <w:insideV w:val="none" w:color="auto" w:sz="4" w:space="0"/>
           </w:tblBorders>
           <w:tblCellMar>
             <w:top w:w="0" w:type="dxa"/>
@@ -7953,26 +9317,43 @@
             <w:right w:w="10" w:type="dxa"/>
           </w:tblCellMar>
         </w:tblPrEx>
-        <w:tc>
-          <w:tcPr>
-            <w:tcW w:w="1380" w:type="dxa"/>
+        <w:trPr>
+          <w:trHeight w:val="0" w:hRule="atLeast"/>
+          <w:jc w:val="center"/>
+        </w:trPr>
+        <w:tc>
+          <w:tcPr>
+            <w:tcW w:w="0" w:type="auto"/>
+            <w:tcBorders>
+              <w:top w:val="single" w:color="auto" w:sz="4" w:space="0"/>
+              <w:left w:val="single" w:color="auto" w:sz="12" w:space="0"/>
+              <w:bottom w:val="nil"/>
+              <w:right w:val="nil"/>
+            </w:tcBorders>
+            <w:noWrap w:val="0"/>
             <w:tcMar>
               <w:top w:w="60" w:type="dxa"/>
               <w:left w:w="120" w:type="dxa"/>
               <w:bottom w:w="30" w:type="dxa"/>
               <w:right w:w="120" w:type="dxa"/>
             </w:tcMar>
-          </w:tcPr>
-          <w:p>
-            <w:pPr>
-              <w:spacing w:before="120" w:after="120" w:line="288" w:lineRule="auto"/>
-              <w:ind w:left="0"/>
-              <w:jc w:val="left"/>
-            </w:pPr>
-            <w:r>
-              <w:rPr>
-                <w:rFonts w:ascii="Arial" w:hAnsi="Arial" w:eastAsia="等线" w:cs="Arial"/>
-                <w:sz w:val="22"/>
+            <w:vAlign w:val="center"/>
+          </w:tcPr>
+          <w:p>
+            <w:pPr>
+              <w:snapToGrid w:val="0"/>
+              <w:spacing w:before="120" w:after="120" w:line="240" w:lineRule="auto"/>
+              <w:ind w:left="0" w:leftChars="0" w:right="0" w:rightChars="0" w:firstLine="0" w:firstLineChars="0"/>
+              <w:jc w:val="center"/>
+              <w:rPr>
+                <w:rFonts w:ascii="Arial" w:eastAsia="宋体"/>
+                <w:sz w:val="21"/>
+              </w:rPr>
+            </w:pPr>
+            <w:r>
+              <w:rPr>
+                <w:rFonts w:ascii="Arial" w:hAnsi="Arial" w:eastAsia="宋体" w:cs="Arial"/>
+                <w:sz w:val="21"/>
               </w:rPr>
               <w:t>2</w:t>
             </w:r>
@@ -7980,24 +9361,37 @@
         </w:tc>
         <w:tc>
           <w:tcPr>
-            <w:tcW w:w="1380" w:type="dxa"/>
+            <w:tcW w:w="1138" w:type="dxa"/>
+            <w:tcBorders>
+              <w:top w:val="single" w:color="auto" w:sz="4" w:space="0"/>
+              <w:left w:val="single" w:color="auto" w:sz="4" w:space="0"/>
+              <w:bottom w:val="nil"/>
+              <w:right w:val="nil"/>
+            </w:tcBorders>
+            <w:noWrap w:val="0"/>
             <w:tcMar>
               <w:top w:w="60" w:type="dxa"/>
               <w:left w:w="120" w:type="dxa"/>
               <w:bottom w:w="30" w:type="dxa"/>
               <w:right w:w="120" w:type="dxa"/>
             </w:tcMar>
-          </w:tcPr>
-          <w:p>
-            <w:pPr>
-              <w:spacing w:before="120" w:after="120" w:line="288" w:lineRule="auto"/>
-              <w:ind w:left="0"/>
-              <w:jc w:val="left"/>
-            </w:pPr>
-            <w:r>
-              <w:rPr>
-                <w:rFonts w:ascii="Arial" w:hAnsi="Arial" w:eastAsia="等线" w:cs="Arial"/>
-                <w:sz w:val="22"/>
+            <w:vAlign w:val="center"/>
+          </w:tcPr>
+          <w:p>
+            <w:pPr>
+              <w:snapToGrid w:val="0"/>
+              <w:spacing w:before="120" w:after="120" w:line="240" w:lineRule="auto"/>
+              <w:ind w:left="0" w:leftChars="0" w:right="0" w:rightChars="0" w:firstLine="0" w:firstLineChars="0"/>
+              <w:jc w:val="center"/>
+              <w:rPr>
+                <w:rFonts w:ascii="Arial" w:eastAsia="宋体"/>
+                <w:sz w:val="21"/>
+              </w:rPr>
+            </w:pPr>
+            <w:r>
+              <w:rPr>
+                <w:rFonts w:ascii="Arial" w:hAnsi="Arial" w:eastAsia="宋体" w:cs="Arial"/>
+                <w:sz w:val="21"/>
               </w:rPr>
               <w:t>运维工具</w:t>
             </w:r>
@@ -8005,24 +9399,37 @@
         </w:tc>
         <w:tc>
           <w:tcPr>
-            <w:tcW w:w="1275" w:type="dxa"/>
+            <w:tcW w:w="2749" w:type="dxa"/>
+            <w:tcBorders>
+              <w:top w:val="single" w:color="auto" w:sz="4" w:space="0"/>
+              <w:left w:val="single" w:color="auto" w:sz="4" w:space="0"/>
+              <w:bottom w:val="nil"/>
+              <w:right w:val="nil"/>
+            </w:tcBorders>
+            <w:noWrap w:val="0"/>
             <w:tcMar>
               <w:top w:w="60" w:type="dxa"/>
               <w:left w:w="120" w:type="dxa"/>
               <w:bottom w:w="30" w:type="dxa"/>
               <w:right w:w="120" w:type="dxa"/>
             </w:tcMar>
-          </w:tcPr>
-          <w:p>
-            <w:pPr>
-              <w:spacing w:before="120" w:after="120" w:line="288" w:lineRule="auto"/>
-              <w:ind w:left="0"/>
+            <w:vAlign w:val="center"/>
+          </w:tcPr>
+          <w:p>
+            <w:pPr>
+              <w:snapToGrid w:val="0"/>
+              <w:spacing w:before="120" w:after="120" w:line="240" w:lineRule="auto"/>
+              <w:ind w:left="0" w:leftChars="0" w:right="0" w:rightChars="0" w:firstLine="0" w:firstLineChars="0"/>
               <w:jc w:val="left"/>
-            </w:pPr>
-            <w:r>
-              <w:rPr>
-                <w:rFonts w:ascii="Arial" w:hAnsi="Arial" w:eastAsia="等线" w:cs="Arial"/>
-                <w:sz w:val="22"/>
+              <w:rPr>
+                <w:rFonts w:ascii="Arial" w:eastAsia="宋体"/>
+                <w:sz w:val="21"/>
+              </w:rPr>
+            </w:pPr>
+            <w:r>
+              <w:rPr>
+                <w:rFonts w:ascii="Arial" w:hAnsi="Arial" w:eastAsia="宋体" w:cs="Arial"/>
+                <w:sz w:val="21"/>
               </w:rPr>
               <w:t>隔离装置监控处置工具</w:t>
             </w:r>
@@ -8030,24 +9437,37 @@
         </w:tc>
         <w:tc>
           <w:tcPr>
-            <w:tcW w:w="1248" w:type="dxa"/>
+            <w:tcW w:w="1112" w:type="dxa"/>
+            <w:tcBorders>
+              <w:top w:val="single" w:color="auto" w:sz="4" w:space="0"/>
+              <w:left w:val="single" w:color="auto" w:sz="4" w:space="0"/>
+              <w:bottom w:val="nil"/>
+              <w:right w:val="nil"/>
+            </w:tcBorders>
+            <w:noWrap w:val="0"/>
             <w:tcMar>
               <w:top w:w="60" w:type="dxa"/>
               <w:left w:w="120" w:type="dxa"/>
               <w:bottom w:w="30" w:type="dxa"/>
               <w:right w:w="120" w:type="dxa"/>
             </w:tcMar>
-          </w:tcPr>
-          <w:p>
-            <w:pPr>
-              <w:spacing w:before="120" w:after="120" w:line="288" w:lineRule="auto"/>
-              <w:ind w:left="0"/>
-              <w:jc w:val="left"/>
-            </w:pPr>
-            <w:r>
-              <w:rPr>
-                <w:rFonts w:ascii="Arial" w:hAnsi="Arial" w:eastAsia="等线" w:cs="Arial"/>
-                <w:sz w:val="22"/>
+            <w:vAlign w:val="center"/>
+          </w:tcPr>
+          <w:p>
+            <w:pPr>
+              <w:snapToGrid w:val="0"/>
+              <w:spacing w:before="120" w:after="120" w:line="240" w:lineRule="auto"/>
+              <w:ind w:left="0" w:leftChars="0" w:right="0" w:rightChars="0" w:firstLine="0" w:firstLineChars="0"/>
+              <w:jc w:val="center"/>
+              <w:rPr>
+                <w:rFonts w:ascii="Arial" w:eastAsia="宋体"/>
+                <w:sz w:val="21"/>
+              </w:rPr>
+            </w:pPr>
+            <w:r>
+              <w:rPr>
+                <w:rFonts w:ascii="Arial" w:hAnsi="Arial" w:eastAsia="宋体" w:cs="Arial"/>
+                <w:sz w:val="21"/>
               </w:rPr>
               <w:t>自研</w:t>
             </w:r>
@@ -8055,28 +9475,38 @@
         </w:tc>
         <w:tc>
           <w:tcPr>
-            <w:tcW w:w="1248" w:type="dxa"/>
+            <w:tcW w:w="1479" w:type="dxa"/>
+            <w:tcBorders>
+              <w:top w:val="single" w:color="auto" w:sz="4" w:space="0"/>
+              <w:left w:val="single" w:color="auto" w:sz="4" w:space="0"/>
+              <w:bottom w:val="nil"/>
+              <w:right w:val="nil"/>
+            </w:tcBorders>
+            <w:noWrap w:val="0"/>
             <w:tcMar>
               <w:top w:w="60" w:type="dxa"/>
               <w:left w:w="120" w:type="dxa"/>
               <w:bottom w:w="30" w:type="dxa"/>
               <w:right w:w="120" w:type="dxa"/>
             </w:tcMar>
-          </w:tcPr>
-          <w:p>
-            <w:pPr>
-              <w:spacing w:before="120" w:after="120" w:line="288" w:lineRule="auto"/>
-              <w:ind w:left="0"/>
-              <w:jc w:val="left"/>
-              <w:rPr>
-                <w:rFonts w:hint="default" w:eastAsia="宋体"/>
-                <w:lang w:val="en-US" w:eastAsia="zh-CN"/>
-              </w:rPr>
-            </w:pPr>
-            <w:r>
-              <w:rPr>
-                <w:rFonts w:hint="eastAsia" w:eastAsia="等线" w:cs="Arial"/>
-                <w:sz w:val="22"/>
+            <w:vAlign w:val="center"/>
+          </w:tcPr>
+          <w:p>
+            <w:pPr>
+              <w:snapToGrid w:val="0"/>
+              <w:spacing w:before="120" w:after="120" w:line="240" w:lineRule="auto"/>
+              <w:ind w:left="0" w:leftChars="0" w:right="0" w:rightChars="0" w:firstLine="0" w:firstLineChars="0"/>
+              <w:jc w:val="center"/>
+              <w:rPr>
+                <w:rFonts w:hint="default" w:ascii="Arial" w:eastAsia="宋体"/>
+                <w:sz w:val="21"/>
+                <w:lang w:val="en-US" w:eastAsia="zh-CN"/>
+              </w:rPr>
+            </w:pPr>
+            <w:r>
+              <w:rPr>
+                <w:rFonts w:hint="eastAsia" w:ascii="Arial" w:eastAsia="宋体" w:cs="Arial"/>
+                <w:sz w:val="21"/>
                 <w:lang w:val="en-US" w:eastAsia="zh-CN"/>
               </w:rPr>
               <w:t>16</w:t>
@@ -8085,27 +9515,38 @@
         </w:tc>
         <w:tc>
           <w:tcPr>
-            <w:tcW w:w="1944" w:type="dxa"/>
+            <w:tcW w:w="1408" w:type="dxa"/>
+            <w:tcBorders>
+              <w:top w:val="single" w:color="auto" w:sz="4" w:space="0"/>
+              <w:left w:val="single" w:color="auto" w:sz="4" w:space="0"/>
+              <w:bottom w:val="nil"/>
+              <w:right w:val="single" w:color="auto" w:sz="12" w:space="0"/>
+            </w:tcBorders>
+            <w:noWrap w:val="0"/>
             <w:tcMar>
               <w:top w:w="60" w:type="dxa"/>
               <w:left w:w="120" w:type="dxa"/>
               <w:bottom w:w="30" w:type="dxa"/>
               <w:right w:w="120" w:type="dxa"/>
             </w:tcMar>
-          </w:tcPr>
-          <w:p>
-            <w:pPr>
-              <w:spacing w:before="120" w:after="120" w:line="288" w:lineRule="auto"/>
-              <w:ind w:left="0"/>
-              <w:jc w:val="left"/>
-              <w:rPr>
-                <w:rFonts w:hint="default" w:eastAsia="宋体"/>
-                <w:lang w:val="en-US" w:eastAsia="zh-CN"/>
-              </w:rPr>
-            </w:pPr>
-            <w:r>
-              <w:rPr>
-                <w:rFonts w:hint="eastAsia"/>
+            <w:vAlign w:val="center"/>
+          </w:tcPr>
+          <w:p>
+            <w:pPr>
+              <w:snapToGrid w:val="0"/>
+              <w:spacing w:before="120" w:after="120" w:line="240" w:lineRule="auto"/>
+              <w:ind w:left="0" w:leftChars="0" w:right="0" w:rightChars="0" w:firstLine="0" w:firstLineChars="0"/>
+              <w:jc w:val="center"/>
+              <w:rPr>
+                <w:rFonts w:hint="default" w:ascii="Arial" w:eastAsia="宋体"/>
+                <w:sz w:val="21"/>
+                <w:lang w:val="en-US" w:eastAsia="zh-CN"/>
+              </w:rPr>
+            </w:pPr>
+            <w:r>
+              <w:rPr>
+                <w:rFonts w:hint="eastAsia" w:ascii="Arial" w:eastAsia="宋体"/>
+                <w:sz w:val="21"/>
                 <w:lang w:val="en-US" w:eastAsia="zh-CN"/>
               </w:rPr>
               <w:t>2</w:t>
@@ -8116,12 +9557,12 @@
       <w:tr>
         <w:tblPrEx>
           <w:tblBorders>
-            <w:top w:val="single" w:color="auto" w:sz="4" w:space="0"/>
-            <w:left w:val="single" w:color="auto" w:sz="4" w:space="0"/>
-            <w:bottom w:val="single" w:color="auto" w:sz="4" w:space="0"/>
-            <w:right w:val="single" w:color="auto" w:sz="4" w:space="0"/>
-            <w:insideH w:val="single" w:color="auto" w:sz="4" w:space="0"/>
-            <w:insideV w:val="single" w:color="auto" w:sz="4" w:space="0"/>
+            <w:top w:val="none" w:color="auto" w:sz="4" w:space="0"/>
+            <w:left w:val="none" w:color="auto" w:sz="4" w:space="0"/>
+            <w:bottom w:val="none" w:color="auto" w:sz="4" w:space="0"/>
+            <w:right w:val="none" w:color="auto" w:sz="4" w:space="0"/>
+            <w:insideH w:val="none" w:color="auto" w:sz="4" w:space="0"/>
+            <w:insideV w:val="none" w:color="auto" w:sz="4" w:space="0"/>
           </w:tblBorders>
           <w:tblCellMar>
             <w:top w:w="0" w:type="dxa"/>
@@ -8130,26 +9571,43 @@
             <w:right w:w="10" w:type="dxa"/>
           </w:tblCellMar>
         </w:tblPrEx>
-        <w:tc>
-          <w:tcPr>
-            <w:tcW w:w="1380" w:type="dxa"/>
+        <w:trPr>
+          <w:trHeight w:val="0" w:hRule="atLeast"/>
+          <w:jc w:val="center"/>
+        </w:trPr>
+        <w:tc>
+          <w:tcPr>
+            <w:tcW w:w="0" w:type="auto"/>
+            <w:tcBorders>
+              <w:top w:val="single" w:color="auto" w:sz="4" w:space="0"/>
+              <w:left w:val="single" w:color="auto" w:sz="12" w:space="0"/>
+              <w:bottom w:val="nil"/>
+              <w:right w:val="nil"/>
+            </w:tcBorders>
+            <w:noWrap w:val="0"/>
             <w:tcMar>
               <w:top w:w="60" w:type="dxa"/>
               <w:left w:w="120" w:type="dxa"/>
               <w:bottom w:w="30" w:type="dxa"/>
               <w:right w:w="120" w:type="dxa"/>
             </w:tcMar>
-          </w:tcPr>
-          <w:p>
-            <w:pPr>
-              <w:spacing w:before="120" w:after="120" w:line="288" w:lineRule="auto"/>
-              <w:ind w:left="0"/>
-              <w:jc w:val="left"/>
-            </w:pPr>
-            <w:r>
-              <w:rPr>
-                <w:rFonts w:ascii="Arial" w:hAnsi="Arial" w:eastAsia="等线" w:cs="Arial"/>
-                <w:sz w:val="22"/>
+            <w:vAlign w:val="center"/>
+          </w:tcPr>
+          <w:p>
+            <w:pPr>
+              <w:snapToGrid w:val="0"/>
+              <w:spacing w:before="120" w:after="120" w:line="240" w:lineRule="auto"/>
+              <w:ind w:left="0" w:leftChars="0" w:right="0" w:rightChars="0" w:firstLine="0" w:firstLineChars="0"/>
+              <w:jc w:val="center"/>
+              <w:rPr>
+                <w:rFonts w:ascii="Arial" w:eastAsia="宋体"/>
+                <w:sz w:val="21"/>
+              </w:rPr>
+            </w:pPr>
+            <w:r>
+              <w:rPr>
+                <w:rFonts w:ascii="Arial" w:hAnsi="Arial" w:eastAsia="宋体" w:cs="Arial"/>
+                <w:sz w:val="21"/>
               </w:rPr>
               <w:t>3</w:t>
             </w:r>
@@ -8157,24 +9615,37 @@
         </w:tc>
         <w:tc>
           <w:tcPr>
-            <w:tcW w:w="1380" w:type="dxa"/>
+            <w:tcW w:w="1138" w:type="dxa"/>
+            <w:tcBorders>
+              <w:top w:val="single" w:color="auto" w:sz="4" w:space="0"/>
+              <w:left w:val="single" w:color="auto" w:sz="4" w:space="0"/>
+              <w:bottom w:val="nil"/>
+              <w:right w:val="nil"/>
+            </w:tcBorders>
+            <w:noWrap w:val="0"/>
             <w:tcMar>
               <w:top w:w="60" w:type="dxa"/>
               <w:left w:w="120" w:type="dxa"/>
               <w:bottom w:w="30" w:type="dxa"/>
               <w:right w:w="120" w:type="dxa"/>
             </w:tcMar>
-          </w:tcPr>
-          <w:p>
-            <w:pPr>
-              <w:spacing w:before="120" w:after="120" w:line="288" w:lineRule="auto"/>
-              <w:ind w:left="0"/>
-              <w:jc w:val="left"/>
-            </w:pPr>
-            <w:r>
-              <w:rPr>
-                <w:rFonts w:ascii="Arial" w:hAnsi="Arial" w:eastAsia="等线" w:cs="Arial"/>
-                <w:sz w:val="22"/>
+            <w:vAlign w:val="center"/>
+          </w:tcPr>
+          <w:p>
+            <w:pPr>
+              <w:snapToGrid w:val="0"/>
+              <w:spacing w:before="120" w:after="120" w:line="240" w:lineRule="auto"/>
+              <w:ind w:left="0" w:leftChars="0" w:right="0" w:rightChars="0" w:firstLine="0" w:firstLineChars="0"/>
+              <w:jc w:val="center"/>
+              <w:rPr>
+                <w:rFonts w:ascii="Arial" w:eastAsia="宋体"/>
+                <w:sz w:val="21"/>
+              </w:rPr>
+            </w:pPr>
+            <w:r>
+              <w:rPr>
+                <w:rFonts w:ascii="Arial" w:hAnsi="Arial" w:eastAsia="宋体" w:cs="Arial"/>
+                <w:sz w:val="21"/>
               </w:rPr>
               <w:t>运维手册</w:t>
             </w:r>
@@ -8182,20 +9653,31 @@
         </w:tc>
         <w:tc>
           <w:tcPr>
-            <w:tcW w:w="1275" w:type="dxa"/>
+            <w:tcW w:w="2749" w:type="dxa"/>
+            <w:tcBorders>
+              <w:top w:val="single" w:color="auto" w:sz="4" w:space="0"/>
+              <w:left w:val="single" w:color="auto" w:sz="4" w:space="0"/>
+              <w:bottom w:val="nil"/>
+              <w:right w:val="nil"/>
+            </w:tcBorders>
             <w:shd w:val="clear" w:color="auto" w:fill="auto"/>
+            <w:noWrap w:val="0"/>
             <w:tcMar>
               <w:top w:w="60" w:type="dxa"/>
               <w:left w:w="120" w:type="dxa"/>
               <w:bottom w:w="30" w:type="dxa"/>
               <w:right w:w="120" w:type="dxa"/>
             </w:tcMar>
+            <w:vAlign w:val="center"/>
           </w:tcPr>
           <w:p>
             <w:pPr>
               <w:pStyle w:val="29"/>
               <w:bidi w:val="0"/>
-              <w:ind w:left="0" w:leftChars="0" w:firstLine="0" w:firstLineChars="0"/>
+              <w:snapToGrid w:val="0"/>
+              <w:spacing w:line="240" w:lineRule="auto"/>
+              <w:ind w:left="0" w:leftChars="0" w:right="0" w:rightChars="0" w:firstLine="0" w:firstLineChars="0"/>
+              <w:jc w:val="left"/>
               <w:rPr>
                 <w:rFonts w:hint="default" w:ascii="Arial" w:hAnsi="Arial" w:eastAsia="宋体" w:cs="Arial"/>
                 <w:snapToGrid w:val="0"/>
@@ -8209,7 +9691,7 @@
             </w:pPr>
             <w:r>
               <w:rPr>
-                <w:rFonts w:hint="eastAsia"/>
+                <w:rFonts w:hint="eastAsia" w:ascii="Arial" w:eastAsia="宋体"/>
                 <w:sz w:val="21"/>
                 <w:szCs w:val="21"/>
                 <w:lang w:val="en-US" w:eastAsia="zh-CN"/>
@@ -8220,24 +9702,37 @@
         </w:tc>
         <w:tc>
           <w:tcPr>
-            <w:tcW w:w="1248" w:type="dxa"/>
+            <w:tcW w:w="1112" w:type="dxa"/>
+            <w:tcBorders>
+              <w:top w:val="single" w:color="auto" w:sz="4" w:space="0"/>
+              <w:left w:val="single" w:color="auto" w:sz="4" w:space="0"/>
+              <w:bottom w:val="nil"/>
+              <w:right w:val="nil"/>
+            </w:tcBorders>
+            <w:noWrap w:val="0"/>
             <w:tcMar>
               <w:top w:w="60" w:type="dxa"/>
               <w:left w:w="120" w:type="dxa"/>
               <w:bottom w:w="30" w:type="dxa"/>
               <w:right w:w="120" w:type="dxa"/>
             </w:tcMar>
-          </w:tcPr>
-          <w:p>
-            <w:pPr>
-              <w:spacing w:before="120" w:after="120" w:line="288" w:lineRule="auto"/>
-              <w:ind w:left="0"/>
-              <w:jc w:val="left"/>
-            </w:pPr>
-            <w:r>
-              <w:rPr>
-                <w:rFonts w:ascii="Arial" w:hAnsi="Arial" w:eastAsia="等线" w:cs="Arial"/>
-                <w:sz w:val="22"/>
+            <w:vAlign w:val="center"/>
+          </w:tcPr>
+          <w:p>
+            <w:pPr>
+              <w:snapToGrid w:val="0"/>
+              <w:spacing w:before="120" w:after="120" w:line="240" w:lineRule="auto"/>
+              <w:ind w:left="0" w:leftChars="0" w:right="0" w:rightChars="0" w:firstLine="0" w:firstLineChars="0"/>
+              <w:jc w:val="center"/>
+              <w:rPr>
+                <w:rFonts w:ascii="Arial" w:eastAsia="宋体"/>
+                <w:sz w:val="21"/>
+              </w:rPr>
+            </w:pPr>
+            <w:r>
+              <w:rPr>
+                <w:rFonts w:ascii="Arial" w:hAnsi="Arial" w:eastAsia="宋体" w:cs="Arial"/>
+                <w:sz w:val="21"/>
               </w:rPr>
               <w:t>自研</w:t>
             </w:r>
@@ -8245,24 +9740,37 @@
         </w:tc>
         <w:tc>
           <w:tcPr>
-            <w:tcW w:w="1248" w:type="dxa"/>
+            <w:tcW w:w="1479" w:type="dxa"/>
+            <w:tcBorders>
+              <w:top w:val="single" w:color="auto" w:sz="4" w:space="0"/>
+              <w:left w:val="single" w:color="auto" w:sz="4" w:space="0"/>
+              <w:bottom w:val="nil"/>
+              <w:right w:val="nil"/>
+            </w:tcBorders>
+            <w:noWrap w:val="0"/>
             <w:tcMar>
               <w:top w:w="60" w:type="dxa"/>
               <w:left w:w="120" w:type="dxa"/>
               <w:bottom w:w="30" w:type="dxa"/>
               <w:right w:w="120" w:type="dxa"/>
             </w:tcMar>
-          </w:tcPr>
-          <w:p>
-            <w:pPr>
-              <w:spacing w:before="120" w:after="120" w:line="288" w:lineRule="auto"/>
-              <w:ind w:left="0"/>
-              <w:jc w:val="left"/>
-            </w:pPr>
-            <w:r>
-              <w:rPr>
-                <w:rFonts w:ascii="Arial" w:hAnsi="Arial" w:eastAsia="等线" w:cs="Arial"/>
-                <w:sz w:val="22"/>
+            <w:vAlign w:val="center"/>
+          </w:tcPr>
+          <w:p>
+            <w:pPr>
+              <w:snapToGrid w:val="0"/>
+              <w:spacing w:before="120" w:after="120" w:line="240" w:lineRule="auto"/>
+              <w:ind w:left="0" w:leftChars="0" w:right="0" w:rightChars="0" w:firstLine="0" w:firstLineChars="0"/>
+              <w:jc w:val="center"/>
+              <w:rPr>
+                <w:rFonts w:ascii="Arial" w:eastAsia="宋体"/>
+                <w:sz w:val="21"/>
+              </w:rPr>
+            </w:pPr>
+            <w:r>
+              <w:rPr>
+                <w:rFonts w:ascii="Arial" w:hAnsi="Arial" w:eastAsia="宋体" w:cs="Arial"/>
+                <w:sz w:val="21"/>
               </w:rPr>
               <w:t>2</w:t>
             </w:r>
@@ -8270,24 +9778,37 @@
         </w:tc>
         <w:tc>
           <w:tcPr>
-            <w:tcW w:w="1944" w:type="dxa"/>
+            <w:tcW w:w="1408" w:type="dxa"/>
+            <w:tcBorders>
+              <w:top w:val="single" w:color="auto" w:sz="4" w:space="0"/>
+              <w:left w:val="single" w:color="auto" w:sz="4" w:space="0"/>
+              <w:bottom w:val="nil"/>
+              <w:right w:val="single" w:color="auto" w:sz="12" w:space="0"/>
+            </w:tcBorders>
+            <w:noWrap w:val="0"/>
             <w:tcMar>
               <w:top w:w="60" w:type="dxa"/>
               <w:left w:w="120" w:type="dxa"/>
               <w:bottom w:w="30" w:type="dxa"/>
               <w:right w:w="120" w:type="dxa"/>
             </w:tcMar>
-          </w:tcPr>
-          <w:p>
-            <w:pPr>
-              <w:spacing w:before="120" w:after="120" w:line="288" w:lineRule="auto"/>
-              <w:ind w:left="0"/>
-              <w:jc w:val="left"/>
-            </w:pPr>
-            <w:r>
-              <w:rPr>
-                <w:rFonts w:ascii="Arial" w:hAnsi="Arial" w:eastAsia="等线" w:cs="Arial"/>
-                <w:sz w:val="22"/>
+            <w:vAlign w:val="center"/>
+          </w:tcPr>
+          <w:p>
+            <w:pPr>
+              <w:snapToGrid w:val="0"/>
+              <w:spacing w:before="120" w:after="120" w:line="240" w:lineRule="auto"/>
+              <w:ind w:left="0" w:leftChars="0" w:right="0" w:rightChars="0" w:firstLine="0" w:firstLineChars="0"/>
+              <w:jc w:val="center"/>
+              <w:rPr>
+                <w:rFonts w:ascii="Arial" w:eastAsia="宋体"/>
+                <w:sz w:val="21"/>
+              </w:rPr>
+            </w:pPr>
+            <w:r>
+              <w:rPr>
+                <w:rFonts w:ascii="Arial" w:hAnsi="Arial" w:eastAsia="宋体" w:cs="Arial"/>
+                <w:sz w:val="21"/>
               </w:rPr>
               <w:t>2</w:t>
             </w:r>
@@ -8297,12 +9818,12 @@
       <w:tr>
         <w:tblPrEx>
           <w:tblBorders>
-            <w:top w:val="single" w:color="auto" w:sz="4" w:space="0"/>
-            <w:left w:val="single" w:color="auto" w:sz="4" w:space="0"/>
-            <w:bottom w:val="single" w:color="auto" w:sz="4" w:space="0"/>
-            <w:right w:val="single" w:color="auto" w:sz="4" w:space="0"/>
-            <w:insideH w:val="single" w:color="auto" w:sz="4" w:space="0"/>
-            <w:insideV w:val="single" w:color="auto" w:sz="4" w:space="0"/>
+            <w:top w:val="none" w:color="auto" w:sz="4" w:space="0"/>
+            <w:left w:val="none" w:color="auto" w:sz="4" w:space="0"/>
+            <w:bottom w:val="none" w:color="auto" w:sz="4" w:space="0"/>
+            <w:right w:val="none" w:color="auto" w:sz="4" w:space="0"/>
+            <w:insideH w:val="none" w:color="auto" w:sz="4" w:space="0"/>
+            <w:insideV w:val="none" w:color="auto" w:sz="4" w:space="0"/>
           </w:tblBorders>
           <w:tblCellMar>
             <w:top w:w="0" w:type="dxa"/>
@@ -8311,31 +9832,44 @@
             <w:right w:w="10" w:type="dxa"/>
           </w:tblCellMar>
         </w:tblPrEx>
-        <w:tc>
-          <w:tcPr>
-            <w:tcW w:w="1380" w:type="dxa"/>
+        <w:trPr>
+          <w:trHeight w:val="0" w:hRule="atLeast"/>
+          <w:jc w:val="center"/>
+        </w:trPr>
+        <w:tc>
+          <w:tcPr>
+            <w:tcW w:w="0" w:type="auto"/>
+            <w:tcBorders>
+              <w:top w:val="single" w:color="auto" w:sz="4" w:space="0"/>
+              <w:left w:val="single" w:color="auto" w:sz="12" w:space="0"/>
+              <w:bottom w:val="nil"/>
+              <w:right w:val="nil"/>
+            </w:tcBorders>
+            <w:noWrap w:val="0"/>
             <w:tcMar>
               <w:top w:w="60" w:type="dxa"/>
               <w:left w:w="120" w:type="dxa"/>
               <w:bottom w:w="30" w:type="dxa"/>
               <w:right w:w="120" w:type="dxa"/>
             </w:tcMar>
-          </w:tcPr>
-          <w:p>
-            <w:pPr>
-              <w:spacing w:before="120" w:after="120" w:line="288" w:lineRule="auto"/>
-              <w:ind w:left="0"/>
-              <w:jc w:val="left"/>
-              <w:rPr>
-                <w:rFonts w:hint="eastAsia" w:ascii="Arial" w:hAnsi="Arial" w:eastAsia="等线" w:cs="Arial"/>
-                <w:sz w:val="22"/>
-                <w:lang w:val="en-US" w:eastAsia="zh-CN"/>
-              </w:rPr>
-            </w:pPr>
-            <w:r>
-              <w:rPr>
-                <w:rFonts w:hint="eastAsia" w:eastAsia="等线" w:cs="Arial"/>
-                <w:sz w:val="22"/>
+            <w:vAlign w:val="center"/>
+          </w:tcPr>
+          <w:p>
+            <w:pPr>
+              <w:snapToGrid w:val="0"/>
+              <w:spacing w:before="120" w:after="120" w:line="240" w:lineRule="auto"/>
+              <w:ind w:left="0" w:leftChars="0" w:right="0" w:rightChars="0" w:firstLine="0" w:firstLineChars="0"/>
+              <w:jc w:val="center"/>
+              <w:rPr>
+                <w:rFonts w:hint="eastAsia" w:ascii="Arial" w:hAnsi="Arial" w:eastAsia="宋体" w:cs="Arial"/>
+                <w:sz w:val="21"/>
+                <w:lang w:val="en-US" w:eastAsia="zh-CN"/>
+              </w:rPr>
+            </w:pPr>
+            <w:r>
+              <w:rPr>
+                <w:rFonts w:hint="eastAsia" w:ascii="Arial" w:eastAsia="宋体" w:cs="Arial"/>
+                <w:sz w:val="21"/>
                 <w:lang w:val="en-US" w:eastAsia="zh-CN"/>
               </w:rPr>
               <w:t>4</w:t>
@@ -8344,28 +9878,37 @@
         </w:tc>
         <w:tc>
           <w:tcPr>
-            <w:tcW w:w="1380" w:type="dxa"/>
+            <w:tcW w:w="1138" w:type="dxa"/>
+            <w:tcBorders>
+              <w:top w:val="single" w:color="auto" w:sz="4" w:space="0"/>
+              <w:left w:val="single" w:color="auto" w:sz="4" w:space="0"/>
+              <w:bottom w:val="nil"/>
+              <w:right w:val="nil"/>
+            </w:tcBorders>
+            <w:noWrap w:val="0"/>
             <w:tcMar>
               <w:top w:w="60" w:type="dxa"/>
               <w:left w:w="120" w:type="dxa"/>
               <w:bottom w:w="30" w:type="dxa"/>
               <w:right w:w="120" w:type="dxa"/>
             </w:tcMar>
-          </w:tcPr>
-          <w:p>
-            <w:pPr>
-              <w:spacing w:before="120" w:after="120" w:line="288" w:lineRule="auto"/>
-              <w:ind w:left="0"/>
-              <w:jc w:val="left"/>
-              <w:rPr>
-                <w:rFonts w:ascii="Arial" w:hAnsi="Arial" w:eastAsia="等线" w:cs="Arial"/>
-                <w:sz w:val="22"/>
-              </w:rPr>
-            </w:pPr>
-            <w:r>
-              <w:rPr>
-                <w:rFonts w:ascii="Arial" w:hAnsi="Arial" w:eastAsia="等线" w:cs="Arial"/>
-                <w:sz w:val="22"/>
+            <w:vAlign w:val="center"/>
+          </w:tcPr>
+          <w:p>
+            <w:pPr>
+              <w:snapToGrid w:val="0"/>
+              <w:spacing w:before="120" w:after="120" w:line="240" w:lineRule="auto"/>
+              <w:ind w:left="0" w:leftChars="0" w:right="0" w:rightChars="0" w:firstLine="0" w:firstLineChars="0"/>
+              <w:jc w:val="center"/>
+              <w:rPr>
+                <w:rFonts w:ascii="Arial" w:hAnsi="Arial" w:eastAsia="宋体" w:cs="Arial"/>
+                <w:sz w:val="21"/>
+              </w:rPr>
+            </w:pPr>
+            <w:r>
+              <w:rPr>
+                <w:rFonts w:ascii="Arial" w:hAnsi="Arial" w:eastAsia="宋体" w:cs="Arial"/>
+                <w:sz w:val="21"/>
               </w:rPr>
               <w:t>运维手册</w:t>
             </w:r>
@@ -8373,20 +9916,31 @@
         </w:tc>
         <w:tc>
           <w:tcPr>
-            <w:tcW w:w="1275" w:type="dxa"/>
+            <w:tcW w:w="2749" w:type="dxa"/>
+            <w:tcBorders>
+              <w:top w:val="single" w:color="auto" w:sz="4" w:space="0"/>
+              <w:left w:val="single" w:color="auto" w:sz="4" w:space="0"/>
+              <w:bottom w:val="nil"/>
+              <w:right w:val="nil"/>
+            </w:tcBorders>
             <w:shd w:val="clear" w:color="auto" w:fill="auto"/>
+            <w:noWrap w:val="0"/>
             <w:tcMar>
               <w:top w:w="60" w:type="dxa"/>
               <w:left w:w="120" w:type="dxa"/>
               <w:bottom w:w="30" w:type="dxa"/>
               <w:right w:w="120" w:type="dxa"/>
             </w:tcMar>
+            <w:vAlign w:val="center"/>
           </w:tcPr>
           <w:p>
             <w:pPr>
               <w:pStyle w:val="29"/>
               <w:bidi w:val="0"/>
-              <w:ind w:left="0" w:leftChars="0" w:firstLine="0" w:firstLineChars="0"/>
+              <w:snapToGrid w:val="0"/>
+              <w:spacing w:line="240" w:lineRule="auto"/>
+              <w:ind w:left="0" w:leftChars="0" w:right="0" w:rightChars="0" w:firstLine="0" w:firstLineChars="0"/>
+              <w:jc w:val="left"/>
               <w:rPr>
                 <w:rFonts w:hint="default" w:ascii="Arial" w:hAnsi="Arial" w:eastAsia="宋体" w:cs="Arial"/>
                 <w:snapToGrid w:val="0"/>
@@ -8400,7 +9954,7 @@
             </w:pPr>
             <w:r>
               <w:rPr>
-                <w:rFonts w:hint="eastAsia"/>
+                <w:rFonts w:hint="eastAsia" w:ascii="Arial" w:eastAsia="宋体"/>
                 <w:sz w:val="21"/>
                 <w:szCs w:val="21"/>
                 <w:lang w:val="en-US" w:eastAsia="zh-CN"/>
@@ -8409,7 +9963,7 @@
             </w:r>
             <w:r>
               <w:rPr>
-                <w:rFonts w:hint="default"/>
+                <w:rFonts w:hint="default" w:ascii="Arial" w:eastAsia="宋体"/>
                 <w:sz w:val="21"/>
                 <w:szCs w:val="21"/>
                 <w:lang w:val="en-US" w:eastAsia="zh-CN"/>
@@ -8418,7 +9972,7 @@
             </w:r>
             <w:r>
               <w:rPr>
-                <w:rFonts w:hint="eastAsia"/>
+                <w:rFonts w:hint="eastAsia" w:ascii="Arial" w:eastAsia="宋体"/>
                 <w:sz w:val="21"/>
                 <w:szCs w:val="21"/>
                 <w:lang w:val="en-US" w:eastAsia="zh-CN"/>
@@ -8429,28 +9983,37 @@
         </w:tc>
         <w:tc>
           <w:tcPr>
-            <w:tcW w:w="1248" w:type="dxa"/>
+            <w:tcW w:w="1112" w:type="dxa"/>
+            <w:tcBorders>
+              <w:top w:val="single" w:color="auto" w:sz="4" w:space="0"/>
+              <w:left w:val="single" w:color="auto" w:sz="4" w:space="0"/>
+              <w:bottom w:val="nil"/>
+              <w:right w:val="nil"/>
+            </w:tcBorders>
+            <w:noWrap w:val="0"/>
             <w:tcMar>
               <w:top w:w="60" w:type="dxa"/>
               <w:left w:w="120" w:type="dxa"/>
               <w:bottom w:w="30" w:type="dxa"/>
               <w:right w:w="120" w:type="dxa"/>
             </w:tcMar>
-          </w:tcPr>
-          <w:p>
-            <w:pPr>
-              <w:spacing w:before="120" w:after="120" w:line="288" w:lineRule="auto"/>
-              <w:ind w:left="0"/>
-              <w:jc w:val="left"/>
-              <w:rPr>
-                <w:rFonts w:ascii="Arial" w:hAnsi="Arial" w:eastAsia="等线" w:cs="Arial"/>
-                <w:sz w:val="22"/>
-              </w:rPr>
-            </w:pPr>
-            <w:r>
-              <w:rPr>
-                <w:rFonts w:ascii="Arial" w:hAnsi="Arial" w:eastAsia="等线" w:cs="Arial"/>
-                <w:sz w:val="22"/>
+            <w:vAlign w:val="center"/>
+          </w:tcPr>
+          <w:p>
+            <w:pPr>
+              <w:snapToGrid w:val="0"/>
+              <w:spacing w:before="120" w:after="120" w:line="240" w:lineRule="auto"/>
+              <w:ind w:left="0" w:leftChars="0" w:right="0" w:rightChars="0" w:firstLine="0" w:firstLineChars="0"/>
+              <w:jc w:val="center"/>
+              <w:rPr>
+                <w:rFonts w:ascii="Arial" w:hAnsi="Arial" w:eastAsia="宋体" w:cs="Arial"/>
+                <w:sz w:val="21"/>
+              </w:rPr>
+            </w:pPr>
+            <w:r>
+              <w:rPr>
+                <w:rFonts w:ascii="Arial" w:hAnsi="Arial" w:eastAsia="宋体" w:cs="Arial"/>
+                <w:sz w:val="21"/>
               </w:rPr>
               <w:t>自研</w:t>
             </w:r>
@@ -8458,29 +10021,38 @@
         </w:tc>
         <w:tc>
           <w:tcPr>
-            <w:tcW w:w="1248" w:type="dxa"/>
+            <w:tcW w:w="1479" w:type="dxa"/>
+            <w:tcBorders>
+              <w:top w:val="single" w:color="auto" w:sz="4" w:space="0"/>
+              <w:left w:val="single" w:color="auto" w:sz="4" w:space="0"/>
+              <w:bottom w:val="nil"/>
+              <w:right w:val="nil"/>
+            </w:tcBorders>
+            <w:noWrap w:val="0"/>
             <w:tcMar>
               <w:top w:w="60" w:type="dxa"/>
               <w:left w:w="120" w:type="dxa"/>
               <w:bottom w:w="30" w:type="dxa"/>
               <w:right w:w="120" w:type="dxa"/>
             </w:tcMar>
-          </w:tcPr>
-          <w:p>
-            <w:pPr>
-              <w:spacing w:before="120" w:after="120" w:line="288" w:lineRule="auto"/>
-              <w:ind w:left="0"/>
-              <w:jc w:val="left"/>
-              <w:rPr>
-                <w:rFonts w:hint="eastAsia" w:ascii="Arial" w:hAnsi="Arial" w:eastAsia="等线" w:cs="Arial"/>
-                <w:sz w:val="22"/>
-                <w:lang w:val="en-US" w:eastAsia="zh-CN"/>
-              </w:rPr>
-            </w:pPr>
-            <w:r>
-              <w:rPr>
-                <w:rFonts w:hint="eastAsia" w:eastAsia="等线" w:cs="Arial"/>
-                <w:sz w:val="22"/>
+            <w:vAlign w:val="center"/>
+          </w:tcPr>
+          <w:p>
+            <w:pPr>
+              <w:snapToGrid w:val="0"/>
+              <w:spacing w:before="120" w:after="120" w:line="240" w:lineRule="auto"/>
+              <w:ind w:left="0" w:leftChars="0" w:right="0" w:rightChars="0" w:firstLine="0" w:firstLineChars="0"/>
+              <w:jc w:val="center"/>
+              <w:rPr>
+                <w:rFonts w:hint="eastAsia" w:ascii="Arial" w:hAnsi="Arial" w:eastAsia="宋体" w:cs="Arial"/>
+                <w:sz w:val="21"/>
+                <w:lang w:val="en-US" w:eastAsia="zh-CN"/>
+              </w:rPr>
+            </w:pPr>
+            <w:r>
+              <w:rPr>
+                <w:rFonts w:hint="eastAsia" w:ascii="Arial" w:eastAsia="宋体" w:cs="Arial"/>
+                <w:sz w:val="21"/>
                 <w:lang w:val="en-US" w:eastAsia="zh-CN"/>
               </w:rPr>
               <w:t>4</w:t>
@@ -8489,29 +10061,38 @@
         </w:tc>
         <w:tc>
           <w:tcPr>
-            <w:tcW w:w="1944" w:type="dxa"/>
+            <w:tcW w:w="1408" w:type="dxa"/>
+            <w:tcBorders>
+              <w:top w:val="single" w:color="auto" w:sz="4" w:space="0"/>
+              <w:left w:val="single" w:color="auto" w:sz="4" w:space="0"/>
+              <w:bottom w:val="nil"/>
+              <w:right w:val="single" w:color="auto" w:sz="12" w:space="0"/>
+            </w:tcBorders>
+            <w:noWrap w:val="0"/>
             <w:tcMar>
               <w:top w:w="60" w:type="dxa"/>
               <w:left w:w="120" w:type="dxa"/>
               <w:bottom w:w="30" w:type="dxa"/>
               <w:right w:w="120" w:type="dxa"/>
             </w:tcMar>
-          </w:tcPr>
-          <w:p>
-            <w:pPr>
-              <w:spacing w:before="120" w:after="120" w:line="288" w:lineRule="auto"/>
-              <w:ind w:left="0"/>
-              <w:jc w:val="left"/>
-              <w:rPr>
-                <w:rFonts w:hint="eastAsia" w:ascii="Arial" w:hAnsi="Arial" w:eastAsia="等线" w:cs="Arial"/>
-                <w:sz w:val="22"/>
-                <w:lang w:val="en-US" w:eastAsia="zh-CN"/>
-              </w:rPr>
-            </w:pPr>
-            <w:r>
-              <w:rPr>
-                <w:rFonts w:hint="eastAsia" w:eastAsia="等线" w:cs="Arial"/>
-                <w:sz w:val="22"/>
+            <w:vAlign w:val="center"/>
+          </w:tcPr>
+          <w:p>
+            <w:pPr>
+              <w:snapToGrid w:val="0"/>
+              <w:spacing w:before="120" w:after="120" w:line="240" w:lineRule="auto"/>
+              <w:ind w:left="0" w:leftChars="0" w:right="0" w:rightChars="0" w:firstLine="0" w:firstLineChars="0"/>
+              <w:jc w:val="center"/>
+              <w:rPr>
+                <w:rFonts w:hint="eastAsia" w:ascii="Arial" w:hAnsi="Arial" w:eastAsia="宋体" w:cs="Arial"/>
+                <w:sz w:val="21"/>
+                <w:lang w:val="en-US" w:eastAsia="zh-CN"/>
+              </w:rPr>
+            </w:pPr>
+            <w:r>
+              <w:rPr>
+                <w:rFonts w:hint="eastAsia" w:ascii="Arial" w:eastAsia="宋体" w:cs="Arial"/>
+                <w:sz w:val="21"/>
                 <w:lang w:val="en-US" w:eastAsia="zh-CN"/>
               </w:rPr>
               <w:t>2</w:t>
@@ -8522,12 +10103,12 @@
       <w:tr>
         <w:tblPrEx>
           <w:tblBorders>
-            <w:top w:val="single" w:color="auto" w:sz="4" w:space="0"/>
-            <w:left w:val="single" w:color="auto" w:sz="4" w:space="0"/>
-            <w:bottom w:val="single" w:color="auto" w:sz="4" w:space="0"/>
-            <w:right w:val="single" w:color="auto" w:sz="4" w:space="0"/>
-            <w:insideH w:val="single" w:color="auto" w:sz="4" w:space="0"/>
-            <w:insideV w:val="single" w:color="auto" w:sz="4" w:space="0"/>
+            <w:top w:val="none" w:color="auto" w:sz="4" w:space="0"/>
+            <w:left w:val="none" w:color="auto" w:sz="4" w:space="0"/>
+            <w:bottom w:val="none" w:color="auto" w:sz="4" w:space="0"/>
+            <w:right w:val="none" w:color="auto" w:sz="4" w:space="0"/>
+            <w:insideH w:val="none" w:color="auto" w:sz="4" w:space="0"/>
+            <w:insideV w:val="none" w:color="auto" w:sz="4" w:space="0"/>
           </w:tblBorders>
           <w:tblCellMar>
             <w:top w:w="0" w:type="dxa"/>
@@ -8536,31 +10117,44 @@
             <w:right w:w="10" w:type="dxa"/>
           </w:tblCellMar>
         </w:tblPrEx>
-        <w:tc>
-          <w:tcPr>
-            <w:tcW w:w="1380" w:type="dxa"/>
+        <w:trPr>
+          <w:trHeight w:val="0" w:hRule="atLeast"/>
+          <w:jc w:val="center"/>
+        </w:trPr>
+        <w:tc>
+          <w:tcPr>
+            <w:tcW w:w="0" w:type="auto"/>
+            <w:tcBorders>
+              <w:top w:val="single" w:color="auto" w:sz="4" w:space="0"/>
+              <w:left w:val="single" w:color="auto" w:sz="12" w:space="0"/>
+              <w:bottom w:val="nil"/>
+              <w:right w:val="nil"/>
+            </w:tcBorders>
+            <w:noWrap w:val="0"/>
             <w:tcMar>
               <w:top w:w="60" w:type="dxa"/>
               <w:left w:w="120" w:type="dxa"/>
               <w:bottom w:w="30" w:type="dxa"/>
               <w:right w:w="120" w:type="dxa"/>
             </w:tcMar>
-          </w:tcPr>
-          <w:p>
-            <w:pPr>
-              <w:spacing w:before="120" w:after="120" w:line="288" w:lineRule="auto"/>
-              <w:ind w:left="0"/>
-              <w:jc w:val="left"/>
-              <w:rPr>
-                <w:rFonts w:hint="default" w:eastAsia="等线" w:cs="Arial"/>
-                <w:sz w:val="22"/>
-                <w:lang w:val="en-US" w:eastAsia="zh-CN"/>
-              </w:rPr>
-            </w:pPr>
-            <w:r>
-              <w:rPr>
-                <w:rFonts w:hint="eastAsia" w:eastAsia="等线" w:cs="Arial"/>
-                <w:sz w:val="22"/>
+            <w:vAlign w:val="center"/>
+          </w:tcPr>
+          <w:p>
+            <w:pPr>
+              <w:snapToGrid w:val="0"/>
+              <w:spacing w:before="120" w:after="120" w:line="240" w:lineRule="auto"/>
+              <w:ind w:left="0" w:leftChars="0" w:right="0" w:rightChars="0" w:firstLine="0" w:firstLineChars="0"/>
+              <w:jc w:val="center"/>
+              <w:rPr>
+                <w:rFonts w:hint="default" w:ascii="Arial" w:eastAsia="宋体" w:cs="Arial"/>
+                <w:sz w:val="21"/>
+                <w:lang w:val="en-US" w:eastAsia="zh-CN"/>
+              </w:rPr>
+            </w:pPr>
+            <w:r>
+              <w:rPr>
+                <w:rFonts w:hint="eastAsia" w:ascii="Arial" w:eastAsia="宋体" w:cs="Arial"/>
+                <w:sz w:val="21"/>
                 <w:lang w:val="en-US" w:eastAsia="zh-CN"/>
               </w:rPr>
               <w:t>5</w:t>
@@ -8569,28 +10163,37 @@
         </w:tc>
         <w:tc>
           <w:tcPr>
-            <w:tcW w:w="1380" w:type="dxa"/>
+            <w:tcW w:w="1138" w:type="dxa"/>
+            <w:tcBorders>
+              <w:top w:val="single" w:color="auto" w:sz="4" w:space="0"/>
+              <w:left w:val="single" w:color="auto" w:sz="4" w:space="0"/>
+              <w:bottom w:val="nil"/>
+              <w:right w:val="nil"/>
+            </w:tcBorders>
+            <w:noWrap w:val="0"/>
             <w:tcMar>
               <w:top w:w="60" w:type="dxa"/>
               <w:left w:w="120" w:type="dxa"/>
               <w:bottom w:w="30" w:type="dxa"/>
               <w:right w:w="120" w:type="dxa"/>
             </w:tcMar>
-          </w:tcPr>
-          <w:p>
-            <w:pPr>
-              <w:spacing w:before="120" w:after="120" w:line="288" w:lineRule="auto"/>
-              <w:ind w:left="0"/>
-              <w:jc w:val="left"/>
-              <w:rPr>
-                <w:rFonts w:ascii="Arial" w:hAnsi="Arial" w:eastAsia="等线" w:cs="Arial"/>
-                <w:sz w:val="22"/>
-              </w:rPr>
-            </w:pPr>
-            <w:r>
-              <w:rPr>
-                <w:rFonts w:ascii="Arial" w:hAnsi="Arial" w:eastAsia="等线" w:cs="Arial"/>
-                <w:sz w:val="22"/>
+            <w:vAlign w:val="center"/>
+          </w:tcPr>
+          <w:p>
+            <w:pPr>
+              <w:snapToGrid w:val="0"/>
+              <w:spacing w:before="120" w:after="120" w:line="240" w:lineRule="auto"/>
+              <w:ind w:left="0" w:leftChars="0" w:right="0" w:rightChars="0" w:firstLine="0" w:firstLineChars="0"/>
+              <w:jc w:val="center"/>
+              <w:rPr>
+                <w:rFonts w:ascii="Arial" w:hAnsi="Arial" w:eastAsia="宋体" w:cs="Arial"/>
+                <w:sz w:val="21"/>
+              </w:rPr>
+            </w:pPr>
+            <w:r>
+              <w:rPr>
+                <w:rFonts w:ascii="Arial" w:hAnsi="Arial" w:eastAsia="宋体" w:cs="Arial"/>
+                <w:sz w:val="21"/>
               </w:rPr>
               <w:t>运维手册</w:t>
             </w:r>
@@ -8598,22 +10201,33 @@
         </w:tc>
         <w:tc>
           <w:tcPr>
-            <w:tcW w:w="1275" w:type="dxa"/>
+            <w:tcW w:w="2749" w:type="dxa"/>
+            <w:tcBorders>
+              <w:top w:val="single" w:color="auto" w:sz="4" w:space="0"/>
+              <w:left w:val="single" w:color="auto" w:sz="4" w:space="0"/>
+              <w:bottom w:val="nil"/>
+              <w:right w:val="nil"/>
+            </w:tcBorders>
             <w:shd w:val="clear" w:color="auto" w:fill="auto"/>
+            <w:noWrap w:val="0"/>
             <w:tcMar>
               <w:top w:w="60" w:type="dxa"/>
               <w:left w:w="120" w:type="dxa"/>
               <w:bottom w:w="30" w:type="dxa"/>
               <w:right w:w="120" w:type="dxa"/>
             </w:tcMar>
+            <w:vAlign w:val="center"/>
           </w:tcPr>
           <w:p>
             <w:pPr>
               <w:pStyle w:val="29"/>
               <w:bidi w:val="0"/>
-              <w:ind w:left="0" w:leftChars="0" w:firstLine="0" w:firstLineChars="0"/>
-              <w:rPr>
-                <w:rFonts w:hint="eastAsia"/>
+              <w:snapToGrid w:val="0"/>
+              <w:spacing w:line="240" w:lineRule="auto"/>
+              <w:ind w:left="0" w:leftChars="0" w:right="0" w:rightChars="0" w:firstLine="0" w:firstLineChars="0"/>
+              <w:jc w:val="left"/>
+              <w:rPr>
+                <w:rFonts w:hint="eastAsia" w:ascii="Arial" w:eastAsia="宋体"/>
                 <w:sz w:val="21"/>
                 <w:szCs w:val="21"/>
                 <w:lang w:val="en-US" w:eastAsia="zh-CN"/>
@@ -8621,7 +10235,7 @@
             </w:pPr>
             <w:r>
               <w:rPr>
-                <w:rFonts w:hint="eastAsia"/>
+                <w:rFonts w:hint="eastAsia" w:ascii="Arial" w:eastAsia="宋体"/>
                 <w:sz w:val="21"/>
                 <w:szCs w:val="21"/>
                 <w:lang w:val="en-US" w:eastAsia="zh-CN"/>
@@ -8632,34 +10246,43 @@
         </w:tc>
         <w:tc>
           <w:tcPr>
-            <w:tcW w:w="1248" w:type="dxa"/>
+            <w:tcW w:w="1112" w:type="dxa"/>
+            <w:tcBorders>
+              <w:top w:val="single" w:color="auto" w:sz="4" w:space="0"/>
+              <w:left w:val="single" w:color="auto" w:sz="4" w:space="0"/>
+              <w:bottom w:val="nil"/>
+              <w:right w:val="nil"/>
+            </w:tcBorders>
             <w:shd w:val="clear" w:color="auto" w:fill="auto"/>
+            <w:noWrap w:val="0"/>
             <w:tcMar>
               <w:top w:w="60" w:type="dxa"/>
               <w:left w:w="120" w:type="dxa"/>
               <w:bottom w:w="30" w:type="dxa"/>
               <w:right w:w="120" w:type="dxa"/>
             </w:tcMar>
-          </w:tcPr>
-          <w:p>
-            <w:pPr>
-              <w:spacing w:before="120" w:after="120" w:line="288" w:lineRule="auto"/>
-              <w:ind w:left="0" w:leftChars="0"/>
-              <w:jc w:val="left"/>
-              <w:rPr>
-                <w:rFonts w:ascii="Arial" w:hAnsi="Arial" w:eastAsia="等线" w:cs="Arial"/>
+            <w:vAlign w:val="center"/>
+          </w:tcPr>
+          <w:p>
+            <w:pPr>
+              <w:snapToGrid w:val="0"/>
+              <w:spacing w:before="120" w:after="120" w:line="240" w:lineRule="auto"/>
+              <w:ind w:left="0" w:leftChars="0" w:right="0" w:rightChars="0" w:firstLine="0" w:firstLineChars="0"/>
+              <w:jc w:val="center"/>
+              <w:rPr>
+                <w:rFonts w:ascii="Arial" w:hAnsi="Arial" w:eastAsia="宋体" w:cs="Arial"/>
                 <w:snapToGrid w:val="0"/>
                 <w:color w:val="000000"/>
                 <w:kern w:val="0"/>
-                <w:sz w:val="22"/>
+                <w:sz w:val="21"/>
                 <w:szCs w:val="21"/>
                 <w:lang w:val="en-US" w:eastAsia="en-US" w:bidi="ar-SA"/>
               </w:rPr>
             </w:pPr>
             <w:r>
               <w:rPr>
-                <w:rFonts w:ascii="Arial" w:hAnsi="Arial" w:eastAsia="等线" w:cs="Arial"/>
-                <w:sz w:val="22"/>
+                <w:rFonts w:ascii="Arial" w:hAnsi="Arial" w:eastAsia="宋体" w:cs="Arial"/>
+                <w:sz w:val="21"/>
               </w:rPr>
               <w:t>自研</w:t>
             </w:r>
@@ -8667,34 +10290,43 @@
         </w:tc>
         <w:tc>
           <w:tcPr>
-            <w:tcW w:w="1248" w:type="dxa"/>
+            <w:tcW w:w="1479" w:type="dxa"/>
+            <w:tcBorders>
+              <w:top w:val="single" w:color="auto" w:sz="4" w:space="0"/>
+              <w:left w:val="single" w:color="auto" w:sz="4" w:space="0"/>
+              <w:bottom w:val="nil"/>
+              <w:right w:val="nil"/>
+            </w:tcBorders>
             <w:shd w:val="clear" w:color="auto" w:fill="auto"/>
+            <w:noWrap w:val="0"/>
             <w:tcMar>
               <w:top w:w="60" w:type="dxa"/>
               <w:left w:w="120" w:type="dxa"/>
               <w:bottom w:w="30" w:type="dxa"/>
               <w:right w:w="120" w:type="dxa"/>
             </w:tcMar>
-          </w:tcPr>
-          <w:p>
-            <w:pPr>
-              <w:spacing w:before="120" w:after="120" w:line="288" w:lineRule="auto"/>
-              <w:ind w:left="0" w:leftChars="0"/>
-              <w:jc w:val="left"/>
-              <w:rPr>
-                <w:rFonts w:hint="eastAsia" w:ascii="Arial" w:hAnsi="Arial" w:eastAsia="等线" w:cs="Arial"/>
+            <w:vAlign w:val="center"/>
+          </w:tcPr>
+          <w:p>
+            <w:pPr>
+              <w:snapToGrid w:val="0"/>
+              <w:spacing w:before="120" w:after="120" w:line="240" w:lineRule="auto"/>
+              <w:ind w:left="0" w:leftChars="0" w:right="0" w:rightChars="0" w:firstLine="0" w:firstLineChars="0"/>
+              <w:jc w:val="center"/>
+              <w:rPr>
+                <w:rFonts w:hint="eastAsia" w:ascii="Arial" w:hAnsi="Arial" w:eastAsia="宋体" w:cs="Arial"/>
                 <w:snapToGrid w:val="0"/>
                 <w:color w:val="000000"/>
                 <w:kern w:val="0"/>
-                <w:sz w:val="22"/>
+                <w:sz w:val="21"/>
                 <w:szCs w:val="21"/>
                 <w:lang w:val="en-US" w:eastAsia="zh-CN" w:bidi="ar-SA"/>
               </w:rPr>
             </w:pPr>
             <w:r>
               <w:rPr>
-                <w:rFonts w:hint="eastAsia" w:eastAsia="等线" w:cs="Arial"/>
-                <w:sz w:val="22"/>
+                <w:rFonts w:hint="eastAsia" w:ascii="Arial" w:eastAsia="宋体" w:cs="Arial"/>
+                <w:sz w:val="21"/>
                 <w:lang w:val="en-US" w:eastAsia="zh-CN"/>
               </w:rPr>
               <w:t>4</w:t>
@@ -8703,29 +10335,38 @@
         </w:tc>
         <w:tc>
           <w:tcPr>
-            <w:tcW w:w="1944" w:type="dxa"/>
+            <w:tcW w:w="1408" w:type="dxa"/>
+            <w:tcBorders>
+              <w:top w:val="single" w:color="auto" w:sz="4" w:space="0"/>
+              <w:left w:val="single" w:color="auto" w:sz="4" w:space="0"/>
+              <w:bottom w:val="nil"/>
+              <w:right w:val="single" w:color="auto" w:sz="12" w:space="0"/>
+            </w:tcBorders>
+            <w:noWrap w:val="0"/>
             <w:tcMar>
               <w:top w:w="60" w:type="dxa"/>
               <w:left w:w="120" w:type="dxa"/>
               <w:bottom w:w="30" w:type="dxa"/>
               <w:right w:w="120" w:type="dxa"/>
             </w:tcMar>
-          </w:tcPr>
-          <w:p>
-            <w:pPr>
-              <w:spacing w:before="120" w:after="120" w:line="288" w:lineRule="auto"/>
-              <w:ind w:left="0"/>
-              <w:jc w:val="left"/>
-              <w:rPr>
-                <w:rFonts w:hint="default" w:eastAsia="等线" w:cs="Arial"/>
-                <w:sz w:val="22"/>
-                <w:lang w:val="en-US" w:eastAsia="zh-CN"/>
-              </w:rPr>
-            </w:pPr>
-            <w:r>
-              <w:rPr>
-                <w:rFonts w:hint="eastAsia" w:eastAsia="等线" w:cs="Arial"/>
-                <w:sz w:val="22"/>
+            <w:vAlign w:val="center"/>
+          </w:tcPr>
+          <w:p>
+            <w:pPr>
+              <w:snapToGrid w:val="0"/>
+              <w:spacing w:before="120" w:after="120" w:line="240" w:lineRule="auto"/>
+              <w:ind w:left="0" w:leftChars="0" w:right="0" w:rightChars="0" w:firstLine="0" w:firstLineChars="0"/>
+              <w:jc w:val="center"/>
+              <w:rPr>
+                <w:rFonts w:hint="default" w:ascii="Arial" w:eastAsia="宋体" w:cs="Arial"/>
+                <w:sz w:val="21"/>
+                <w:lang w:val="en-US" w:eastAsia="zh-CN"/>
+              </w:rPr>
+            </w:pPr>
+            <w:r>
+              <w:rPr>
+                <w:rFonts w:hint="eastAsia" w:ascii="Arial" w:eastAsia="宋体" w:cs="Arial"/>
+                <w:sz w:val="21"/>
                 <w:lang w:val="en-US" w:eastAsia="zh-CN"/>
               </w:rPr>
               <w:t>1</w:t>
@@ -8736,12 +10377,12 @@
       <w:tr>
         <w:tblPrEx>
           <w:tblBorders>
-            <w:top w:val="single" w:color="auto" w:sz="4" w:space="0"/>
-            <w:left w:val="single" w:color="auto" w:sz="4" w:space="0"/>
-            <w:bottom w:val="single" w:color="auto" w:sz="4" w:space="0"/>
-            <w:right w:val="single" w:color="auto" w:sz="4" w:space="0"/>
-            <w:insideH w:val="single" w:color="auto" w:sz="4" w:space="0"/>
-            <w:insideV w:val="single" w:color="auto" w:sz="4" w:space="0"/>
+            <w:top w:val="none" w:color="auto" w:sz="4" w:space="0"/>
+            <w:left w:val="none" w:color="auto" w:sz="4" w:space="0"/>
+            <w:bottom w:val="none" w:color="auto" w:sz="4" w:space="0"/>
+            <w:right w:val="none" w:color="auto" w:sz="4" w:space="0"/>
+            <w:insideH w:val="none" w:color="auto" w:sz="4" w:space="0"/>
+            <w:insideV w:val="none" w:color="auto" w:sz="4" w:space="0"/>
           </w:tblBorders>
           <w:tblCellMar>
             <w:top w:w="0" w:type="dxa"/>
@@ -8750,27 +10391,46 @@
             <w:right w:w="10" w:type="dxa"/>
           </w:tblCellMar>
         </w:tblPrEx>
-        <w:tc>
-          <w:tcPr>
-            <w:tcW w:w="4035" w:type="dxa"/>
+        <w:trPr>
+          <w:trHeight w:val="0" w:hRule="atLeast"/>
+          <w:jc w:val="center"/>
+        </w:trPr>
+        <w:tc>
+          <w:tcPr>
+            <w:tcW w:w="4523" w:type="dxa"/>
             <w:gridSpan w:val="3"/>
+            <w:tcBorders>
+              <w:top w:val="single" w:color="auto" w:sz="4" w:space="0"/>
+              <w:left w:val="single" w:color="auto" w:sz="12" w:space="0"/>
+              <w:bottom w:val="single" w:color="auto" w:sz="12" w:space="0"/>
+              <w:right w:val="nil"/>
+            </w:tcBorders>
+            <w:noWrap w:val="0"/>
             <w:tcMar>
               <w:top w:w="60" w:type="dxa"/>
               <w:left w:w="120" w:type="dxa"/>
               <w:bottom w:w="30" w:type="dxa"/>
               <w:right w:w="120" w:type="dxa"/>
             </w:tcMar>
-          </w:tcPr>
-          <w:p>
-            <w:pPr>
-              <w:spacing w:before="120" w:after="120" w:line="288" w:lineRule="auto"/>
-              <w:ind w:left="0"/>
-              <w:jc w:val="left"/>
-            </w:pPr>
-            <w:r>
-              <w:rPr>
-                <w:rFonts w:ascii="Arial" w:hAnsi="Arial" w:eastAsia="等线" w:cs="Arial"/>
-                <w:sz w:val="22"/>
+            <w:vAlign w:val="center"/>
+          </w:tcPr>
+          <w:p>
+            <w:pPr>
+              <w:snapToGrid w:val="0"/>
+              <w:spacing w:before="120" w:after="120" w:line="240" w:lineRule="auto"/>
+              <w:ind w:left="0" w:leftChars="0" w:right="0" w:rightChars="0" w:firstLine="0" w:firstLineChars="0"/>
+              <w:jc w:val="center"/>
+              <w:rPr>
+                <w:rFonts w:ascii="Arial" w:eastAsia="宋体"/>
+                <w:b/>
+                <w:sz w:val="21"/>
+              </w:rPr>
+            </w:pPr>
+            <w:r>
+              <w:rPr>
+                <w:rFonts w:ascii="Arial" w:hAnsi="Arial" w:eastAsia="宋体" w:cs="Arial"/>
+                <w:b/>
+                <w:sz w:val="21"/>
               </w:rPr>
               <w:t>合计</w:t>
             </w:r>
@@ -8778,24 +10438,39 @@
         </w:tc>
         <w:tc>
           <w:tcPr>
-            <w:tcW w:w="1248" w:type="dxa"/>
+            <w:tcW w:w="1112" w:type="dxa"/>
+            <w:tcBorders>
+              <w:top w:val="single" w:color="auto" w:sz="4" w:space="0"/>
+              <w:left w:val="single" w:color="auto" w:sz="4" w:space="0"/>
+              <w:bottom w:val="single" w:color="auto" w:sz="12" w:space="0"/>
+              <w:right w:val="nil"/>
+            </w:tcBorders>
+            <w:noWrap w:val="0"/>
             <w:tcMar>
               <w:top w:w="60" w:type="dxa"/>
               <w:left w:w="120" w:type="dxa"/>
               <w:bottom w:w="30" w:type="dxa"/>
               <w:right w:w="120" w:type="dxa"/>
             </w:tcMar>
-          </w:tcPr>
-          <w:p>
-            <w:pPr>
-              <w:spacing w:before="120" w:after="120" w:line="288" w:lineRule="auto"/>
-              <w:ind w:left="0"/>
+            <w:vAlign w:val="center"/>
+          </w:tcPr>
+          <w:p>
+            <w:pPr>
+              <w:snapToGrid w:val="0"/>
+              <w:spacing w:before="120" w:after="120" w:line="240" w:lineRule="auto"/>
+              <w:ind w:left="0" w:leftChars="0" w:right="0" w:rightChars="0" w:firstLine="0" w:firstLineChars="0"/>
               <w:jc w:val="left"/>
-            </w:pPr>
-            <w:r>
-              <w:rPr>
-                <w:rFonts w:ascii="Arial" w:hAnsi="Arial" w:eastAsia="等线" w:cs="Arial"/>
-                <w:sz w:val="22"/>
+              <w:rPr>
+                <w:rFonts w:ascii="Arial" w:eastAsia="宋体"/>
+                <w:b/>
+                <w:sz w:val="21"/>
+              </w:rPr>
+            </w:pPr>
+            <w:r>
+              <w:rPr>
+                <w:rFonts w:ascii="Arial" w:hAnsi="Arial" w:eastAsia="宋体" w:cs="Arial"/>
+                <w:b/>
+                <w:sz w:val="21"/>
               </w:rPr>
               <w:t>-</w:t>
             </w:r>
@@ -8803,28 +10478,40 @@
         </w:tc>
         <w:tc>
           <w:tcPr>
-            <w:tcW w:w="1248" w:type="dxa"/>
+            <w:tcW w:w="1479" w:type="dxa"/>
+            <w:tcBorders>
+              <w:top w:val="single" w:color="auto" w:sz="4" w:space="0"/>
+              <w:left w:val="single" w:color="auto" w:sz="4" w:space="0"/>
+              <w:bottom w:val="single" w:color="auto" w:sz="12" w:space="0"/>
+              <w:right w:val="nil"/>
+            </w:tcBorders>
+            <w:noWrap w:val="0"/>
             <w:tcMar>
               <w:top w:w="60" w:type="dxa"/>
               <w:left w:w="120" w:type="dxa"/>
               <w:bottom w:w="30" w:type="dxa"/>
               <w:right w:w="120" w:type="dxa"/>
             </w:tcMar>
-          </w:tcPr>
-          <w:p>
-            <w:pPr>
-              <w:spacing w:before="120" w:after="120" w:line="288" w:lineRule="auto"/>
-              <w:ind w:left="0"/>
-              <w:jc w:val="left"/>
-              <w:rPr>
-                <w:rFonts w:hint="default" w:eastAsia="宋体"/>
-                <w:lang w:val="en-US" w:eastAsia="zh-CN"/>
-              </w:rPr>
-            </w:pPr>
-            <w:r>
-              <w:rPr>
-                <w:rFonts w:hint="eastAsia" w:eastAsia="等线" w:cs="Arial"/>
-                <w:sz w:val="22"/>
+            <w:vAlign w:val="center"/>
+          </w:tcPr>
+          <w:p>
+            <w:pPr>
+              <w:snapToGrid w:val="0"/>
+              <w:spacing w:before="120" w:after="120" w:line="240" w:lineRule="auto"/>
+              <w:ind w:left="0" w:leftChars="0" w:right="0" w:rightChars="0" w:firstLine="0" w:firstLineChars="0"/>
+              <w:jc w:val="center"/>
+              <w:rPr>
+                <w:rFonts w:hint="default" w:ascii="Arial" w:eastAsia="宋体"/>
+                <w:b/>
+                <w:sz w:val="21"/>
+                <w:lang w:val="en-US" w:eastAsia="zh-CN"/>
+              </w:rPr>
+            </w:pPr>
+            <w:r>
+              <w:rPr>
+                <w:rFonts w:hint="eastAsia" w:ascii="Arial" w:eastAsia="宋体" w:cs="Arial"/>
+                <w:b/>
+                <w:sz w:val="21"/>
                 <w:lang w:val="en-US" w:eastAsia="zh-CN"/>
               </w:rPr>
               <w:t>42</w:t>
@@ -8833,21 +10520,32 @@
         </w:tc>
         <w:tc>
           <w:tcPr>
-            <w:tcW w:w="1944" w:type="dxa"/>
+            <w:tcW w:w="1408" w:type="dxa"/>
+            <w:tcBorders>
+              <w:top w:val="single" w:color="auto" w:sz="4" w:space="0"/>
+              <w:left w:val="single" w:color="auto" w:sz="4" w:space="0"/>
+              <w:bottom w:val="single" w:color="auto" w:sz="12" w:space="0"/>
+              <w:right w:val="single" w:color="auto" w:sz="12" w:space="0"/>
+            </w:tcBorders>
+            <w:noWrap w:val="0"/>
             <w:tcMar>
               <w:top w:w="60" w:type="dxa"/>
               <w:left w:w="120" w:type="dxa"/>
               <w:bottom w:w="30" w:type="dxa"/>
               <w:right w:w="120" w:type="dxa"/>
             </w:tcMar>
-          </w:tcPr>
-          <w:p>
-            <w:pPr>
-              <w:spacing w:before="120" w:after="120" w:line="288" w:lineRule="auto"/>
-              <w:ind w:left="0"/>
-              <w:jc w:val="left"/>
-              <w:rPr>
-                <w:rFonts w:hint="default" w:eastAsia="宋体"/>
+            <w:vAlign w:val="center"/>
+          </w:tcPr>
+          <w:p>
+            <w:pPr>
+              <w:snapToGrid w:val="0"/>
+              <w:spacing w:before="120" w:after="120" w:line="240" w:lineRule="auto"/>
+              <w:ind w:left="0" w:leftChars="0" w:right="0" w:rightChars="0" w:firstLine="0" w:firstLineChars="0"/>
+              <w:jc w:val="right"/>
+              <w:rPr>
+                <w:rFonts w:hint="default" w:ascii="Arial" w:eastAsia="宋体"/>
+                <w:b/>
+                <w:sz w:val="21"/>
                 <w:lang w:val="en-US" w:eastAsia="zh-CN"/>
               </w:rPr>
             </w:pPr>
@@ -8864,6 +10562,7 @@
           <w:lang w:val="en-US" w:eastAsia="zh-CN"/>
         </w:rPr>
       </w:pPr>
+      <w:bookmarkStart w:id="34" w:name="_Toc13486"/>
       <w:r>
         <w:rPr>
           <w:rFonts w:hint="eastAsia"/>
@@ -8871,6 +10570,7 @@
         </w:rPr>
         <w:t>新技术研发</w:t>
       </w:r>
+      <w:bookmarkEnd w:id="34"/>
     </w:p>
     <w:p>
       <w:pPr>
@@ -8882,14 +10582,25 @@
         </w:rPr>
       </w:pPr>
       <w:r>
-        <w:t>通过系列培训，团队成员已全面掌握Python在资源监控领域的应用能力。目前可熟练运用Pandas进行能耗数据分析，基于Flask/Dash构建实时监控可视化界面，并利用Scikit-learn实现设备异常检测模型。实践中成功将光伏电站监控系统的数据处理效率提升40%，预警准确率提高25%</w:t>
+        <w:rPr>
+          <w:rFonts w:hint="eastAsia"/>
+        </w:rPr>
+        <w:t>通过系列培训，团队成员已全面掌握Python在资源监控领域的应用能力。目前可熟练运用Pandas进行能耗数据分析，基于Flask/Dash构建实时监控可视化界面，并利用Scikit-learn实现设备异常检测模型。基于上述技术栈研发的新一代资源智能监控系统，已在</w:t>
       </w:r>
       <w:r>
         <w:rPr>
           <w:rFonts w:hint="eastAsia"/>
-          <w:lang w:eastAsia="zh-CN"/>
+          <w:lang w:val="en-US" w:eastAsia="zh-CN"/>
         </w:rPr>
-        <w:t>。</w:t>
+        <w:t>天津市电力公司</w:t>
+      </w:r>
+      <w:bookmarkStart w:id="35" w:name="_GoBack"/>
+      <w:bookmarkEnd w:id="35"/>
+      <w:r>
+        <w:rPr>
+          <w:rFonts w:hint="eastAsia"/>
+        </w:rPr>
+        <w:t>光伏电站监控系统中成功试点应用，实现数据处理效率提升40%、预警准确率提高25%的成效。后续将持续优化系统功能，形成具有自主知识产权的行业解决方案，应用于电力电缆通道环境监控、设备健康评估等场景。</w:t>
       </w:r>
     </w:p>
     <w:p>
@@ -9133,30 +10844,6 @@
     </w:lvl>
   </w:abstractNum>
   <w:abstractNum w:abstractNumId="4">
-    <w:nsid w:val="230144B1"/>
-    <w:multiLevelType w:val="singleLevel"/>
-    <w:tmpl w:val="230144B1"/>
-    <w:lvl w:ilvl="0" w:tentative="0">
-      <w:start w:val="1"/>
-      <w:numFmt w:val="decimal"/>
-      <w:suff w:val="space"/>
-      <w:lvlText w:val="%1."/>
-      <w:lvlJc w:val="left"/>
-    </w:lvl>
-  </w:abstractNum>
-  <w:abstractNum w:abstractNumId="5">
-    <w:nsid w:val="3667DD03"/>
-    <w:multiLevelType w:val="singleLevel"/>
-    <w:tmpl w:val="3667DD03"/>
-    <w:lvl w:ilvl="0" w:tentative="0">
-      <w:start w:val="1"/>
-      <w:numFmt w:val="decimal"/>
-      <w:suff w:val="space"/>
-      <w:lvlText w:val="%1."/>
-      <w:lvlJc w:val="left"/>
-    </w:lvl>
-  </w:abstractNum>
-  <w:abstractNum w:abstractNumId="6">
     <w:nsid w:val="4199DF76"/>
     <w:multiLevelType w:val="singleLevel"/>
     <w:tmpl w:val="4199DF76"/>
@@ -9173,40 +10860,19 @@
       </w:rPr>
     </w:lvl>
   </w:abstractNum>
-  <w:abstractNum w:abstractNumId="7">
-    <w:nsid w:val="7CB0EA2D"/>
-    <w:multiLevelType w:val="singleLevel"/>
-    <w:tmpl w:val="7CB0EA2D"/>
-    <w:lvl w:ilvl="0" w:tentative="0">
-      <w:start w:val="1"/>
-      <w:numFmt w:val="decimal"/>
-      <w:suff w:val="space"/>
-      <w:lvlText w:val="%1."/>
-      <w:lvlJc w:val="left"/>
-    </w:lvl>
-  </w:abstractNum>
   <w:num w:numId="1">
     <w:abstractNumId w:val="1"/>
   </w:num>
   <w:num w:numId="2">
-    <w:abstractNumId w:val="5"/>
+    <w:abstractNumId w:val="0"/>
   </w:num>
   <w:num w:numId="3">
     <w:abstractNumId w:val="4"/>
   </w:num>
   <w:num w:numId="4">
-    <w:abstractNumId w:val="0"/>
+    <w:abstractNumId w:val="3"/>
   </w:num>
   <w:num w:numId="5">
-    <w:abstractNumId w:val="6"/>
-  </w:num>
-  <w:num w:numId="6">
-    <w:abstractNumId w:val="3"/>
-  </w:num>
-  <w:num w:numId="7">
-    <w:abstractNumId w:val="7"/>
-  </w:num>
-  <w:num w:numId="8">
     <w:abstractNumId w:val="2"/>
   </w:num>
 </w:numbering>

--- a/7-技术管理/运行记录类文件/HXDL-ITSS-0703-运维服务研发成果.docx
+++ b/7-技术管理/运行记录类文件/HXDL-ITSS-0703-运维服务研发成果.docx
@@ -3401,8 +3401,8 @@
         <w:snapToGrid w:val="0"/>
         <w:textAlignment w:val="baseline"/>
       </w:pPr>
-      <w:bookmarkStart w:id="4" w:name="_Toc15168"/>
-      <w:bookmarkStart w:id="5" w:name="heading_2"/>
+      <w:bookmarkStart w:id="4" w:name="heading_2"/>
+      <w:bookmarkStart w:id="5" w:name="_Toc15168"/>
       <w:r>
         <w:t>综述</w:t>
       </w:r>
@@ -3467,10 +3467,10 @@
           <w:rFonts w:hint="eastAsia"/>
           <w:lang w:val="en-US" w:eastAsia="zh-CN"/>
         </w:rPr>
-        <w:t>四</w:t>
+        <w:t>以下</w:t>
       </w:r>
       <w:r>
-        <w:t>项内容：</w:t>
+        <w:t>内容：</w:t>
       </w:r>
     </w:p>
     <w:p>
@@ -3534,33 +3534,15 @@
         <w:adjustRightInd w:val="0"/>
         <w:snapToGrid w:val="0"/>
         <w:textAlignment w:val="baseline"/>
+        <w:rPr>
+          <w:rFonts w:hint="eastAsia"/>
+        </w:rPr>
       </w:pPr>
-      <w:r>
-        <w:t>《</w:t>
-      </w:r>
       <w:r>
         <w:rPr>
           <w:rFonts w:hint="eastAsia"/>
-          <w:lang w:val="en-US" w:eastAsia="zh-CN"/>
         </w:rPr>
-        <w:t>天津市电力公司</w:t>
-      </w:r>
-      <w:r>
-        <w:rPr>
-          <w:rFonts w:hint="default"/>
-          <w:lang w:val="en-US" w:eastAsia="zh-CN"/>
-        </w:rPr>
-        <w:t>110kV变电站电力监控系统网络安全态势感知</w:t>
-      </w:r>
-      <w:r>
-        <w:rPr>
-          <w:rFonts w:hint="eastAsia"/>
-          <w:lang w:val="en-US" w:eastAsia="zh-CN"/>
-        </w:rPr>
-        <w:t>系统运行手册</w:t>
-      </w:r>
-      <w:r>
-        <w:t>》，总结机房系统运行情况与故障特点，提出改进措施及规范运行方式。</w:t>
+        <w:t>《Docker安装Jenkins》：提供基于Docker容器化方式快速部署Jenkins环境的完整步骤，涵盖镜像拉取、容器启动、权限配置及插件安装等关键环节，降低环境搭建门槛，提升部署效率。</w:t>
       </w:r>
     </w:p>
     <w:p>
@@ -3581,16 +3563,39 @@
         <w:snapToGrid w:val="0"/>
         <w:textAlignment w:val="baseline"/>
         <w:rPr>
-          <w:rFonts w:hint="default"/>
-          <w:lang w:val="en-US"/>
+          <w:rFonts w:hint="eastAsia"/>
         </w:rPr>
       </w:pPr>
       <w:r>
         <w:rPr>
           <w:rFonts w:hint="eastAsia"/>
-          <w:lang w:val="en-US" w:eastAsia="zh-CN"/>
         </w:rPr>
-        <w:t>《PC服务器标准化操作指导书》总结服务器运维过程中常见问题，</w:t>
+        <w:t>《Jenkins构建Java项目（分布式）》：针对Java项目的分布式构建场景，详细说明如何配置Jenkins的Master-Slave架构，实现构建任务的负载均衡与资源隔离，提升构建效率与系统稳定性。</w:t>
+      </w:r>
+    </w:p>
+    <w:p>
+      <w:pPr>
+        <w:pStyle w:val="29"/>
+        <w:keepNext w:val="0"/>
+        <w:keepLines w:val="0"/>
+        <w:pageBreakBefore w:val="0"/>
+        <w:widowControl w:val="0"/>
+        <w:kinsoku w:val="0"/>
+        <w:wordWrap/>
+        <w:overflowPunct/>
+        <w:topLinePunct w:val="0"/>
+        <w:autoSpaceDE w:val="0"/>
+        <w:autoSpaceDN w:val="0"/>
+        <w:bidi w:val="0"/>
+        <w:adjustRightInd w:val="0"/>
+        <w:snapToGrid w:val="0"/>
+        <w:textAlignment w:val="baseline"/>
+      </w:pPr>
+      <w:r>
+        <w:rPr>
+          <w:rFonts w:hint="eastAsia"/>
+        </w:rPr>
+        <w:t>《Jenkins构建前端项目（分布式）》：围绕前端项目的构建需求，介绍在分布式环境下如何配置NodeJS环境、构建脚本编写及构建日志管理等内容，支持高效、稳定的前端构建流程。</w:t>
       </w:r>
     </w:p>
     <w:p>
@@ -3633,8 +3638,8 @@
         <w:snapToGrid w:val="0"/>
         <w:textAlignment w:val="baseline"/>
       </w:pPr>
-      <w:bookmarkStart w:id="6" w:name="heading_4"/>
-      <w:bookmarkStart w:id="7" w:name="_Toc16399"/>
+      <w:bookmarkStart w:id="6" w:name="_Toc16399"/>
+      <w:bookmarkStart w:id="7" w:name="heading_4"/>
       <w:r>
         <w:t>运维工具研发成果说明</w:t>
       </w:r>
@@ -3699,6 +3704,15 @@
         <w:t>概况</w:t>
       </w:r>
       <w:bookmarkEnd w:id="11"/>
+    </w:p>
+    <w:p>
+      <w:r>
+        <w:rPr>
+          <w:rFonts w:hint="eastAsia"/>
+          <w:lang w:val="en-US" w:eastAsia="zh-CN"/>
+        </w:rPr>
+        <w:br w:type="page"/>
+      </w:r>
     </w:p>
     <w:tbl>
       <w:tblPr>
@@ -5167,8 +5181,8 @@
         <w:snapToGrid w:val="0"/>
         <w:textAlignment w:val="baseline"/>
       </w:pPr>
-      <w:bookmarkStart w:id="14" w:name="heading_9"/>
-      <w:bookmarkStart w:id="15" w:name="_Toc12237"/>
+      <w:bookmarkStart w:id="14" w:name="_Toc12237"/>
+      <w:bookmarkStart w:id="15" w:name="heading_9"/>
       <w:r>
         <w:t>整体功能介绍</w:t>
       </w:r>
@@ -6332,7 +6346,16 @@
           <w:rFonts w:hint="default"/>
           <w:lang w:val="en-US" w:eastAsia="zh-CN"/>
         </w:rPr>
-        <w:t>物联标识系统已成功应用于国网天津电力电缆运维管理试点项目，覆盖5座110kV变电站的出线电缆及通道，累计完成1200余个电缆接头、井盖及附属设备的物联标识部署。现场运维人员通过移动端扫码，即可实时获取设备台账、历史试验报告、故障记录等全寿命信息，单次巡检平均耗时由原来的45分钟缩短至20分钟，效率提升55%以上。在2025年12月的一次电缆故障抢修中，运维人员通过扫码快速获取故障区段内所有接头的历史试验数据，精准定位疑似故障点，抢修时长由以往的平均4小时压缩至2.5小时，获得客户高度认可。目前系统已纳入天津电力数字化运维试点推广计划，2026年拟扩大至3个供电服务中心。</w:t>
+        <w:t>物联标识系统已成功应用于国网天津电力电缆运维管理试点项目，覆盖5座110kV变电站的出线电缆及通道，累计完成1200余个电缆接头、井盖及附属设备的物联标识部署。现场运维人员通过移动端扫码，即可实时获取设备台账、历史试验报告、故障记录等全寿命信息，单次巡检平均耗时由原来的45分钟缩短至20分钟，效</w:t>
+      </w:r>
+      <w:bookmarkStart w:id="35" w:name="_GoBack"/>
+      <w:bookmarkEnd w:id="35"/>
+      <w:r>
+        <w:rPr>
+          <w:rFonts w:hint="default"/>
+          <w:lang w:val="en-US" w:eastAsia="zh-CN"/>
+        </w:rPr>
+        <w:t>率提升55%以上。在2025年12月的一次电缆故障抢修中，运维人员通过扫码快速获取故障区段内所有接头的历史试验数据，精准定位疑似故障点，抢修时长由以往的平均4小时压缩至2.5小时，获得客户高度认可。目前系统已纳入天津电力数字化运维试点推广计划，2026年拟扩大至3个供电服务中心。</w:t>
       </w:r>
     </w:p>
     <w:p>
@@ -7234,8 +7257,8 @@
         <w:snapToGrid w:val="0"/>
         <w:textAlignment w:val="baseline"/>
       </w:pPr>
-      <w:bookmarkStart w:id="25" w:name="heading_15"/>
-      <w:bookmarkStart w:id="26" w:name="_Toc26621"/>
+      <w:bookmarkStart w:id="25" w:name="_Toc26621"/>
+      <w:bookmarkStart w:id="26" w:name="heading_15"/>
       <w:r>
         <w:t>整体功能介绍</w:t>
       </w:r>
@@ -7282,8 +7305,8 @@
         <w:snapToGrid w:val="0"/>
         <w:textAlignment w:val="baseline"/>
       </w:pPr>
-      <w:bookmarkStart w:id="27" w:name="heading_16"/>
-      <w:bookmarkStart w:id="28" w:name="_Toc10880"/>
+      <w:bookmarkStart w:id="27" w:name="_Toc10880"/>
+      <w:bookmarkStart w:id="28" w:name="heading_16"/>
       <w:r>
         <w:t>主要模块详情</w:t>
       </w:r>
@@ -10594,8 +10617,6 @@
         </w:rPr>
         <w:t>天津市电力公司</w:t>
       </w:r>
-      <w:bookmarkStart w:id="35" w:name="_GoBack"/>
-      <w:bookmarkEnd w:id="35"/>
       <w:r>
         <w:rPr>
           <w:rFonts w:hint="eastAsia"/>
